--- a/Notes/mynotes.docx
+++ b/Notes/mynotes.docx
@@ -17,6 +17,598 @@
           <w:bCs/>
           <w:lang w:val="en-US"/>
         </w:rPr>
+        <w:t>JAVASCRIPT</w:t>
+      </w:r>
+    </w:p>
+    <w:p>
+      <w:pPr>
+        <w:rPr>
+          <w:lang w:val="en-US"/>
+        </w:rPr>
+      </w:pPr>
+      <w:proofErr w:type="spellStart"/>
+      <w:r>
+        <w:rPr>
+          <w:lang w:val="en-US"/>
+        </w:rPr>
+        <w:t>Js</w:t>
+      </w:r>
+      <w:proofErr w:type="spellEnd"/>
+      <w:r>
+        <w:rPr>
+          <w:lang w:val="en-US"/>
+        </w:rPr>
+        <w:t xml:space="preserve"> is programming language for the web to make websites interactive and dynamic </w:t>
+      </w:r>
+    </w:p>
+    <w:p>
+      <w:pPr>
+        <w:rPr>
+          <w:lang w:val="en-US"/>
+        </w:rPr>
+      </w:pPr>
+    </w:p>
+    <w:p>
+      <w:pPr>
+        <w:rPr>
+          <w:lang w:val="en-US"/>
+        </w:rPr>
+      </w:pPr>
+      <w:r>
+        <w:rPr>
+          <w:lang w:val="en-US"/>
+        </w:rPr>
+        <w:t>In browser</w:t>
+      </w:r>
+    </w:p>
+    <w:p>
+      <w:pPr>
+        <w:rPr>
+          <w:lang w:val="en-US"/>
+        </w:rPr>
+      </w:pPr>
+      <w:r>
+        <w:rPr>
+          <w:lang w:val="en-US"/>
+        </w:rPr>
+        <w:t>&lt;script&gt;</w:t>
+      </w:r>
+    </w:p>
+    <w:p>
+      <w:pPr>
+        <w:rPr>
+          <w:lang w:val="en-US"/>
+        </w:rPr>
+      </w:pPr>
+      <w:r>
+        <w:rPr>
+          <w:lang w:val="en-US"/>
+        </w:rPr>
+        <w:tab/>
+        <w:t>Console.log (“Hello”</w:t>
+      </w:r>
+      <w:proofErr w:type="gramStart"/>
+      <w:r>
+        <w:rPr>
+          <w:lang w:val="en-US"/>
+        </w:rPr>
+        <w:t>);</w:t>
+      </w:r>
+      <w:proofErr w:type="gramEnd"/>
+    </w:p>
+    <w:p>
+      <w:pPr>
+        <w:rPr>
+          <w:lang w:val="en-US"/>
+        </w:rPr>
+      </w:pPr>
+      <w:r>
+        <w:rPr>
+          <w:lang w:val="en-US"/>
+        </w:rPr>
+        <w:t>&lt;/script&gt;</w:t>
+      </w:r>
+    </w:p>
+    <w:p>
+      <w:pPr>
+        <w:rPr>
+          <w:lang w:val="en-US"/>
+        </w:rPr>
+      </w:pPr>
+    </w:p>
+    <w:p>
+      <w:pPr>
+        <w:rPr>
+          <w:lang w:val="en-US"/>
+        </w:rPr>
+      </w:pPr>
+      <w:r>
+        <w:rPr>
+          <w:lang w:val="en-US"/>
+        </w:rPr>
+        <w:t xml:space="preserve">External </w:t>
+      </w:r>
+      <w:proofErr w:type="spellStart"/>
+      <w:r>
+        <w:rPr>
+          <w:lang w:val="en-US"/>
+        </w:rPr>
+        <w:t>js</w:t>
+      </w:r>
+      <w:proofErr w:type="spellEnd"/>
+    </w:p>
+    <w:p>
+      <w:pPr>
+        <w:rPr>
+          <w:lang w:val="en-US"/>
+        </w:rPr>
+      </w:pPr>
+      <w:r>
+        <w:rPr>
+          <w:lang w:val="en-US"/>
+        </w:rPr>
+        <w:t xml:space="preserve">&lt;script </w:t>
+      </w:r>
+      <w:proofErr w:type="spellStart"/>
+      <w:r>
+        <w:rPr>
+          <w:lang w:val="en-US"/>
+        </w:rPr>
+        <w:t>src</w:t>
+      </w:r>
+      <w:proofErr w:type="spellEnd"/>
+      <w:proofErr w:type="gramStart"/>
+      <w:r>
+        <w:rPr>
+          <w:lang w:val="en-US"/>
+        </w:rPr>
+        <w:t>=”script.js</w:t>
+      </w:r>
+      <w:proofErr w:type="gramEnd"/>
+      <w:r>
+        <w:rPr>
+          <w:lang w:val="en-US"/>
+        </w:rPr>
+        <w:t>” &gt; &lt;/script&gt;</w:t>
+      </w:r>
+    </w:p>
+    <w:p>
+      <w:pPr>
+        <w:rPr>
+          <w:lang w:val="en-US"/>
+        </w:rPr>
+      </w:pPr>
+    </w:p>
+    <w:p>
+      <w:pPr>
+        <w:rPr>
+          <w:lang w:val="en-US"/>
+        </w:rPr>
+      </w:pPr>
+      <w:r>
+        <w:rPr>
+          <w:lang w:val="en-US"/>
+        </w:rPr>
+        <w:t>Variables</w:t>
+      </w:r>
+    </w:p>
+    <w:p>
+      <w:pPr>
+        <w:rPr>
+          <w:lang w:val="en-US"/>
+        </w:rPr>
+      </w:pPr>
+      <w:r>
+        <w:rPr>
+          <w:lang w:val="en-US"/>
+        </w:rPr>
+        <w:t>var x=10; // changing values are allowed like var a=</w:t>
+      </w:r>
+      <w:proofErr w:type="gramStart"/>
+      <w:r>
+        <w:rPr>
+          <w:lang w:val="en-US"/>
+        </w:rPr>
+        <w:t>20,a</w:t>
+      </w:r>
+      <w:proofErr w:type="gramEnd"/>
+      <w:r>
+        <w:rPr>
+          <w:lang w:val="en-US"/>
+        </w:rPr>
+        <w:t>=30 both are correct</w:t>
+      </w:r>
+    </w:p>
+    <w:p>
+      <w:pPr>
+        <w:rPr>
+          <w:lang w:val="en-US"/>
+        </w:rPr>
+      </w:pPr>
+      <w:r>
+        <w:rPr>
+          <w:lang w:val="en-US"/>
+        </w:rPr>
+        <w:t xml:space="preserve">let age=20; //we can change values here also </w:t>
+      </w:r>
+    </w:p>
+    <w:p>
+      <w:pPr>
+        <w:rPr>
+          <w:lang w:val="en-US"/>
+        </w:rPr>
+      </w:pPr>
+      <w:r>
+        <w:rPr>
+          <w:lang w:val="en-US"/>
+        </w:rPr>
+        <w:t>const pi = 3.14; //here we cannot change the values</w:t>
+      </w:r>
+    </w:p>
+    <w:p>
+      <w:pPr>
+        <w:rPr>
+          <w:lang w:val="en-US"/>
+        </w:rPr>
+      </w:pPr>
+    </w:p>
+    <w:p>
+      <w:pPr>
+        <w:rPr>
+          <w:lang w:val="en-US"/>
+        </w:rPr>
+      </w:pPr>
+      <w:r>
+        <w:rPr>
+          <w:lang w:val="en-US"/>
+        </w:rPr>
+        <w:t>var is function-scoped not block-scoped</w:t>
+      </w:r>
+    </w:p>
+    <w:p>
+      <w:pPr>
+        <w:rPr>
+          <w:lang w:val="en-US"/>
+        </w:rPr>
+      </w:pPr>
+    </w:p>
+    <w:p>
+      <w:pPr>
+        <w:rPr>
+          <w:lang w:val="en-US"/>
+        </w:rPr>
+      </w:pPr>
+      <w:r>
+        <w:rPr>
+          <w:lang w:val="en-US"/>
+        </w:rPr>
+        <w:t>Hoisting</w:t>
+      </w:r>
+    </w:p>
+    <w:p>
+      <w:pPr>
+        <w:rPr>
+          <w:lang w:val="en-US"/>
+        </w:rPr>
+      </w:pPr>
+      <w:r>
+        <w:rPr>
+          <w:lang w:val="en-US"/>
+        </w:rPr>
+        <w:t>What is hoisting?</w:t>
+      </w:r>
+    </w:p>
+    <w:p>
+      <w:pPr>
+        <w:rPr>
+          <w:lang w:val="en-US"/>
+        </w:rPr>
+      </w:pPr>
+      <w:proofErr w:type="spellStart"/>
+      <w:proofErr w:type="gramStart"/>
+      <w:r>
+        <w:rPr>
+          <w:lang w:val="en-US"/>
+        </w:rPr>
+        <w:t>Js</w:t>
+      </w:r>
+      <w:proofErr w:type="spellEnd"/>
+      <w:r>
+        <w:rPr>
+          <w:lang w:val="en-US"/>
+        </w:rPr>
+        <w:t xml:space="preserve">  moves</w:t>
+      </w:r>
+      <w:proofErr w:type="gramEnd"/>
+      <w:r>
+        <w:rPr>
+          <w:lang w:val="en-US"/>
+        </w:rPr>
+        <w:t xml:space="preserve"> declaration to the top before running the code</w:t>
+      </w:r>
+    </w:p>
+    <w:p>
+      <w:pPr>
+        <w:rPr>
+          <w:lang w:val="en-US"/>
+        </w:rPr>
+      </w:pPr>
+      <w:r>
+        <w:rPr>
+          <w:lang w:val="en-US"/>
+        </w:rPr>
+        <w:t>Console.log(a)</w:t>
+      </w:r>
+    </w:p>
+    <w:p>
+      <w:pPr>
+        <w:rPr>
+          <w:lang w:val="en-US"/>
+        </w:rPr>
+      </w:pPr>
+      <w:r>
+        <w:rPr>
+          <w:lang w:val="en-US"/>
+        </w:rPr>
+        <w:t>Var a=</w:t>
+      </w:r>
+      <w:proofErr w:type="gramStart"/>
+      <w:r>
+        <w:rPr>
+          <w:lang w:val="en-US"/>
+        </w:rPr>
+        <w:t>10;</w:t>
+      </w:r>
+      <w:proofErr w:type="gramEnd"/>
+    </w:p>
+    <w:p>
+      <w:pPr>
+        <w:rPr>
+          <w:lang w:val="en-US"/>
+        </w:rPr>
+      </w:pPr>
+    </w:p>
+    <w:p>
+      <w:pPr>
+        <w:rPr>
+          <w:lang w:val="en-US"/>
+        </w:rPr>
+      </w:pPr>
+      <w:proofErr w:type="spellStart"/>
+      <w:r>
+        <w:rPr>
+          <w:lang w:val="en-US"/>
+        </w:rPr>
+        <w:t>Iternally</w:t>
+      </w:r>
+      <w:proofErr w:type="spellEnd"/>
+      <w:r>
+        <w:rPr>
+          <w:lang w:val="en-US"/>
+        </w:rPr>
+        <w:t xml:space="preserve"> it will </w:t>
+      </w:r>
+      <w:proofErr w:type="gramStart"/>
+      <w:r>
+        <w:rPr>
+          <w:lang w:val="en-US"/>
+        </w:rPr>
+        <w:t>be :</w:t>
+      </w:r>
+      <w:proofErr w:type="gramEnd"/>
+    </w:p>
+    <w:p>
+      <w:pPr>
+        <w:rPr>
+          <w:lang w:val="en-US"/>
+        </w:rPr>
+      </w:pPr>
+      <w:r>
+        <w:rPr>
+          <w:lang w:val="en-US"/>
+        </w:rPr>
+        <w:t xml:space="preserve">Var </w:t>
+      </w:r>
+      <w:proofErr w:type="gramStart"/>
+      <w:r>
+        <w:rPr>
+          <w:lang w:val="en-US"/>
+        </w:rPr>
+        <w:t>a ;</w:t>
+      </w:r>
+      <w:proofErr w:type="gramEnd"/>
+    </w:p>
+    <w:p>
+      <w:pPr>
+        <w:rPr>
+          <w:lang w:val="en-US"/>
+        </w:rPr>
+      </w:pPr>
+      <w:r>
+        <w:rPr>
+          <w:lang w:val="en-US"/>
+        </w:rPr>
+        <w:t>Console.log(a) // undefined</w:t>
+      </w:r>
+    </w:p>
+    <w:p>
+      <w:pPr>
+        <w:rPr>
+          <w:lang w:val="en-US"/>
+        </w:rPr>
+      </w:pPr>
+      <w:r>
+        <w:rPr>
+          <w:lang w:val="en-US"/>
+        </w:rPr>
+        <w:t>a=</w:t>
+      </w:r>
+      <w:proofErr w:type="gramStart"/>
+      <w:r>
+        <w:rPr>
+          <w:lang w:val="en-US"/>
+        </w:rPr>
+        <w:t>10;</w:t>
+      </w:r>
+      <w:proofErr w:type="gramEnd"/>
+    </w:p>
+    <w:p>
+      <w:pPr>
+        <w:rPr>
+          <w:lang w:val="en-US"/>
+        </w:rPr>
+      </w:pPr>
+    </w:p>
+    <w:p>
+      <w:pPr>
+        <w:rPr>
+          <w:lang w:val="en-US"/>
+        </w:rPr>
+      </w:pPr>
+      <w:proofErr w:type="gramStart"/>
+      <w:r>
+        <w:rPr>
+          <w:lang w:val="en-US"/>
+        </w:rPr>
+        <w:t>redeclaration</w:t>
+      </w:r>
+      <w:proofErr w:type="gramEnd"/>
+      <w:r>
+        <w:rPr>
+          <w:lang w:val="en-US"/>
+        </w:rPr>
+        <w:t xml:space="preserve"> is allowed </w:t>
+      </w:r>
+    </w:p>
+    <w:p>
+      <w:pPr>
+        <w:rPr>
+          <w:lang w:val="en-US"/>
+        </w:rPr>
+      </w:pPr>
+      <w:r>
+        <w:rPr>
+          <w:lang w:val="en-US"/>
+        </w:rPr>
+        <w:t>var count =</w:t>
+      </w:r>
+      <w:proofErr w:type="gramStart"/>
+      <w:r>
+        <w:rPr>
+          <w:lang w:val="en-US"/>
+        </w:rPr>
+        <w:t>1;</w:t>
+      </w:r>
+      <w:proofErr w:type="gramEnd"/>
+    </w:p>
+    <w:p>
+      <w:pPr>
+        <w:rPr>
+          <w:lang w:val="en-US"/>
+        </w:rPr>
+      </w:pPr>
+      <w:r>
+        <w:rPr>
+          <w:lang w:val="en-US"/>
+        </w:rPr>
+        <w:t>var count=</w:t>
+      </w:r>
+      <w:proofErr w:type="gramStart"/>
+      <w:r>
+        <w:rPr>
+          <w:lang w:val="en-US"/>
+        </w:rPr>
+        <w:t>2;</w:t>
+      </w:r>
+      <w:proofErr w:type="gramEnd"/>
+    </w:p>
+    <w:p>
+      <w:pPr>
+        <w:rPr>
+          <w:lang w:val="en-US"/>
+        </w:rPr>
+      </w:pPr>
+    </w:p>
+    <w:p>
+      <w:pPr>
+        <w:rPr>
+          <w:lang w:val="en-US"/>
+        </w:rPr>
+      </w:pPr>
+    </w:p>
+    <w:p>
+      <w:pPr>
+        <w:rPr>
+          <w:lang w:val="en-US"/>
+        </w:rPr>
+      </w:pPr>
+    </w:p>
+    <w:p>
+      <w:pPr>
+        <w:rPr>
+          <w:lang w:val="en-US"/>
+        </w:rPr>
+      </w:pPr>
+    </w:p>
+    <w:p>
+      <w:pPr>
+        <w:rPr>
+          <w:lang w:val="en-US"/>
+        </w:rPr>
+      </w:pPr>
+    </w:p>
+    <w:p>
+      <w:pPr>
+        <w:rPr>
+          <w:lang w:val="en-US"/>
+        </w:rPr>
+      </w:pPr>
+    </w:p>
+    <w:p>
+      <w:pPr>
+        <w:jc w:val="center"/>
+        <w:rPr>
+          <w:b/>
+          <w:bCs/>
+          <w:lang w:val="en-US"/>
+        </w:rPr>
+      </w:pPr>
+    </w:p>
+    <w:p>
+      <w:pPr>
+        <w:jc w:val="center"/>
+        <w:rPr>
+          <w:b/>
+          <w:bCs/>
+          <w:lang w:val="en-US"/>
+        </w:rPr>
+      </w:pPr>
+    </w:p>
+    <w:p>
+      <w:pPr>
+        <w:jc w:val="center"/>
+        <w:rPr>
+          <w:b/>
+          <w:bCs/>
+          <w:lang w:val="en-US"/>
+        </w:rPr>
+      </w:pPr>
+    </w:p>
+    <w:p>
+      <w:pPr>
+        <w:jc w:val="center"/>
+        <w:rPr>
+          <w:b/>
+          <w:bCs/>
+          <w:lang w:val="en-US"/>
+        </w:rPr>
+      </w:pPr>
+      <w:r>
+        <w:rPr>
+          <w:b/>
+          <w:bCs/>
+          <w:lang w:val="en-US"/>
+        </w:rPr>
         <w:t>BASIC JS NOTES FOR REACT</w:t>
       </w:r>
     </w:p>
@@ -106,7 +698,7 @@
       </w:pPr>
       <w:r>
         <w:pict w14:anchorId="54FE2D64">
-          <v:rect id="_x0000_i1583" style="width:0;height:1.5pt" o:hralign="center" o:hrstd="t" o:hr="t" fillcolor="#a0a0a0" stroked="f"/>
+          <v:rect id="_x0000_i1025" style="width:0;height:1.5pt" o:hralign="center" o:hrstd="t" o:hr="t" fillcolor="#a0a0a0" stroked="f"/>
         </w:pict>
       </w:r>
     </w:p>
@@ -160,7 +752,7 @@
       </w:pPr>
       <w:r>
         <w:pict w14:anchorId="36204233">
-          <v:rect id="_x0000_i1584" style="width:0;height:1.5pt" o:hralign="center" o:hrstd="t" o:hr="t" fillcolor="#a0a0a0" stroked="f"/>
+          <v:rect id="_x0000_i1026" style="width:0;height:1.5pt" o:hralign="center" o:hrstd="t" o:hr="t" fillcolor="#a0a0a0" stroked="f"/>
         </w:pict>
       </w:r>
     </w:p>
@@ -268,6 +860,7 @@
         <w:jc w:val="center"/>
       </w:pPr>
       <w:r>
+        <w:lastRenderedPageBreak/>
         <w:t>age → variable name</w:t>
       </w:r>
     </w:p>
@@ -289,7 +882,7 @@
       </w:pPr>
       <w:r>
         <w:pict w14:anchorId="0E987573">
-          <v:rect id="_x0000_i1585" style="width:0;height:1.5pt" o:hralign="center" o:hrstd="t" o:hr="t" fillcolor="#a0a0a0" stroked="f"/>
+          <v:rect id="_x0000_i1027" style="width:0;height:1.5pt" o:hralign="center" o:hrstd="t" o:hr="t" fillcolor="#a0a0a0" stroked="f"/>
         </w:pict>
       </w:r>
     </w:p>
@@ -450,7 +1043,7 @@
       </w:pPr>
       <w:r>
         <w:pict w14:anchorId="09DE64DE">
-          <v:rect id="_x0000_i1586" style="width:0;height:1.5pt" o:hralign="center" o:hrstd="t" o:hr="t" fillcolor="#a0a0a0" stroked="f"/>
+          <v:rect id="_x0000_i1028" style="width:0;height:1.5pt" o:hralign="center" o:hrstd="t" o:hr="t" fillcolor="#a0a0a0" stroked="f"/>
         </w:pict>
       </w:r>
     </w:p>
@@ -484,7 +1077,6 @@
         <w:jc w:val="center"/>
       </w:pPr>
       <w:r>
-        <w:lastRenderedPageBreak/>
         <w:t xml:space="preserve">Because React components </w:t>
       </w:r>
       <w:r>
@@ -567,7 +1159,7 @@
       </w:pPr>
       <w:r>
         <w:pict w14:anchorId="33D052F2">
-          <v:rect id="_x0000_i1587" style="width:0;height:1.5pt" o:hralign="center" o:hrstd="t" o:hr="t" fillcolor="#a0a0a0" stroked="f"/>
+          <v:rect id="_x0000_i1029" style="width:0;height:1.5pt" o:hralign="center" o:hrstd="t" o:hr="t" fillcolor="#a0a0a0" stroked="f"/>
         </w:pict>
       </w:r>
     </w:p>
@@ -701,7 +1293,7 @@
       </w:pPr>
       <w:r>
         <w:pict w14:anchorId="5A0ACD87">
-          <v:rect id="_x0000_i1588" style="width:0;height:1.5pt" o:hralign="center" o:hrstd="t" o:hr="t" fillcolor="#a0a0a0" stroked="f"/>
+          <v:rect id="_x0000_i1030" style="width:0;height:1.5pt" o:hralign="center" o:hrstd="t" o:hr="t" fillcolor="#a0a0a0" stroked="f"/>
         </w:pict>
       </w:r>
     </w:p>
@@ -760,6 +1352,7 @@
         <w:jc w:val="center"/>
       </w:pPr>
       <w:r>
+        <w:lastRenderedPageBreak/>
         <w:t xml:space="preserve">This will print nothing </w:t>
       </w:r>
       <w:r>
@@ -832,7 +1425,7 @@
       </w:pPr>
       <w:r>
         <w:pict w14:anchorId="6B7B960C">
-          <v:rect id="_x0000_i1589" style="width:0;height:1.5pt" o:hralign="center" o:hrstd="t" o:hr="t" fillcolor="#a0a0a0" stroked="f"/>
+          <v:rect id="_x0000_i1031" style="width:0;height:1.5pt" o:hralign="center" o:hrstd="t" o:hr="t" fillcolor="#a0a0a0" stroked="f"/>
         </w:pict>
       </w:r>
     </w:p>
@@ -981,7 +1574,7 @@
       </w:pPr>
       <w:r>
         <w:pict w14:anchorId="7F383AAC">
-          <v:rect id="_x0000_i1590" style="width:0;height:1.5pt" o:hralign="center" o:hrstd="t" o:hr="t" fillcolor="#a0a0a0" stroked="f"/>
+          <v:rect id="_x0000_i1032" style="width:0;height:1.5pt" o:hralign="center" o:hrstd="t" o:hr="t" fillcolor="#a0a0a0" stroked="f"/>
         </w:pict>
       </w:r>
     </w:p>
@@ -998,72 +1591,186 @@
           <w:b/>
           <w:bCs/>
         </w:rPr>
+        <w:t>Function with data (parameters)</w:t>
+      </w:r>
+    </w:p>
+    <w:p>
+      <w:pPr>
+        <w:jc w:val="center"/>
+      </w:pPr>
+      <w:r>
+        <w:t>function greet(name) {</w:t>
+      </w:r>
+    </w:p>
+    <w:p>
+      <w:pPr>
+        <w:jc w:val="center"/>
+      </w:pPr>
+      <w:r>
+        <w:t xml:space="preserve">  </w:t>
+      </w:r>
+      <w:proofErr w:type="gramStart"/>
+      <w:r>
+        <w:t>console.log(</w:t>
+      </w:r>
+      <w:proofErr w:type="gramEnd"/>
+      <w:r>
+        <w:t>"Hello " + name</w:t>
+      </w:r>
+      <w:proofErr w:type="gramStart"/>
+      <w:r>
+        <w:t>);</w:t>
+      </w:r>
+      <w:proofErr w:type="gramEnd"/>
+    </w:p>
+    <w:p>
+      <w:pPr>
+        <w:jc w:val="center"/>
+      </w:pPr>
+      <w:r>
+        <w:t>}</w:t>
+      </w:r>
+    </w:p>
+    <w:p>
+      <w:pPr>
+        <w:jc w:val="center"/>
+      </w:pPr>
+    </w:p>
+    <w:p>
+      <w:pPr>
+        <w:jc w:val="center"/>
+      </w:pPr>
+      <w:r>
+        <w:t>greet("Rashmi"</w:t>
+      </w:r>
+      <w:proofErr w:type="gramStart"/>
+      <w:r>
+        <w:t>);</w:t>
+      </w:r>
+      <w:proofErr w:type="gramEnd"/>
+    </w:p>
+    <w:p>
+      <w:pPr>
+        <w:jc w:val="center"/>
+      </w:pPr>
+      <w:r>
+        <w:pict w14:anchorId="2B2FE37A">
+          <v:rect id="_x0000_i1033" style="width:0;height:1.5pt" o:hralign="center" o:hrstd="t" o:hr="t" fillcolor="#a0a0a0" stroked="f"/>
+        </w:pict>
+      </w:r>
+    </w:p>
+    <w:p>
+      <w:pPr>
+        <w:jc w:val="center"/>
+        <w:rPr>
+          <w:b/>
+          <w:bCs/>
+        </w:rPr>
+      </w:pPr>
+      <w:r>
+        <w:rPr>
+          <w:b/>
+          <w:bCs/>
+        </w:rPr>
+        <w:t>Arrow Functions (MOST IMPORTANT)</w:t>
+      </w:r>
+    </w:p>
+    <w:p>
+      <w:pPr>
+        <w:jc w:val="center"/>
+      </w:pPr>
+      <w:r>
+        <w:t xml:space="preserve">React uses </w:t>
+      </w:r>
+      <w:r>
+        <w:rPr>
+          <w:b/>
+          <w:bCs/>
+        </w:rPr>
+        <w:t>arrow functions everywhere</w:t>
+      </w:r>
+      <w:r>
+        <w:t>.</w:t>
+      </w:r>
+    </w:p>
+    <w:p>
+      <w:pPr>
+        <w:jc w:val="center"/>
+      </w:pPr>
+      <w:proofErr w:type="spellStart"/>
+      <w:r>
+        <w:t>const</w:t>
+      </w:r>
+      <w:proofErr w:type="spellEnd"/>
+      <w:r>
+        <w:t xml:space="preserve"> greet = (name) =&gt; {</w:t>
+      </w:r>
+    </w:p>
+    <w:p>
+      <w:pPr>
+        <w:jc w:val="center"/>
+      </w:pPr>
+      <w:r>
+        <w:t xml:space="preserve">  </w:t>
+      </w:r>
+      <w:proofErr w:type="gramStart"/>
+      <w:r>
+        <w:t>console.log(</w:t>
+      </w:r>
+      <w:proofErr w:type="gramEnd"/>
+      <w:r>
+        <w:t>"Hello " + name</w:t>
+      </w:r>
+      <w:proofErr w:type="gramStart"/>
+      <w:r>
+        <w:t>);</w:t>
+      </w:r>
+      <w:proofErr w:type="gramEnd"/>
+    </w:p>
+    <w:p>
+      <w:pPr>
+        <w:jc w:val="center"/>
+      </w:pPr>
+      <w:proofErr w:type="gramStart"/>
+      <w:r>
+        <w:t>};</w:t>
+      </w:r>
+      <w:proofErr w:type="gramEnd"/>
+    </w:p>
+    <w:p>
+      <w:pPr>
+        <w:jc w:val="center"/>
+      </w:pPr>
+      <w:r>
+        <w:t>Short version:</w:t>
+      </w:r>
+    </w:p>
+    <w:p>
+      <w:pPr>
+        <w:jc w:val="center"/>
+      </w:pPr>
+      <w:proofErr w:type="spellStart"/>
+      <w:r>
+        <w:t>const</w:t>
+      </w:r>
+      <w:proofErr w:type="spellEnd"/>
+      <w:r>
+        <w:t xml:space="preserve"> greet = name =&gt; "Hello " + </w:t>
+      </w:r>
+      <w:proofErr w:type="gramStart"/>
+      <w:r>
+        <w:t>name;</w:t>
+      </w:r>
+      <w:proofErr w:type="gramEnd"/>
+    </w:p>
+    <w:p>
+      <w:pPr>
+        <w:jc w:val="center"/>
+      </w:pPr>
+      <w:r>
         <w:lastRenderedPageBreak/>
-        <w:t>Function with data (parameters)</w:t>
-      </w:r>
-    </w:p>
-    <w:p>
-      <w:pPr>
-        <w:jc w:val="center"/>
-      </w:pPr>
-      <w:r>
-        <w:t>function greet(name) {</w:t>
-      </w:r>
-    </w:p>
-    <w:p>
-      <w:pPr>
-        <w:jc w:val="center"/>
-      </w:pPr>
-      <w:r>
-        <w:t xml:space="preserve">  </w:t>
-      </w:r>
-      <w:proofErr w:type="gramStart"/>
-      <w:r>
-        <w:t>console.log(</w:t>
-      </w:r>
-      <w:proofErr w:type="gramEnd"/>
-      <w:r>
-        <w:t>"Hello " + name</w:t>
-      </w:r>
-      <w:proofErr w:type="gramStart"/>
-      <w:r>
-        <w:t>);</w:t>
-      </w:r>
-      <w:proofErr w:type="gramEnd"/>
-    </w:p>
-    <w:p>
-      <w:pPr>
-        <w:jc w:val="center"/>
-      </w:pPr>
-      <w:r>
-        <w:t>}</w:t>
-      </w:r>
-    </w:p>
-    <w:p>
-      <w:pPr>
-        <w:jc w:val="center"/>
-      </w:pPr>
-    </w:p>
-    <w:p>
-      <w:pPr>
-        <w:jc w:val="center"/>
-      </w:pPr>
-      <w:r>
-        <w:t>greet("Rashmi"</w:t>
-      </w:r>
-      <w:proofErr w:type="gramStart"/>
-      <w:r>
-        <w:t>);</w:t>
-      </w:r>
-      <w:proofErr w:type="gramEnd"/>
-    </w:p>
-    <w:p>
-      <w:pPr>
-        <w:jc w:val="center"/>
-      </w:pPr>
-      <w:r>
-        <w:pict w14:anchorId="2B2FE37A">
-          <v:rect id="_x0000_i1591" style="width:0;height:1.5pt" o:hralign="center" o:hrstd="t" o:hr="t" fillcolor="#a0a0a0" stroked="f"/>
+        <w:pict w14:anchorId="6736970F">
+          <v:rect id="_x0000_i1034" style="width:0;height:1.5pt" o:hralign="center" o:hrstd="t" o:hr="t" fillcolor="#a0a0a0" stroked="f"/>
         </w:pict>
       </w:r>
     </w:p>
@@ -1080,120 +1787,6 @@
           <w:b/>
           <w:bCs/>
         </w:rPr>
-        <w:t>Arrow Functions (MOST IMPORTANT)</w:t>
-      </w:r>
-    </w:p>
-    <w:p>
-      <w:pPr>
-        <w:jc w:val="center"/>
-      </w:pPr>
-      <w:r>
-        <w:t xml:space="preserve">React uses </w:t>
-      </w:r>
-      <w:r>
-        <w:rPr>
-          <w:b/>
-          <w:bCs/>
-        </w:rPr>
-        <w:t>arrow functions everywhere</w:t>
-      </w:r>
-      <w:r>
-        <w:t>.</w:t>
-      </w:r>
-    </w:p>
-    <w:p>
-      <w:pPr>
-        <w:jc w:val="center"/>
-      </w:pPr>
-      <w:proofErr w:type="spellStart"/>
-      <w:r>
-        <w:t>const</w:t>
-      </w:r>
-      <w:proofErr w:type="spellEnd"/>
-      <w:r>
-        <w:t xml:space="preserve"> greet = (name) =&gt; {</w:t>
-      </w:r>
-    </w:p>
-    <w:p>
-      <w:pPr>
-        <w:jc w:val="center"/>
-      </w:pPr>
-      <w:r>
-        <w:t xml:space="preserve">  </w:t>
-      </w:r>
-      <w:proofErr w:type="gramStart"/>
-      <w:r>
-        <w:t>console.log(</w:t>
-      </w:r>
-      <w:proofErr w:type="gramEnd"/>
-      <w:r>
-        <w:t>"Hello " + name</w:t>
-      </w:r>
-      <w:proofErr w:type="gramStart"/>
-      <w:r>
-        <w:t>);</w:t>
-      </w:r>
-      <w:proofErr w:type="gramEnd"/>
-    </w:p>
-    <w:p>
-      <w:pPr>
-        <w:jc w:val="center"/>
-      </w:pPr>
-      <w:proofErr w:type="gramStart"/>
-      <w:r>
-        <w:t>};</w:t>
-      </w:r>
-      <w:proofErr w:type="gramEnd"/>
-    </w:p>
-    <w:p>
-      <w:pPr>
-        <w:jc w:val="center"/>
-      </w:pPr>
-      <w:r>
-        <w:t>Short version:</w:t>
-      </w:r>
-    </w:p>
-    <w:p>
-      <w:pPr>
-        <w:jc w:val="center"/>
-      </w:pPr>
-      <w:proofErr w:type="spellStart"/>
-      <w:r>
-        <w:t>const</w:t>
-      </w:r>
-      <w:proofErr w:type="spellEnd"/>
-      <w:r>
-        <w:t xml:space="preserve"> greet = name =&gt; "Hello " + </w:t>
-      </w:r>
-      <w:proofErr w:type="gramStart"/>
-      <w:r>
-        <w:t>name;</w:t>
-      </w:r>
-      <w:proofErr w:type="gramEnd"/>
-    </w:p>
-    <w:p>
-      <w:pPr>
-        <w:jc w:val="center"/>
-      </w:pPr>
-      <w:r>
-        <w:pict w14:anchorId="6736970F">
-          <v:rect id="_x0000_i1592" style="width:0;height:1.5pt" o:hralign="center" o:hrstd="t" o:hr="t" fillcolor="#a0a0a0" stroked="f"/>
-        </w:pict>
-      </w:r>
-    </w:p>
-    <w:p>
-      <w:pPr>
-        <w:jc w:val="center"/>
-        <w:rPr>
-          <w:b/>
-          <w:bCs/>
-        </w:rPr>
-      </w:pPr>
-      <w:r>
-        <w:rPr>
-          <w:b/>
-          <w:bCs/>
-        </w:rPr>
         <w:t>Why arrow functions?</w:t>
       </w:r>
     </w:p>
@@ -1241,7 +1834,7 @@
       </w:pPr>
       <w:r>
         <w:pict w14:anchorId="344E0F30">
-          <v:rect id="_x0000_i1593" style="width:0;height:1.5pt" o:hralign="center" o:hrstd="t" o:hr="t" fillcolor="#a0a0a0" stroked="f"/>
+          <v:rect id="_x0000_i1035" style="width:0;height:1.5pt" o:hralign="center" o:hrstd="t" o:hr="t" fillcolor="#a0a0a0" stroked="f"/>
         </w:pict>
       </w:r>
     </w:p>
@@ -1371,7 +1964,6 @@
         <w:jc w:val="center"/>
       </w:pPr>
       <w:r>
-        <w:lastRenderedPageBreak/>
         <w:t>Access data:</w:t>
       </w:r>
     </w:p>
@@ -1412,7 +2004,7 @@
       </w:pPr>
       <w:r>
         <w:pict w14:anchorId="31A97E21">
-          <v:rect id="_x0000_i1594" style="width:0;height:1.5pt" o:hralign="center" o:hrstd="t" o:hr="t" fillcolor="#a0a0a0" stroked="f"/>
+          <v:rect id="_x0000_i1036" style="width:0;height:1.5pt" o:hralign="center" o:hrstd="t" o:hr="t" fillcolor="#a0a0a0" stroked="f"/>
         </w:pict>
       </w:r>
     </w:p>
@@ -1519,7 +2111,7 @@
       </w:pPr>
       <w:r>
         <w:pict w14:anchorId="4E587BB9">
-          <v:rect id="_x0000_i1595" style="width:0;height:1.5pt" o:hralign="center" o:hrstd="t" o:hr="t" fillcolor="#a0a0a0" stroked="f"/>
+          <v:rect id="_x0000_i1037" style="width:0;height:1.5pt" o:hralign="center" o:hrstd="t" o:hr="t" fillcolor="#a0a0a0" stroked="f"/>
         </w:pict>
       </w:r>
     </w:p>
@@ -1595,6 +2187,7 @@
       </w:pPr>
       <w:proofErr w:type="gramStart"/>
       <w:r>
+        <w:lastRenderedPageBreak/>
         <w:t>students[</w:t>
       </w:r>
       <w:proofErr w:type="gramEnd"/>
@@ -1608,7 +2201,7 @@
       </w:pPr>
       <w:r>
         <w:pict w14:anchorId="338F49D7">
-          <v:rect id="_x0000_i1596" style="width:0;height:1.5pt" o:hralign="center" o:hrstd="t" o:hr="t" fillcolor="#a0a0a0" stroked="f"/>
+          <v:rect id="_x0000_i1038" style="width:0;height:1.5pt" o:hralign="center" o:hrstd="t" o:hr="t" fillcolor="#a0a0a0" stroked="f"/>
         </w:pict>
       </w:r>
     </w:p>
@@ -1710,7 +2303,7 @@
       </w:pPr>
       <w:r>
         <w:pict w14:anchorId="1B108A95">
-          <v:rect id="_x0000_i1597" style="width:0;height:1.5pt" o:hralign="center" o:hrstd="t" o:hr="t" fillcolor="#a0a0a0" stroked="f"/>
+          <v:rect id="_x0000_i1039" style="width:0;height:1.5pt" o:hralign="center" o:hrstd="t" o:hr="t" fillcolor="#a0a0a0" stroked="f"/>
         </w:pict>
       </w:r>
     </w:p>
@@ -1813,9 +2406,8 @@
         <w:jc w:val="center"/>
       </w:pPr>
       <w:r>
-        <w:lastRenderedPageBreak/>
         <w:pict w14:anchorId="64A148EC">
-          <v:rect id="_x0000_i1598" style="width:0;height:1.5pt" o:hralign="center" o:hrstd="t" o:hr="t" fillcolor="#a0a0a0" stroked="f"/>
+          <v:rect id="_x0000_i1040" style="width:0;height:1.5pt" o:hralign="center" o:hrstd="t" o:hr="t" fillcolor="#a0a0a0" stroked="f"/>
         </w:pict>
       </w:r>
     </w:p>
@@ -2060,7 +2652,7 @@
       </w:pPr>
       <w:r>
         <w:pict w14:anchorId="1A777AED">
-          <v:rect id="_x0000_i1599" style="width:0;height:1.5pt" o:hralign="center" o:hrstd="t" o:hr="t" fillcolor="#a0a0a0" stroked="f"/>
+          <v:rect id="_x0000_i1041" style="width:0;height:1.5pt" o:hralign="center" o:hrstd="t" o:hr="t" fillcolor="#a0a0a0" stroked="f"/>
         </w:pict>
       </w:r>
     </w:p>
@@ -2086,6 +2678,7 @@
       </w:pPr>
       <w:proofErr w:type="spellStart"/>
       <w:r>
+        <w:lastRenderedPageBreak/>
         <w:t>const</w:t>
       </w:r>
       <w:proofErr w:type="spellEnd"/>
@@ -2180,7 +2773,7 @@
       </w:pPr>
       <w:r>
         <w:pict w14:anchorId="74B38CDE">
-          <v:rect id="_x0000_i1600" style="width:0;height:1.5pt" o:hralign="center" o:hrstd="t" o:hr="t" fillcolor="#a0a0a0" stroked="f"/>
+          <v:rect id="_x0000_i1042" style="width:0;height:1.5pt" o:hralign="center" o:hrstd="t" o:hr="t" fillcolor="#a0a0a0" stroked="f"/>
         </w:pict>
       </w:r>
     </w:p>
@@ -2311,216 +2904,216 @@
         <w:jc w:val="center"/>
       </w:pPr>
       <w:r>
+        <w:t>console.log(user.name</w:t>
+      </w:r>
+      <w:proofErr w:type="gramStart"/>
+      <w:r>
+        <w:t>);</w:t>
+      </w:r>
+      <w:proofErr w:type="gramEnd"/>
+    </w:p>
+    <w:p>
+      <w:pPr>
+        <w:jc w:val="center"/>
+      </w:pPr>
+      <w:r>
+        <w:t>console.log(</w:t>
+      </w:r>
+      <w:proofErr w:type="spellStart"/>
+      <w:r>
+        <w:t>user.age</w:t>
+      </w:r>
+      <w:proofErr w:type="spellEnd"/>
+      <w:proofErr w:type="gramStart"/>
+      <w:r>
+        <w:t>);</w:t>
+      </w:r>
+      <w:proofErr w:type="gramEnd"/>
+    </w:p>
+    <w:p>
+      <w:pPr>
+        <w:jc w:val="center"/>
+      </w:pPr>
+      <w:r>
+        <w:pict w14:anchorId="27301863">
+          <v:rect id="_x0000_i1043" style="width:0;height:1.5pt" o:hralign="center" o:hrstd="t" o:hr="t" fillcolor="#a0a0a0" stroked="f"/>
+        </w:pict>
+      </w:r>
+    </w:p>
+    <w:p>
+      <w:pPr>
+        <w:jc w:val="center"/>
+        <w:rPr>
+          <w:b/>
+          <w:bCs/>
+        </w:rPr>
+      </w:pPr>
+      <w:r>
+        <w:rPr>
+          <w:b/>
+          <w:bCs/>
+        </w:rPr>
+        <w:t>Solution (</w:t>
+      </w:r>
+      <w:proofErr w:type="spellStart"/>
+      <w:r>
+        <w:rPr>
+          <w:b/>
+          <w:bCs/>
+        </w:rPr>
+        <w:t>destructuring</w:t>
+      </w:r>
+      <w:proofErr w:type="spellEnd"/>
+      <w:r>
+        <w:rPr>
+          <w:b/>
+          <w:bCs/>
+        </w:rPr>
+        <w:t>)</w:t>
+      </w:r>
+    </w:p>
+    <w:p>
+      <w:pPr>
+        <w:jc w:val="center"/>
+      </w:pPr>
+      <w:proofErr w:type="spellStart"/>
+      <w:r>
+        <w:t>const</w:t>
+      </w:r>
+      <w:proofErr w:type="spellEnd"/>
+      <w:r>
+        <w:t xml:space="preserve"> </w:t>
+      </w:r>
+      <w:proofErr w:type="gramStart"/>
+      <w:r>
+        <w:t>{ name</w:t>
+      </w:r>
+      <w:proofErr w:type="gramEnd"/>
+      <w:r>
+        <w:t xml:space="preserve">, </w:t>
+      </w:r>
+      <w:proofErr w:type="gramStart"/>
+      <w:r>
+        <w:t>age }</w:t>
+      </w:r>
+      <w:proofErr w:type="gramEnd"/>
+      <w:r>
+        <w:t xml:space="preserve"> = </w:t>
+      </w:r>
+      <w:proofErr w:type="gramStart"/>
+      <w:r>
+        <w:t>user;</w:t>
+      </w:r>
+      <w:proofErr w:type="gramEnd"/>
+    </w:p>
+    <w:p>
+      <w:pPr>
+        <w:jc w:val="center"/>
+      </w:pPr>
+    </w:p>
+    <w:p>
+      <w:pPr>
+        <w:jc w:val="center"/>
+      </w:pPr>
+      <w:r>
+        <w:t>console.log(name</w:t>
+      </w:r>
+      <w:proofErr w:type="gramStart"/>
+      <w:r>
+        <w:t>);</w:t>
+      </w:r>
+      <w:proofErr w:type="gramEnd"/>
+    </w:p>
+    <w:p>
+      <w:pPr>
+        <w:jc w:val="center"/>
+      </w:pPr>
+      <w:r>
+        <w:t>console.log(age</w:t>
+      </w:r>
+      <w:proofErr w:type="gramStart"/>
+      <w:r>
+        <w:t>);</w:t>
+      </w:r>
+      <w:proofErr w:type="gramEnd"/>
+    </w:p>
+    <w:p>
+      <w:pPr>
+        <w:jc w:val="center"/>
+      </w:pPr>
+      <w:r>
+        <w:pict w14:anchorId="7B244BA1">
+          <v:rect id="_x0000_i1044" style="width:0;height:1.5pt" o:hralign="center" o:hrstd="t" o:hr="t" fillcolor="#a0a0a0" stroked="f"/>
+        </w:pict>
+      </w:r>
+    </w:p>
+    <w:p>
+      <w:pPr>
+        <w:jc w:val="center"/>
+        <w:rPr>
+          <w:b/>
+          <w:bCs/>
+        </w:rPr>
+      </w:pPr>
+      <w:r>
+        <w:rPr>
+          <w:b/>
+          <w:bCs/>
+        </w:rPr>
+        <w:t>In React props:</w:t>
+      </w:r>
+    </w:p>
+    <w:p>
+      <w:pPr>
+        <w:jc w:val="center"/>
+      </w:pPr>
+      <w:r>
+        <w:t xml:space="preserve">function </w:t>
+      </w:r>
+      <w:proofErr w:type="gramStart"/>
+      <w:r>
+        <w:t>Greeting({ name</w:t>
+      </w:r>
+      <w:proofErr w:type="gramEnd"/>
+      <w:r>
+        <w:t xml:space="preserve"> }) {</w:t>
+      </w:r>
+    </w:p>
+    <w:p>
+      <w:pPr>
+        <w:jc w:val="center"/>
+      </w:pPr>
+      <w:r>
+        <w:t xml:space="preserve">  return &lt;h1&gt;Hello {name}&lt;/h1</w:t>
+      </w:r>
+      <w:proofErr w:type="gramStart"/>
+      <w:r>
+        <w:t>&gt;;</w:t>
+      </w:r>
+      <w:proofErr w:type="gramEnd"/>
+    </w:p>
+    <w:p>
+      <w:pPr>
+        <w:jc w:val="center"/>
+      </w:pPr>
+      <w:r>
+        <w:t>}</w:t>
+      </w:r>
+    </w:p>
+    <w:p>
+      <w:pPr>
+        <w:jc w:val="center"/>
+      </w:pPr>
+      <w:r>
+        <w:t>Instead of:</w:t>
+      </w:r>
+    </w:p>
+    <w:p>
+      <w:pPr>
+        <w:jc w:val="center"/>
+      </w:pPr>
+      <w:r>
         <w:lastRenderedPageBreak/>
-        <w:t>console.log(user.name</w:t>
-      </w:r>
-      <w:proofErr w:type="gramStart"/>
-      <w:r>
-        <w:t>);</w:t>
-      </w:r>
-      <w:proofErr w:type="gramEnd"/>
-    </w:p>
-    <w:p>
-      <w:pPr>
-        <w:jc w:val="center"/>
-      </w:pPr>
-      <w:r>
-        <w:t>console.log(</w:t>
-      </w:r>
-      <w:proofErr w:type="spellStart"/>
-      <w:r>
-        <w:t>user.age</w:t>
-      </w:r>
-      <w:proofErr w:type="spellEnd"/>
-      <w:proofErr w:type="gramStart"/>
-      <w:r>
-        <w:t>);</w:t>
-      </w:r>
-      <w:proofErr w:type="gramEnd"/>
-    </w:p>
-    <w:p>
-      <w:pPr>
-        <w:jc w:val="center"/>
-      </w:pPr>
-      <w:r>
-        <w:pict w14:anchorId="27301863">
-          <v:rect id="_x0000_i1601" style="width:0;height:1.5pt" o:hralign="center" o:hrstd="t" o:hr="t" fillcolor="#a0a0a0" stroked="f"/>
-        </w:pict>
-      </w:r>
-    </w:p>
-    <w:p>
-      <w:pPr>
-        <w:jc w:val="center"/>
-        <w:rPr>
-          <w:b/>
-          <w:bCs/>
-        </w:rPr>
-      </w:pPr>
-      <w:r>
-        <w:rPr>
-          <w:b/>
-          <w:bCs/>
-        </w:rPr>
-        <w:t>Solution (</w:t>
-      </w:r>
-      <w:proofErr w:type="spellStart"/>
-      <w:r>
-        <w:rPr>
-          <w:b/>
-          <w:bCs/>
-        </w:rPr>
-        <w:t>destructuring</w:t>
-      </w:r>
-      <w:proofErr w:type="spellEnd"/>
-      <w:r>
-        <w:rPr>
-          <w:b/>
-          <w:bCs/>
-        </w:rPr>
-        <w:t>)</w:t>
-      </w:r>
-    </w:p>
-    <w:p>
-      <w:pPr>
-        <w:jc w:val="center"/>
-      </w:pPr>
-      <w:proofErr w:type="spellStart"/>
-      <w:r>
-        <w:t>const</w:t>
-      </w:r>
-      <w:proofErr w:type="spellEnd"/>
-      <w:r>
-        <w:t xml:space="preserve"> </w:t>
-      </w:r>
-      <w:proofErr w:type="gramStart"/>
-      <w:r>
-        <w:t>{ name</w:t>
-      </w:r>
-      <w:proofErr w:type="gramEnd"/>
-      <w:r>
-        <w:t xml:space="preserve">, </w:t>
-      </w:r>
-      <w:proofErr w:type="gramStart"/>
-      <w:r>
-        <w:t>age }</w:t>
-      </w:r>
-      <w:proofErr w:type="gramEnd"/>
-      <w:r>
-        <w:t xml:space="preserve"> = </w:t>
-      </w:r>
-      <w:proofErr w:type="gramStart"/>
-      <w:r>
-        <w:t>user;</w:t>
-      </w:r>
-      <w:proofErr w:type="gramEnd"/>
-    </w:p>
-    <w:p>
-      <w:pPr>
-        <w:jc w:val="center"/>
-      </w:pPr>
-    </w:p>
-    <w:p>
-      <w:pPr>
-        <w:jc w:val="center"/>
-      </w:pPr>
-      <w:r>
-        <w:t>console.log(name</w:t>
-      </w:r>
-      <w:proofErr w:type="gramStart"/>
-      <w:r>
-        <w:t>);</w:t>
-      </w:r>
-      <w:proofErr w:type="gramEnd"/>
-    </w:p>
-    <w:p>
-      <w:pPr>
-        <w:jc w:val="center"/>
-      </w:pPr>
-      <w:r>
-        <w:t>console.log(age</w:t>
-      </w:r>
-      <w:proofErr w:type="gramStart"/>
-      <w:r>
-        <w:t>);</w:t>
-      </w:r>
-      <w:proofErr w:type="gramEnd"/>
-    </w:p>
-    <w:p>
-      <w:pPr>
-        <w:jc w:val="center"/>
-      </w:pPr>
-      <w:r>
-        <w:pict w14:anchorId="7B244BA1">
-          <v:rect id="_x0000_i1602" style="width:0;height:1.5pt" o:hralign="center" o:hrstd="t" o:hr="t" fillcolor="#a0a0a0" stroked="f"/>
-        </w:pict>
-      </w:r>
-    </w:p>
-    <w:p>
-      <w:pPr>
-        <w:jc w:val="center"/>
-        <w:rPr>
-          <w:b/>
-          <w:bCs/>
-        </w:rPr>
-      </w:pPr>
-      <w:r>
-        <w:rPr>
-          <w:b/>
-          <w:bCs/>
-        </w:rPr>
-        <w:t>In React props:</w:t>
-      </w:r>
-    </w:p>
-    <w:p>
-      <w:pPr>
-        <w:jc w:val="center"/>
-      </w:pPr>
-      <w:r>
-        <w:t xml:space="preserve">function </w:t>
-      </w:r>
-      <w:proofErr w:type="gramStart"/>
-      <w:r>
-        <w:t>Greeting({ name</w:t>
-      </w:r>
-      <w:proofErr w:type="gramEnd"/>
-      <w:r>
-        <w:t xml:space="preserve"> }) {</w:t>
-      </w:r>
-    </w:p>
-    <w:p>
-      <w:pPr>
-        <w:jc w:val="center"/>
-      </w:pPr>
-      <w:r>
-        <w:t xml:space="preserve">  return &lt;h1&gt;Hello {name}&lt;/h1</w:t>
-      </w:r>
-      <w:proofErr w:type="gramStart"/>
-      <w:r>
-        <w:t>&gt;;</w:t>
-      </w:r>
-      <w:proofErr w:type="gramEnd"/>
-    </w:p>
-    <w:p>
-      <w:pPr>
-        <w:jc w:val="center"/>
-      </w:pPr>
-      <w:r>
-        <w:t>}</w:t>
-      </w:r>
-    </w:p>
-    <w:p>
-      <w:pPr>
-        <w:jc w:val="center"/>
-      </w:pPr>
-      <w:r>
-        <w:t>Instead of:</w:t>
-      </w:r>
-    </w:p>
-    <w:p>
-      <w:pPr>
-        <w:jc w:val="center"/>
-      </w:pPr>
-      <w:r>
         <w:t>props.name</w:t>
       </w:r>
     </w:p>
@@ -2530,7 +3123,7 @@
       </w:pPr>
       <w:r>
         <w:pict w14:anchorId="3A764C23">
-          <v:rect id="_x0000_i1603" style="width:0;height:1.5pt" o:hralign="center" o:hrstd="t" o:hr="t" fillcolor="#a0a0a0" stroked="f"/>
+          <v:rect id="_x0000_i1045" style="width:0;height:1.5pt" o:hralign="center" o:hrstd="t" o:hr="t" fillcolor="#a0a0a0" stroked="f"/>
         </w:pict>
       </w:r>
     </w:p>
@@ -2707,7 +3300,7 @@
       </w:pPr>
       <w:r>
         <w:pict w14:anchorId="67539CE0">
-          <v:rect id="_x0000_i1604" style="width:0;height:1.5pt" o:hralign="center" o:hrstd="t" o:hr="t" fillcolor="#a0a0a0" stroked="f"/>
+          <v:rect id="_x0000_i1046" style="width:0;height:1.5pt" o:hralign="center" o:hrstd="t" o:hr="t" fillcolor="#a0a0a0" stroked="f"/>
         </w:pict>
       </w:r>
     </w:p>
@@ -2734,7 +3327,6 @@
       <w:proofErr w:type="spellStart"/>
       <w:proofErr w:type="gramStart"/>
       <w:r>
-        <w:lastRenderedPageBreak/>
         <w:t>setUser</w:t>
       </w:r>
       <w:proofErr w:type="spellEnd"/>
@@ -2794,7 +3386,7 @@
       </w:pPr>
       <w:r>
         <w:pict w14:anchorId="0DB62621">
-          <v:rect id="_x0000_i1605" style="width:0;height:1.5pt" o:hralign="center" o:hrstd="t" o:hr="t" fillcolor="#a0a0a0" stroked="f"/>
+          <v:rect id="_x0000_i1047" style="width:0;height:1.5pt" o:hralign="center" o:hrstd="t" o:hr="t" fillcolor="#a0a0a0" stroked="f"/>
         </w:pict>
       </w:r>
     </w:p>
@@ -2902,7 +3494,7 @@
       </w:pPr>
       <w:r>
         <w:pict w14:anchorId="1FE170EB">
-          <v:rect id="_x0000_i1606" style="width:0;height:1.5pt" o:hralign="center" o:hrstd="t" o:hr="t" fillcolor="#a0a0a0" stroked="f"/>
+          <v:rect id="_x0000_i1048" style="width:0;height:1.5pt" o:hralign="center" o:hrstd="t" o:hr="t" fillcolor="#a0a0a0" stroked="f"/>
         </w:pict>
       </w:r>
     </w:p>
@@ -2966,7 +3558,7 @@
       </w:pPr>
       <w:r>
         <w:pict w14:anchorId="26B5B24D">
-          <v:rect id="_x0000_i1607" style="width:0;height:1.5pt" o:hralign="center" o:hrstd="t" o:hr="t" fillcolor="#a0a0a0" stroked="f"/>
+          <v:rect id="_x0000_i1049" style="width:0;height:1.5pt" o:hralign="center" o:hrstd="t" o:hr="t" fillcolor="#a0a0a0" stroked="f"/>
         </w:pict>
       </w:r>
     </w:p>
@@ -2984,6 +3576,7 @@
           <w:b/>
           <w:bCs/>
         </w:rPr>
+        <w:lastRenderedPageBreak/>
         <w:t>🔟</w:t>
       </w:r>
       <w:r>
@@ -3090,7 +3683,7 @@
       </w:pPr>
       <w:r>
         <w:pict w14:anchorId="23860007">
-          <v:rect id="_x0000_i1608" style="width:0;height:1.5pt" o:hralign="center" o:hrstd="t" o:hr="t" fillcolor="#a0a0a0" stroked="f"/>
+          <v:rect id="_x0000_i1050" style="width:0;height:1.5pt" o:hralign="center" o:hrstd="t" o:hr="t" fillcolor="#a0a0a0" stroked="f"/>
         </w:pict>
       </w:r>
     </w:p>
@@ -3239,7 +3832,7 @@
       </w:pPr>
       <w:r>
         <w:pict w14:anchorId="66BBCE07">
-          <v:rect id="_x0000_i1609" style="width:0;height:1.5pt" o:hralign="center" o:hrstd="t" o:hr="t" fillcolor="#a0a0a0" stroked="f"/>
+          <v:rect id="_x0000_i1051" style="width:0;height:1.5pt" o:hralign="center" o:hrstd="t" o:hr="t" fillcolor="#a0a0a0" stroked="f"/>
         </w:pict>
       </w:r>
     </w:p>
@@ -3256,7 +3849,6 @@
           <w:b/>
           <w:bCs/>
         </w:rPr>
-        <w:lastRenderedPageBreak/>
         <w:t>Passing data</w:t>
       </w:r>
     </w:p>
@@ -3303,7 +3895,7 @@
       </w:pPr>
       <w:r>
         <w:pict w14:anchorId="4DDBD94E">
-          <v:rect id="_x0000_i1610" style="width:0;height:1.5pt" o:hralign="center" o:hrstd="t" o:hr="t" fillcolor="#a0a0a0" stroked="f"/>
+          <v:rect id="_x0000_i1052" style="width:0;height:1.5pt" o:hralign="center" o:hrstd="t" o:hr="t" fillcolor="#a0a0a0" stroked="f"/>
         </w:pict>
       </w:r>
     </w:p>
@@ -3419,7 +4011,7 @@
       </w:pPr>
       <w:r>
         <w:pict w14:anchorId="062C5B5C">
-          <v:rect id="_x0000_i1611" style="width:0;height:1.5pt" o:hralign="center" o:hrstd="t" o:hr="t" fillcolor="#a0a0a0" stroked="f"/>
+          <v:rect id="_x0000_i1053" style="width:0;height:1.5pt" o:hralign="center" o:hrstd="t" o:hr="t" fillcolor="#a0a0a0" stroked="f"/>
         </w:pict>
       </w:r>
     </w:p>
@@ -3467,6 +4059,7 @@
         <w:jc w:val="center"/>
       </w:pPr>
       <w:r>
+        <w:lastRenderedPageBreak/>
         <w:t>React sees:</w:t>
       </w:r>
       <w:r>
@@ -3500,7 +4093,7 @@
       </w:pPr>
       <w:r>
         <w:pict w14:anchorId="6EB9799D">
-          <v:rect id="_x0000_i1612" style="width:0;height:1.5pt" o:hralign="center" o:hrstd="t" o:hr="t" fillcolor="#a0a0a0" stroked="f"/>
+          <v:rect id="_x0000_i1054" style="width:0;height:1.5pt" o:hralign="center" o:hrstd="t" o:hr="t" fillcolor="#a0a0a0" stroked="f"/>
         </w:pict>
       </w:r>
     </w:p>
@@ -3896,7 +4489,6 @@
               <w:jc w:val="center"/>
             </w:pPr>
             <w:r>
-              <w:lastRenderedPageBreak/>
               <w:t>Ternary</w:t>
             </w:r>
           </w:p>
@@ -4053,7 +4645,7 @@
       </w:pPr>
       <w:r>
         <w:pict w14:anchorId="3072CF75">
-          <v:rect id="_x0000_i1808" style="width:0;height:1.5pt" o:hralign="center" o:hrstd="t" o:hr="t" fillcolor="#a0a0a0" stroked="f"/>
+          <v:rect id="_x0000_i1055" style="width:0;height:1.5pt" o:hralign="center" o:hrstd="t" o:hr="t" fillcolor="#a0a0a0" stroked="f"/>
         </w:pict>
       </w:r>
     </w:p>
@@ -4145,6 +4737,7 @@
         <w:jc w:val="center"/>
       </w:pPr>
       <w:r>
+        <w:lastRenderedPageBreak/>
         <w:t xml:space="preserve">Think of props like </w:t>
       </w:r>
       <w:r>
@@ -4228,7 +4821,7 @@
       </w:pPr>
       <w:r>
         <w:pict w14:anchorId="3F8D8250">
-          <v:rect id="_x0000_i1809" style="width:0;height:1.5pt" o:hralign="center" o:hrstd="t" o:hr="t" fillcolor="#a0a0a0" stroked="f"/>
+          <v:rect id="_x0000_i1056" style="width:0;height:1.5pt" o:hralign="center" o:hrstd="t" o:hr="t" fillcolor="#a0a0a0" stroked="f"/>
         </w:pict>
       </w:r>
     </w:p>
@@ -4333,7 +4926,6 @@
         <w:rPr>
           <w:rFonts w:ascii="Segoe UI Symbol" w:hAnsi="Segoe UI Symbol" w:cs="Segoe UI Symbol"/>
         </w:rPr>
-        <w:lastRenderedPageBreak/>
         <w:t>✔</w:t>
       </w:r>
       <w:r>
@@ -4358,7 +4950,7 @@
       </w:pPr>
       <w:r>
         <w:pict w14:anchorId="32CD037E">
-          <v:rect id="_x0000_i1810" style="width:0;height:1.5pt" o:hralign="center" o:hrstd="t" o:hr="t" fillcolor="#a0a0a0" stroked="f"/>
+          <v:rect id="_x0000_i1057" style="width:0;height:1.5pt" o:hralign="center" o:hrstd="t" o:hr="t" fillcolor="#a0a0a0" stroked="f"/>
         </w:pict>
       </w:r>
     </w:p>
@@ -4575,7 +5167,7 @@
       </w:pPr>
       <w:r>
         <w:pict w14:anchorId="7E0BB6BC">
-          <v:rect id="_x0000_i1811" style="width:0;height:1.5pt" o:hralign="center" o:hrstd="t" o:hr="t" fillcolor="#a0a0a0" stroked="f"/>
+          <v:rect id="_x0000_i1058" style="width:0;height:1.5pt" o:hralign="center" o:hrstd="t" o:hr="t" fillcolor="#a0a0a0" stroked="f"/>
         </w:pict>
       </w:r>
     </w:p>
@@ -4712,7 +5304,6 @@
         <w:jc w:val="center"/>
       </w:pPr>
       <w:r>
-        <w:lastRenderedPageBreak/>
         <w:t>}</w:t>
       </w:r>
     </w:p>
@@ -4740,7 +5331,7 @@
       </w:pPr>
       <w:r>
         <w:pict w14:anchorId="226E52D2">
-          <v:rect id="_x0000_i1812" style="width:0;height:1.5pt" o:hralign="center" o:hrstd="t" o:hr="t" fillcolor="#a0a0a0" stroked="f"/>
+          <v:rect id="_x0000_i1059" style="width:0;height:1.5pt" o:hralign="center" o:hrstd="t" o:hr="t" fillcolor="#a0a0a0" stroked="f"/>
         </w:pict>
       </w:r>
     </w:p>
@@ -4881,7 +5472,7 @@
       </w:pPr>
       <w:r>
         <w:pict w14:anchorId="7D6BF3F7">
-          <v:rect id="_x0000_i1813" style="width:0;height:1.5pt" o:hralign="center" o:hrstd="t" o:hr="t" fillcolor="#a0a0a0" stroked="f"/>
+          <v:rect id="_x0000_i1060" style="width:0;height:1.5pt" o:hralign="center" o:hrstd="t" o:hr="t" fillcolor="#a0a0a0" stroked="f"/>
         </w:pict>
       </w:r>
     </w:p>
@@ -4970,6 +5561,7 @@
         <w:jc w:val="center"/>
       </w:pPr>
       <w:r>
+        <w:lastRenderedPageBreak/>
         <w:t>function User(props) {</w:t>
       </w:r>
     </w:p>
@@ -5093,7 +5685,7 @@
       </w:pPr>
       <w:r>
         <w:pict w14:anchorId="317B34FB">
-          <v:rect id="_x0000_i1814" style="width:0;height:1.5pt" o:hralign="center" o:hrstd="t" o:hr="t" fillcolor="#a0a0a0" stroked="f"/>
+          <v:rect id="_x0000_i1061" style="width:0;height:1.5pt" o:hralign="center" o:hrstd="t" o:hr="t" fillcolor="#a0a0a0" stroked="f"/>
         </w:pict>
       </w:r>
     </w:p>
@@ -5181,16 +5773,223 @@
         <w:jc w:val="center"/>
       </w:pPr>
       <w:r>
+        <w:t xml:space="preserve">      &lt;p&gt;Age: {age}&lt;/p&gt;</w:t>
+      </w:r>
+    </w:p>
+    <w:p>
+      <w:pPr>
+        <w:jc w:val="center"/>
+      </w:pPr>
+      <w:r>
+        <w:t xml:space="preserve">    &lt;/div&gt;</w:t>
+      </w:r>
+    </w:p>
+    <w:p>
+      <w:pPr>
+        <w:jc w:val="center"/>
+      </w:pPr>
+      <w:r>
+        <w:t xml:space="preserve">  </w:t>
+      </w:r>
+      <w:proofErr w:type="gramStart"/>
+      <w:r>
+        <w:t>);</w:t>
+      </w:r>
+      <w:proofErr w:type="gramEnd"/>
+    </w:p>
+    <w:p>
+      <w:pPr>
+        <w:jc w:val="center"/>
+      </w:pPr>
+      <w:r>
+        <w:t>}</w:t>
+      </w:r>
+    </w:p>
+    <w:p>
+      <w:pPr>
+        <w:jc w:val="center"/>
+      </w:pPr>
+    </w:p>
+    <w:p>
+      <w:pPr>
+        <w:jc w:val="center"/>
+      </w:pPr>
+      <w:r>
+        <w:t>&lt;Profile name="Rashmi" age</w:t>
+      </w:r>
+      <w:proofErr w:type="gramStart"/>
+      <w:r>
+        <w:t>={</w:t>
+      </w:r>
+      <w:proofErr w:type="gramEnd"/>
+      <w:r>
+        <w:t>20} /&gt;</w:t>
+      </w:r>
+    </w:p>
+    <w:p>
+      <w:pPr>
+        <w:jc w:val="center"/>
+      </w:pPr>
+      <w:r>
+        <w:rPr>
+          <w:rFonts w:ascii="Segoe UI Emoji" w:hAnsi="Segoe UI Emoji" w:cs="Segoe UI Emoji"/>
+        </w:rPr>
+        <w:t>📌</w:t>
+      </w:r>
+      <w:r>
+        <w:t xml:space="preserve"> Numbers, </w:t>
+      </w:r>
+      <w:proofErr w:type="spellStart"/>
+      <w:r>
+        <w:t>booleans</w:t>
+      </w:r>
+      <w:proofErr w:type="spellEnd"/>
+      <w:r>
+        <w:t xml:space="preserve"> → {}</w:t>
+      </w:r>
+      <w:r>
+        <w:br/>
+      </w:r>
+      <w:r>
+        <w:rPr>
+          <w:rFonts w:ascii="Segoe UI Emoji" w:hAnsi="Segoe UI Emoji" w:cs="Segoe UI Emoji"/>
+        </w:rPr>
+        <w:t>📌</w:t>
+      </w:r>
+      <w:r>
+        <w:t xml:space="preserve"> Strings → " "</w:t>
+      </w:r>
+    </w:p>
+    <w:p>
+      <w:pPr>
+        <w:jc w:val="center"/>
+      </w:pPr>
+      <w:r>
+        <w:pict w14:anchorId="5EAC4A89">
+          <v:rect id="_x0000_i1062" style="width:0;height:1.5pt" o:hralign="center" o:hrstd="t" o:hr="t" fillcolor="#a0a0a0" stroked="f"/>
+        </w:pict>
+      </w:r>
+    </w:p>
+    <w:p>
+      <w:pPr>
+        <w:jc w:val="center"/>
+        <w:rPr>
+          <w:b/>
+          <w:bCs/>
+        </w:rPr>
+      </w:pPr>
+      <w:r>
+        <w:rPr>
+          <w:b/>
+          <w:bCs/>
+        </w:rPr>
+        <w:t>8️</w:t>
+      </w:r>
+      <w:r>
+        <w:rPr>
+          <w:rFonts w:ascii="Segoe UI Symbol" w:hAnsi="Segoe UI Symbol" w:cs="Segoe UI Symbol"/>
+          <w:b/>
+          <w:bCs/>
+        </w:rPr>
+        <w:t>⃣</w:t>
+      </w:r>
+      <w:r>
+        <w:rPr>
+          <w:b/>
+          <w:bCs/>
+        </w:rPr>
+        <w:t xml:space="preserve"> Passing Arrays &amp; Objects as Props</w:t>
+      </w:r>
+    </w:p>
+    <w:p>
+      <w:pPr>
+        <w:jc w:val="center"/>
+        <w:rPr>
+          <w:b/>
+          <w:bCs/>
+        </w:rPr>
+      </w:pPr>
+      <w:r>
+        <w:rPr>
+          <w:b/>
+          <w:bCs/>
+        </w:rPr>
+        <w:t>Array</w:t>
+      </w:r>
+    </w:p>
+    <w:p>
+      <w:pPr>
+        <w:jc w:val="center"/>
+      </w:pPr>
+      <w:r>
+        <w:t xml:space="preserve">function </w:t>
+      </w:r>
+      <w:proofErr w:type="spellStart"/>
+      <w:proofErr w:type="gramStart"/>
+      <w:r>
+        <w:t>StudentList</w:t>
+      </w:r>
+      <w:proofErr w:type="spellEnd"/>
+      <w:r>
+        <w:t>({ students</w:t>
+      </w:r>
+      <w:proofErr w:type="gramEnd"/>
+      <w:r>
+        <w:t xml:space="preserve"> }) {</w:t>
+      </w:r>
+    </w:p>
+    <w:p>
+      <w:pPr>
+        <w:jc w:val="center"/>
+      </w:pPr>
+      <w:r>
+        <w:t xml:space="preserve">  return (</w:t>
+      </w:r>
+    </w:p>
+    <w:p>
+      <w:pPr>
+        <w:jc w:val="center"/>
+      </w:pPr>
+      <w:r>
+        <w:t xml:space="preserve">    &lt;&gt;</w:t>
+      </w:r>
+    </w:p>
+    <w:p>
+      <w:pPr>
+        <w:jc w:val="center"/>
+      </w:pPr>
+      <w:r>
         <w:lastRenderedPageBreak/>
-        <w:t xml:space="preserve">      &lt;p&gt;Age: {age}&lt;/p&gt;</w:t>
-      </w:r>
-    </w:p>
-    <w:p>
-      <w:pPr>
-        <w:jc w:val="center"/>
-      </w:pPr>
-      <w:r>
-        <w:t xml:space="preserve">    &lt;/div&gt;</w:t>
+        <w:t xml:space="preserve">      {</w:t>
+      </w:r>
+      <w:proofErr w:type="spellStart"/>
+      <w:proofErr w:type="gramStart"/>
+      <w:r>
+        <w:t>students.map</w:t>
+      </w:r>
+      <w:proofErr w:type="spellEnd"/>
+      <w:r>
+        <w:t>(</w:t>
+      </w:r>
+      <w:proofErr w:type="gramEnd"/>
+      <w:r>
+        <w:t>s =&gt; &lt;p&gt;{</w:t>
+      </w:r>
+      <w:proofErr w:type="gramStart"/>
+      <w:r>
+        <w:t>s}&lt;</w:t>
+      </w:r>
+      <w:proofErr w:type="gramEnd"/>
+      <w:r>
+        <w:t>/p&gt;)}</w:t>
+      </w:r>
+    </w:p>
+    <w:p>
+      <w:pPr>
+        <w:jc w:val="center"/>
+      </w:pPr>
+      <w:r>
+        <w:t xml:space="preserve">    &lt;/&gt;</w:t>
       </w:r>
     </w:p>
     <w:p>
@@ -5224,7 +6023,15 @@
         <w:jc w:val="center"/>
       </w:pPr>
       <w:r>
-        <w:t>&lt;Profile name="Rashmi" age</w:t>
+        <w:t>&lt;</w:t>
+      </w:r>
+      <w:proofErr w:type="spellStart"/>
+      <w:r>
+        <w:t>StudentList</w:t>
+      </w:r>
+      <w:proofErr w:type="spellEnd"/>
+      <w:r>
+        <w:t xml:space="preserve"> students</w:t>
       </w:r>
       <w:proofErr w:type="gramStart"/>
       <w:r>
@@ -5232,7 +6039,469 @@
       </w:r>
       <w:proofErr w:type="gramEnd"/>
       <w:r>
-        <w:t>20} /&gt;</w:t>
+        <w:t>["A", "B", "C"]} /&gt;</w:t>
+      </w:r>
+    </w:p>
+    <w:p>
+      <w:pPr>
+        <w:jc w:val="center"/>
+      </w:pPr>
+      <w:r>
+        <w:pict w14:anchorId="12B4634E">
+          <v:rect id="_x0000_i1063" style="width:0;height:1.5pt" o:hralign="center" o:hrstd="t" o:hr="t" fillcolor="#a0a0a0" stroked="f"/>
+        </w:pict>
+      </w:r>
+    </w:p>
+    <w:p>
+      <w:pPr>
+        <w:jc w:val="center"/>
+        <w:rPr>
+          <w:b/>
+          <w:bCs/>
+        </w:rPr>
+      </w:pPr>
+      <w:r>
+        <w:rPr>
+          <w:b/>
+          <w:bCs/>
+        </w:rPr>
+        <w:t>Object</w:t>
+      </w:r>
+    </w:p>
+    <w:p>
+      <w:pPr>
+        <w:jc w:val="center"/>
+      </w:pPr>
+      <w:r>
+        <w:t xml:space="preserve">function </w:t>
+      </w:r>
+      <w:proofErr w:type="gramStart"/>
+      <w:r>
+        <w:t>User({ user</w:t>
+      </w:r>
+      <w:proofErr w:type="gramEnd"/>
+      <w:r>
+        <w:t xml:space="preserve"> }) {</w:t>
+      </w:r>
+    </w:p>
+    <w:p>
+      <w:pPr>
+        <w:jc w:val="center"/>
+      </w:pPr>
+      <w:r>
+        <w:t xml:space="preserve">  return &lt;h1&gt;{</w:t>
+      </w:r>
+      <w:proofErr w:type="gramStart"/>
+      <w:r>
+        <w:t>user.name}&lt;</w:t>
+      </w:r>
+      <w:proofErr w:type="gramEnd"/>
+      <w:r>
+        <w:t>/h1</w:t>
+      </w:r>
+      <w:proofErr w:type="gramStart"/>
+      <w:r>
+        <w:t>&gt;;</w:t>
+      </w:r>
+      <w:proofErr w:type="gramEnd"/>
+    </w:p>
+    <w:p>
+      <w:pPr>
+        <w:jc w:val="center"/>
+      </w:pPr>
+      <w:r>
+        <w:t>}</w:t>
+      </w:r>
+    </w:p>
+    <w:p>
+      <w:pPr>
+        <w:jc w:val="center"/>
+      </w:pPr>
+    </w:p>
+    <w:p>
+      <w:pPr>
+        <w:jc w:val="center"/>
+      </w:pPr>
+      <w:r>
+        <w:t>&lt;User user</w:t>
+      </w:r>
+      <w:proofErr w:type="gramStart"/>
+      <w:r>
+        <w:t>={{ name</w:t>
+      </w:r>
+      <w:proofErr w:type="gramEnd"/>
+      <w:r>
+        <w:t xml:space="preserve">: "Rashmi", age: </w:t>
+      </w:r>
+      <w:proofErr w:type="gramStart"/>
+      <w:r>
+        <w:t>20 }</w:t>
+      </w:r>
+      <w:proofErr w:type="gramEnd"/>
+      <w:r>
+        <w:t>} /&gt;</w:t>
+      </w:r>
+    </w:p>
+    <w:p>
+      <w:pPr>
+        <w:jc w:val="center"/>
+      </w:pPr>
+      <w:r>
+        <w:pict w14:anchorId="2D5272A4">
+          <v:rect id="_x0000_i1064" style="width:0;height:1.5pt" o:hralign="center" o:hrstd="t" o:hr="t" fillcolor="#a0a0a0" stroked="f"/>
+        </w:pict>
+      </w:r>
+    </w:p>
+    <w:p>
+      <w:pPr>
+        <w:jc w:val="center"/>
+        <w:rPr>
+          <w:b/>
+          <w:bCs/>
+        </w:rPr>
+      </w:pPr>
+      <w:r>
+        <w:rPr>
+          <w:b/>
+          <w:bCs/>
+        </w:rPr>
+        <w:t>9️</w:t>
+      </w:r>
+      <w:r>
+        <w:rPr>
+          <w:rFonts w:ascii="Segoe UI Symbol" w:hAnsi="Segoe UI Symbol" w:cs="Segoe UI Symbol"/>
+          <w:b/>
+          <w:bCs/>
+        </w:rPr>
+        <w:t>⃣</w:t>
+      </w:r>
+      <w:r>
+        <w:rPr>
+          <w:b/>
+          <w:bCs/>
+        </w:rPr>
+        <w:t xml:space="preserve"> Default Props (when value is missing)</w:t>
+      </w:r>
+    </w:p>
+    <w:p>
+      <w:pPr>
+        <w:jc w:val="center"/>
+      </w:pPr>
+      <w:r>
+        <w:t xml:space="preserve">function </w:t>
+      </w:r>
+      <w:proofErr w:type="gramStart"/>
+      <w:r>
+        <w:t>Greeting({ name</w:t>
+      </w:r>
+      <w:proofErr w:type="gramEnd"/>
+      <w:r>
+        <w:t xml:space="preserve"> = "Guest</w:t>
+      </w:r>
+      <w:proofErr w:type="gramStart"/>
+      <w:r>
+        <w:t>" }</w:t>
+      </w:r>
+      <w:proofErr w:type="gramEnd"/>
+      <w:r>
+        <w:t>) {</w:t>
+      </w:r>
+    </w:p>
+    <w:p>
+      <w:pPr>
+        <w:jc w:val="center"/>
+      </w:pPr>
+      <w:r>
+        <w:t xml:space="preserve">  return &lt;h1&gt;Hello {name}&lt;/h1</w:t>
+      </w:r>
+      <w:proofErr w:type="gramStart"/>
+      <w:r>
+        <w:t>&gt;;</w:t>
+      </w:r>
+      <w:proofErr w:type="gramEnd"/>
+    </w:p>
+    <w:p>
+      <w:pPr>
+        <w:jc w:val="center"/>
+      </w:pPr>
+      <w:r>
+        <w:t>}</w:t>
+      </w:r>
+    </w:p>
+    <w:p>
+      <w:pPr>
+        <w:jc w:val="center"/>
+      </w:pPr>
+      <w:r>
+        <w:t>&lt;Greeting /&gt;         // Hello Guest</w:t>
+      </w:r>
+    </w:p>
+    <w:p>
+      <w:pPr>
+        <w:jc w:val="center"/>
+      </w:pPr>
+      <w:r>
+        <w:t>&lt;Greeting name="A"/&gt; // Hello A</w:t>
+      </w:r>
+    </w:p>
+    <w:p>
+      <w:pPr>
+        <w:jc w:val="center"/>
+      </w:pPr>
+      <w:r>
+        <w:pict w14:anchorId="4F04C61C">
+          <v:rect id="_x0000_i1065" style="width:0;height:1.5pt" o:hralign="center" o:hrstd="t" o:hr="t" fillcolor="#a0a0a0" stroked="f"/>
+        </w:pict>
+      </w:r>
+    </w:p>
+    <w:p>
+      <w:pPr>
+        <w:jc w:val="center"/>
+        <w:rPr>
+          <w:b/>
+          <w:bCs/>
+        </w:rPr>
+      </w:pPr>
+      <w:r>
+        <w:rPr>
+          <w:b/>
+          <w:bCs/>
+        </w:rPr>
+        <w:t>10️</w:t>
+      </w:r>
+      <w:r>
+        <w:rPr>
+          <w:rFonts w:ascii="Segoe UI Symbol" w:hAnsi="Segoe UI Symbol" w:cs="Segoe UI Symbol"/>
+          <w:b/>
+          <w:bCs/>
+        </w:rPr>
+        <w:t>⃣</w:t>
+      </w:r>
+      <w:r>
+        <w:rPr>
+          <w:b/>
+          <w:bCs/>
+        </w:rPr>
+        <w:t xml:space="preserve"> Passing FUNCTIONS as Props (VERY IMPORTANT)</w:t>
+      </w:r>
+    </w:p>
+    <w:p>
+      <w:pPr>
+        <w:jc w:val="center"/>
+      </w:pPr>
+      <w:r>
+        <w:t xml:space="preserve">This allows </w:t>
+      </w:r>
+      <w:r>
+        <w:rPr>
+          <w:b/>
+          <w:bCs/>
+        </w:rPr>
+        <w:t>child → parent communication</w:t>
+      </w:r>
+    </w:p>
+    <w:p>
+      <w:pPr>
+        <w:jc w:val="center"/>
+      </w:pPr>
+      <w:r>
+        <w:t xml:space="preserve">function </w:t>
+      </w:r>
+      <w:proofErr w:type="gramStart"/>
+      <w:r>
+        <w:t>App(</w:t>
+      </w:r>
+      <w:proofErr w:type="gramEnd"/>
+      <w:r>
+        <w:t>) {</w:t>
+      </w:r>
+    </w:p>
+    <w:p>
+      <w:pPr>
+        <w:jc w:val="center"/>
+      </w:pPr>
+      <w:r>
+        <w:t xml:space="preserve">  function </w:t>
+      </w:r>
+      <w:proofErr w:type="spellStart"/>
+      <w:r>
+        <w:t>sayHello</w:t>
+      </w:r>
+      <w:proofErr w:type="spellEnd"/>
+      <w:r>
+        <w:t>(name) {</w:t>
+      </w:r>
+    </w:p>
+    <w:p>
+      <w:pPr>
+        <w:jc w:val="center"/>
+      </w:pPr>
+      <w:r>
+        <w:t xml:space="preserve">    </w:t>
+      </w:r>
+      <w:proofErr w:type="gramStart"/>
+      <w:r>
+        <w:t>alert(</w:t>
+      </w:r>
+      <w:proofErr w:type="gramEnd"/>
+      <w:r>
+        <w:t>"Hello " + name</w:t>
+      </w:r>
+      <w:proofErr w:type="gramStart"/>
+      <w:r>
+        <w:t>);</w:t>
+      </w:r>
+      <w:proofErr w:type="gramEnd"/>
+    </w:p>
+    <w:p>
+      <w:pPr>
+        <w:jc w:val="center"/>
+      </w:pPr>
+      <w:r>
+        <w:t xml:space="preserve">  }</w:t>
+      </w:r>
+    </w:p>
+    <w:p>
+      <w:pPr>
+        <w:jc w:val="center"/>
+      </w:pPr>
+    </w:p>
+    <w:p>
+      <w:pPr>
+        <w:jc w:val="center"/>
+      </w:pPr>
+      <w:r>
+        <w:lastRenderedPageBreak/>
+        <w:t xml:space="preserve">  return &lt;Button </w:t>
+      </w:r>
+      <w:proofErr w:type="spellStart"/>
+      <w:r>
+        <w:t>onClick</w:t>
+      </w:r>
+      <w:proofErr w:type="spellEnd"/>
+      <w:r>
+        <w:t>={</w:t>
+      </w:r>
+      <w:proofErr w:type="spellStart"/>
+      <w:r>
+        <w:t>sayHello</w:t>
+      </w:r>
+      <w:proofErr w:type="spellEnd"/>
+      <w:r>
+        <w:t>} /</w:t>
+      </w:r>
+      <w:proofErr w:type="gramStart"/>
+      <w:r>
+        <w:t>&gt;;</w:t>
+      </w:r>
+      <w:proofErr w:type="gramEnd"/>
+    </w:p>
+    <w:p>
+      <w:pPr>
+        <w:jc w:val="center"/>
+      </w:pPr>
+      <w:r>
+        <w:t>}</w:t>
+      </w:r>
+    </w:p>
+    <w:p>
+      <w:pPr>
+        <w:jc w:val="center"/>
+      </w:pPr>
+    </w:p>
+    <w:p>
+      <w:pPr>
+        <w:jc w:val="center"/>
+      </w:pPr>
+      <w:r>
+        <w:t xml:space="preserve">function </w:t>
+      </w:r>
+      <w:proofErr w:type="gramStart"/>
+      <w:r>
+        <w:t xml:space="preserve">Button({ </w:t>
+      </w:r>
+      <w:proofErr w:type="spellStart"/>
+      <w:r>
+        <w:t>onClick</w:t>
+      </w:r>
+      <w:proofErr w:type="spellEnd"/>
+      <w:proofErr w:type="gramEnd"/>
+      <w:r>
+        <w:t xml:space="preserve"> }) {</w:t>
+      </w:r>
+    </w:p>
+    <w:p>
+      <w:pPr>
+        <w:jc w:val="center"/>
+      </w:pPr>
+      <w:r>
+        <w:t xml:space="preserve">  return (</w:t>
+      </w:r>
+    </w:p>
+    <w:p>
+      <w:pPr>
+        <w:jc w:val="center"/>
+      </w:pPr>
+      <w:r>
+        <w:t xml:space="preserve">    &lt;button </w:t>
+      </w:r>
+      <w:proofErr w:type="spellStart"/>
+      <w:r>
+        <w:t>onClick</w:t>
+      </w:r>
+      <w:proofErr w:type="spellEnd"/>
+      <w:proofErr w:type="gramStart"/>
+      <w:r>
+        <w:t>={</w:t>
+      </w:r>
+      <w:proofErr w:type="gramEnd"/>
+      <w:r>
+        <w:t xml:space="preserve">() =&gt; </w:t>
+      </w:r>
+      <w:proofErr w:type="spellStart"/>
+      <w:r>
+        <w:t>onClick</w:t>
+      </w:r>
+      <w:proofErr w:type="spellEnd"/>
+      <w:r>
+        <w:t>("Rashmi")}&gt;</w:t>
+      </w:r>
+    </w:p>
+    <w:p>
+      <w:pPr>
+        <w:jc w:val="center"/>
+      </w:pPr>
+      <w:r>
+        <w:t xml:space="preserve">      Click</w:t>
+      </w:r>
+    </w:p>
+    <w:p>
+      <w:pPr>
+        <w:jc w:val="center"/>
+      </w:pPr>
+      <w:r>
+        <w:t xml:space="preserve">    &lt;/button&gt;</w:t>
+      </w:r>
+    </w:p>
+    <w:p>
+      <w:pPr>
+        <w:jc w:val="center"/>
+      </w:pPr>
+      <w:r>
+        <w:t xml:space="preserve">  </w:t>
+      </w:r>
+      <w:proofErr w:type="gramStart"/>
+      <w:r>
+        <w:t>);</w:t>
+      </w:r>
+      <w:proofErr w:type="gramEnd"/>
+    </w:p>
+    <w:p>
+      <w:pPr>
+        <w:jc w:val="center"/>
+      </w:pPr>
+      <w:r>
+        <w:t>}</w:t>
       </w:r>
     </w:p>
     <w:p>
@@ -5243,39 +6512,77 @@
         <w:rPr>
           <w:rFonts w:ascii="Segoe UI Emoji" w:hAnsi="Segoe UI Emoji" w:cs="Segoe UI Emoji"/>
         </w:rPr>
-        <w:t>📌</w:t>
-      </w:r>
-      <w:r>
-        <w:t xml:space="preserve"> Numbers, </w:t>
-      </w:r>
-      <w:proofErr w:type="spellStart"/>
-      <w:r>
-        <w:t>booleans</w:t>
-      </w:r>
-      <w:proofErr w:type="spellEnd"/>
-      <w:r>
-        <w:t xml:space="preserve"> → {}</w:t>
-      </w:r>
-      <w:r>
-        <w:br/>
-      </w:r>
+        <w:t>🧠</w:t>
+      </w:r>
+      <w:r>
+        <w:t xml:space="preserve"> This is how </w:t>
+      </w:r>
+      <w:proofErr w:type="gramStart"/>
+      <w:r>
+        <w:t>React</w:t>
+      </w:r>
+      <w:proofErr w:type="gramEnd"/>
+      <w:r>
+        <w:t xml:space="preserve"> apps </w:t>
+      </w:r>
+      <w:proofErr w:type="gramStart"/>
+      <w:r>
+        <w:t>actually work</w:t>
+      </w:r>
+      <w:proofErr w:type="gramEnd"/>
+      <w:r>
+        <w:t>.</w:t>
+      </w:r>
+    </w:p>
+    <w:p>
+      <w:pPr>
+        <w:jc w:val="center"/>
+      </w:pPr>
+      <w:r>
+        <w:pict w14:anchorId="0530F36C">
+          <v:rect id="_x0000_i1066" style="width:0;height:1.5pt" o:hralign="center" o:hrstd="t" o:hr="t" fillcolor="#a0a0a0" stroked="f"/>
+        </w:pict>
+      </w:r>
+    </w:p>
+    <w:p>
+      <w:pPr>
+        <w:jc w:val="center"/>
+        <w:rPr>
+          <w:b/>
+          <w:bCs/>
+        </w:rPr>
+      </w:pPr>
       <w:r>
         <w:rPr>
           <w:rFonts w:ascii="Segoe UI Emoji" w:hAnsi="Segoe UI Emoji" w:cs="Segoe UI Emoji"/>
-        </w:rPr>
-        <w:t>📌</w:t>
-      </w:r>
-      <w:r>
-        <w:t xml:space="preserve"> Strings → " "</w:t>
-      </w:r>
-    </w:p>
-    <w:p>
-      <w:pPr>
-        <w:jc w:val="center"/>
-      </w:pPr>
-      <w:r>
-        <w:pict w14:anchorId="5EAC4A89">
-          <v:rect id="_x0000_i1815" style="width:0;height:1.5pt" o:hralign="center" o:hrstd="t" o:hr="t" fillcolor="#a0a0a0" stroked="f"/>
+          <w:b/>
+          <w:bCs/>
+        </w:rPr>
+        <w:t>🔹</w:t>
+      </w:r>
+      <w:r>
+        <w:rPr>
+          <w:b/>
+          <w:bCs/>
+        </w:rPr>
+        <w:t xml:space="preserve"> PART 2: IMMUTABILITY (WHY React behaves weird sometimes)</w:t>
+      </w:r>
+    </w:p>
+    <w:p>
+      <w:pPr>
+        <w:jc w:val="center"/>
+      </w:pPr>
+      <w:r>
+        <w:t>This is where beginners struggle the most — so read slowly.</w:t>
+      </w:r>
+    </w:p>
+    <w:p>
+      <w:pPr>
+        <w:jc w:val="center"/>
+      </w:pPr>
+      <w:r>
+        <w:pict w14:anchorId="41F72224">
+          <v:rect id="_x0000_i1067" style="width:0;height:1.5pt" o:hralign="center" o:hrstd="t" o:hr="t" fillcolor="#a0a0a0" stroked="f"/>
         </w:pict>
       </w:r>
     </w:p>
@@ -5292,7 +6599,7 @@
           <w:b/>
           <w:bCs/>
         </w:rPr>
-        <w:t>8️</w:t>
+        <w:t>11️</w:t>
       </w:r>
       <w:r>
         <w:rPr>
@@ -5307,156 +6614,54 @@
           <w:b/>
           <w:bCs/>
         </w:rPr>
-        <w:t xml:space="preserve"> Passing Arrays &amp; Objects as Props</w:t>
-      </w:r>
-    </w:p>
-    <w:p>
-      <w:pPr>
-        <w:jc w:val="center"/>
-        <w:rPr>
-          <w:b/>
-          <w:bCs/>
-        </w:rPr>
-      </w:pPr>
-      <w:r>
-        <w:rPr>
-          <w:b/>
-          <w:bCs/>
-        </w:rPr>
-        <w:t>Array</w:t>
-      </w:r>
-    </w:p>
-    <w:p>
-      <w:pPr>
-        <w:jc w:val="center"/>
-      </w:pPr>
-      <w:r>
-        <w:t xml:space="preserve">function </w:t>
-      </w:r>
-      <w:proofErr w:type="spellStart"/>
-      <w:proofErr w:type="gramStart"/>
-      <w:r>
-        <w:t>StudentList</w:t>
-      </w:r>
-      <w:proofErr w:type="spellEnd"/>
-      <w:r>
-        <w:t>({ students</w:t>
-      </w:r>
-      <w:proofErr w:type="gramEnd"/>
-      <w:r>
-        <w:t xml:space="preserve"> }) {</w:t>
-      </w:r>
-    </w:p>
-    <w:p>
-      <w:pPr>
-        <w:jc w:val="center"/>
-      </w:pPr>
-      <w:r>
-        <w:t xml:space="preserve">  return (</w:t>
-      </w:r>
-    </w:p>
-    <w:p>
-      <w:pPr>
-        <w:jc w:val="center"/>
-      </w:pPr>
-      <w:r>
-        <w:t xml:space="preserve">    &lt;&gt;</w:t>
-      </w:r>
-    </w:p>
-    <w:p>
-      <w:pPr>
-        <w:jc w:val="center"/>
-      </w:pPr>
-      <w:r>
-        <w:t xml:space="preserve">      {</w:t>
-      </w:r>
-      <w:proofErr w:type="spellStart"/>
-      <w:proofErr w:type="gramStart"/>
-      <w:r>
-        <w:t>students.map</w:t>
-      </w:r>
-      <w:proofErr w:type="spellEnd"/>
-      <w:r>
-        <w:t>(</w:t>
-      </w:r>
-      <w:proofErr w:type="gramEnd"/>
-      <w:r>
-        <w:t>s =&gt; &lt;p&gt;{</w:t>
-      </w:r>
-      <w:proofErr w:type="gramStart"/>
-      <w:r>
-        <w:t>s}&lt;</w:t>
-      </w:r>
-      <w:proofErr w:type="gramEnd"/>
-      <w:r>
-        <w:t>/p&gt;)}</w:t>
-      </w:r>
-    </w:p>
-    <w:p>
-      <w:pPr>
-        <w:jc w:val="center"/>
-      </w:pPr>
-      <w:r>
-        <w:t xml:space="preserve">    &lt;/&gt;</w:t>
-      </w:r>
-    </w:p>
-    <w:p>
-      <w:pPr>
-        <w:jc w:val="center"/>
-      </w:pPr>
-      <w:r>
-        <w:t xml:space="preserve">  </w:t>
-      </w:r>
-      <w:proofErr w:type="gramStart"/>
-      <w:r>
-        <w:t>);</w:t>
-      </w:r>
-      <w:proofErr w:type="gramEnd"/>
-    </w:p>
-    <w:p>
-      <w:pPr>
-        <w:jc w:val="center"/>
-      </w:pPr>
-      <w:r>
-        <w:t>}</w:t>
-      </w:r>
-    </w:p>
-    <w:p>
-      <w:pPr>
-        <w:jc w:val="center"/>
-      </w:pPr>
-    </w:p>
-    <w:p>
-      <w:pPr>
-        <w:jc w:val="center"/>
-      </w:pPr>
-      <w:r>
-        <w:t>&lt;</w:t>
-      </w:r>
-      <w:proofErr w:type="spellStart"/>
-      <w:r>
-        <w:t>StudentList</w:t>
-      </w:r>
-      <w:proofErr w:type="spellEnd"/>
-      <w:r>
-        <w:t xml:space="preserve"> students</w:t>
-      </w:r>
-      <w:proofErr w:type="gramStart"/>
-      <w:r>
-        <w:t>={</w:t>
-      </w:r>
-      <w:proofErr w:type="gramEnd"/>
-      <w:r>
-        <w:t>["A", "B", "C"]} /&gt;</w:t>
-      </w:r>
-    </w:p>
-    <w:p>
-      <w:pPr>
-        <w:jc w:val="center"/>
-      </w:pPr>
-      <w:r>
-        <w:pict w14:anchorId="12B4634E">
-          <v:rect id="_x0000_i1816" style="width:0;height:1.5pt" o:hralign="center" o:hrstd="t" o:hr="t" fillcolor="#a0a0a0" stroked="f"/>
+        <w:t xml:space="preserve"> What is Immutability (in SIMPLE words)</w:t>
+      </w:r>
+    </w:p>
+    <w:p>
+      <w:pPr>
+        <w:jc w:val="center"/>
+      </w:pPr>
+      <w:r>
+        <w:rPr>
+          <w:b/>
+          <w:bCs/>
+        </w:rPr>
+        <w:t>Immutability = Do NOT change original data directly</w:t>
+      </w:r>
+    </w:p>
+    <w:p>
+      <w:pPr>
+        <w:jc w:val="center"/>
+      </w:pPr>
+      <w:r>
+        <w:t>Instead:</w:t>
+      </w:r>
+    </w:p>
+    <w:p>
+      <w:pPr>
+        <w:jc w:val="center"/>
+      </w:pPr>
+      <w:r>
+        <w:t xml:space="preserve">Create a </w:t>
+      </w:r>
+      <w:r>
+        <w:rPr>
+          <w:b/>
+          <w:bCs/>
+        </w:rPr>
+        <w:t>new copy</w:t>
+      </w:r>
+      <w:r>
+        <w:t xml:space="preserve"> with changes</w:t>
+      </w:r>
+    </w:p>
+    <w:p>
+      <w:pPr>
+        <w:jc w:val="center"/>
+      </w:pPr>
+      <w:r>
+        <w:pict w14:anchorId="40E5A9DA">
+          <v:rect id="_x0000_i1068" style="width:0;height:1.5pt" o:hralign="center" o:hrstd="t" o:hr="t" fillcolor="#a0a0a0" stroked="f"/>
         </w:pict>
       </w:r>
     </w:p>
@@ -5473,90 +6678,97 @@
           <w:b/>
           <w:bCs/>
         </w:rPr>
-        <w:t>Object</w:t>
-      </w:r>
-    </w:p>
-    <w:p>
-      <w:pPr>
-        <w:jc w:val="center"/>
-      </w:pPr>
-      <w:r>
-        <w:t xml:space="preserve">function </w:t>
-      </w:r>
-      <w:proofErr w:type="gramStart"/>
-      <w:r>
-        <w:t>User({ user</w:t>
-      </w:r>
-      <w:proofErr w:type="gramEnd"/>
-      <w:r>
-        <w:t xml:space="preserve"> }) {</w:t>
-      </w:r>
-    </w:p>
-    <w:p>
-      <w:pPr>
-        <w:jc w:val="center"/>
-      </w:pPr>
-      <w:r>
-        <w:t xml:space="preserve">  return &lt;h1&gt;{</w:t>
-      </w:r>
-      <w:proofErr w:type="gramStart"/>
-      <w:r>
-        <w:t>user.name}&lt;</w:t>
-      </w:r>
-      <w:proofErr w:type="gramEnd"/>
-      <w:r>
-        <w:t>/h1</w:t>
-      </w:r>
-      <w:proofErr w:type="gramStart"/>
-      <w:r>
-        <w:t>&gt;;</w:t>
-      </w:r>
-      <w:proofErr w:type="gramEnd"/>
-    </w:p>
-    <w:p>
-      <w:pPr>
-        <w:jc w:val="center"/>
-      </w:pPr>
-      <w:r>
-        <w:t>}</w:t>
-      </w:r>
-    </w:p>
-    <w:p>
-      <w:pPr>
-        <w:jc w:val="center"/>
-      </w:pPr>
-    </w:p>
-    <w:p>
-      <w:pPr>
-        <w:jc w:val="center"/>
-      </w:pPr>
-      <w:r>
-        <w:t>&lt;User user</w:t>
-      </w:r>
-      <w:proofErr w:type="gramStart"/>
-      <w:r>
-        <w:t>={{ name</w:t>
-      </w:r>
-      <w:proofErr w:type="gramEnd"/>
-      <w:r>
-        <w:t xml:space="preserve">: "Rashmi", age: </w:t>
-      </w:r>
-      <w:proofErr w:type="gramStart"/>
-      <w:r>
-        <w:t>20 }</w:t>
-      </w:r>
-      <w:proofErr w:type="gramEnd"/>
-      <w:r>
-        <w:t>} /&gt;</w:t>
-      </w:r>
-    </w:p>
-    <w:p>
-      <w:pPr>
-        <w:jc w:val="center"/>
-      </w:pPr>
-      <w:r>
-        <w:pict w14:anchorId="2D5272A4">
-          <v:rect id="_x0000_i1817" style="width:0;height:1.5pt" o:hralign="center" o:hrstd="t" o:hr="t" fillcolor="#a0a0a0" stroked="f"/>
+        <w:t>12️</w:t>
+      </w:r>
+      <w:r>
+        <w:rPr>
+          <w:rFonts w:ascii="Segoe UI Symbol" w:hAnsi="Segoe UI Symbol" w:cs="Segoe UI Symbol"/>
+          <w:b/>
+          <w:bCs/>
+        </w:rPr>
+        <w:t>⃣</w:t>
+      </w:r>
+      <w:r>
+        <w:rPr>
+          <w:b/>
+          <w:bCs/>
+        </w:rPr>
+        <w:t xml:space="preserve"> Why React ENFORCES Immutability</w:t>
+      </w:r>
+    </w:p>
+    <w:p>
+      <w:pPr>
+        <w:jc w:val="center"/>
+      </w:pPr>
+      <w:r>
+        <w:t xml:space="preserve">React detects UI changes by </w:t>
+      </w:r>
+      <w:r>
+        <w:rPr>
+          <w:b/>
+          <w:bCs/>
+        </w:rPr>
+        <w:t>comparing old data vs new data</w:t>
+      </w:r>
+      <w:r>
+        <w:t>.</w:t>
+      </w:r>
+    </w:p>
+    <w:p>
+      <w:pPr>
+        <w:jc w:val="center"/>
+      </w:pPr>
+      <w:r>
+        <w:t xml:space="preserve">If you </w:t>
+      </w:r>
+      <w:r>
+        <w:rPr>
+          <w:b/>
+          <w:bCs/>
+        </w:rPr>
+        <w:t>modify the same object</w:t>
+      </w:r>
+      <w:r>
+        <w:t>, React thinks:</w:t>
+      </w:r>
+    </w:p>
+    <w:p>
+      <w:pPr>
+        <w:jc w:val="center"/>
+      </w:pPr>
+      <w:r>
+        <w:t xml:space="preserve">“Nothing changed </w:t>
+      </w:r>
+      <w:r>
+        <w:rPr>
+          <w:rFonts w:ascii="Segoe UI Emoji" w:hAnsi="Segoe UI Emoji" w:cs="Segoe UI Emoji"/>
+        </w:rPr>
+        <w:t>😐</w:t>
+      </w:r>
+      <w:r>
+        <w:t>”</w:t>
+      </w:r>
+    </w:p>
+    <w:p>
+      <w:pPr>
+        <w:jc w:val="center"/>
+      </w:pPr>
+      <w:proofErr w:type="gramStart"/>
+      <w:r>
+        <w:t>So</w:t>
+      </w:r>
+      <w:proofErr w:type="gramEnd"/>
+      <w:r>
+        <w:t xml:space="preserve"> UI won’t update.</w:t>
+      </w:r>
+    </w:p>
+    <w:p>
+      <w:pPr>
+        <w:jc w:val="center"/>
+      </w:pPr>
+      <w:r>
+        <w:pict w14:anchorId="45B1E3D1">
+          <v:rect id="_x0000_i1069" style="width:0;height:1.5pt" o:hralign="center" o:hrstd="t" o:hr="t" fillcolor="#a0a0a0" stroked="f"/>
         </w:pict>
       </w:r>
     </w:p>
@@ -5573,650 +6785,30 @@
           <w:b/>
           <w:bCs/>
         </w:rPr>
+        <w:t>13️</w:t>
+      </w:r>
+      <w:r>
+        <w:rPr>
+          <w:rFonts w:ascii="Segoe UI Symbol" w:hAnsi="Segoe UI Symbol" w:cs="Segoe UI Symbol"/>
+          <w:b/>
+          <w:bCs/>
+        </w:rPr>
+        <w:t>⃣</w:t>
+      </w:r>
+      <w:r>
+        <w:rPr>
+          <w:b/>
+          <w:bCs/>
+        </w:rPr>
+        <w:t xml:space="preserve"> Why Normal JS Variables FAIL in React</w:t>
+      </w:r>
+    </w:p>
+    <w:p>
+      <w:pPr>
+        <w:jc w:val="center"/>
+      </w:pPr>
+      <w:r>
         <w:lastRenderedPageBreak/>
-        <w:t>9️</w:t>
-      </w:r>
-      <w:r>
-        <w:rPr>
-          <w:rFonts w:ascii="Segoe UI Symbol" w:hAnsi="Segoe UI Symbol" w:cs="Segoe UI Symbol"/>
-          <w:b/>
-          <w:bCs/>
-        </w:rPr>
-        <w:t>⃣</w:t>
-      </w:r>
-      <w:r>
-        <w:rPr>
-          <w:b/>
-          <w:bCs/>
-        </w:rPr>
-        <w:t xml:space="preserve"> Default Props (when value is missing)</w:t>
-      </w:r>
-    </w:p>
-    <w:p>
-      <w:pPr>
-        <w:jc w:val="center"/>
-      </w:pPr>
-      <w:r>
-        <w:t xml:space="preserve">function </w:t>
-      </w:r>
-      <w:proofErr w:type="gramStart"/>
-      <w:r>
-        <w:t>Greeting({ name</w:t>
-      </w:r>
-      <w:proofErr w:type="gramEnd"/>
-      <w:r>
-        <w:t xml:space="preserve"> = "Guest</w:t>
-      </w:r>
-      <w:proofErr w:type="gramStart"/>
-      <w:r>
-        <w:t>" }</w:t>
-      </w:r>
-      <w:proofErr w:type="gramEnd"/>
-      <w:r>
-        <w:t>) {</w:t>
-      </w:r>
-    </w:p>
-    <w:p>
-      <w:pPr>
-        <w:jc w:val="center"/>
-      </w:pPr>
-      <w:r>
-        <w:t xml:space="preserve">  return &lt;h1&gt;Hello {name}&lt;/h1</w:t>
-      </w:r>
-      <w:proofErr w:type="gramStart"/>
-      <w:r>
-        <w:t>&gt;;</w:t>
-      </w:r>
-      <w:proofErr w:type="gramEnd"/>
-    </w:p>
-    <w:p>
-      <w:pPr>
-        <w:jc w:val="center"/>
-      </w:pPr>
-      <w:r>
-        <w:t>}</w:t>
-      </w:r>
-    </w:p>
-    <w:p>
-      <w:pPr>
-        <w:jc w:val="center"/>
-      </w:pPr>
-      <w:r>
-        <w:t>&lt;Greeting /&gt;         // Hello Guest</w:t>
-      </w:r>
-    </w:p>
-    <w:p>
-      <w:pPr>
-        <w:jc w:val="center"/>
-      </w:pPr>
-      <w:r>
-        <w:t>&lt;Greeting name="A"/&gt; // Hello A</w:t>
-      </w:r>
-    </w:p>
-    <w:p>
-      <w:pPr>
-        <w:jc w:val="center"/>
-      </w:pPr>
-      <w:r>
-        <w:pict w14:anchorId="4F04C61C">
-          <v:rect id="_x0000_i1818" style="width:0;height:1.5pt" o:hralign="center" o:hrstd="t" o:hr="t" fillcolor="#a0a0a0" stroked="f"/>
-        </w:pict>
-      </w:r>
-    </w:p>
-    <w:p>
-      <w:pPr>
-        <w:jc w:val="center"/>
-        <w:rPr>
-          <w:b/>
-          <w:bCs/>
-        </w:rPr>
-      </w:pPr>
-      <w:r>
-        <w:rPr>
-          <w:b/>
-          <w:bCs/>
-        </w:rPr>
-        <w:t>10️</w:t>
-      </w:r>
-      <w:r>
-        <w:rPr>
-          <w:rFonts w:ascii="Segoe UI Symbol" w:hAnsi="Segoe UI Symbol" w:cs="Segoe UI Symbol"/>
-          <w:b/>
-          <w:bCs/>
-        </w:rPr>
-        <w:t>⃣</w:t>
-      </w:r>
-      <w:r>
-        <w:rPr>
-          <w:b/>
-          <w:bCs/>
-        </w:rPr>
-        <w:t xml:space="preserve"> Passing FUNCTIONS as Props (VERY IMPORTANT)</w:t>
-      </w:r>
-    </w:p>
-    <w:p>
-      <w:pPr>
-        <w:jc w:val="center"/>
-      </w:pPr>
-      <w:r>
-        <w:t xml:space="preserve">This allows </w:t>
-      </w:r>
-      <w:r>
-        <w:rPr>
-          <w:b/>
-          <w:bCs/>
-        </w:rPr>
-        <w:t>child → parent communication</w:t>
-      </w:r>
-    </w:p>
-    <w:p>
-      <w:pPr>
-        <w:jc w:val="center"/>
-      </w:pPr>
-      <w:r>
-        <w:t xml:space="preserve">function </w:t>
-      </w:r>
-      <w:proofErr w:type="gramStart"/>
-      <w:r>
-        <w:t>App(</w:t>
-      </w:r>
-      <w:proofErr w:type="gramEnd"/>
-      <w:r>
-        <w:t>) {</w:t>
-      </w:r>
-    </w:p>
-    <w:p>
-      <w:pPr>
-        <w:jc w:val="center"/>
-      </w:pPr>
-      <w:r>
-        <w:t xml:space="preserve">  function </w:t>
-      </w:r>
-      <w:proofErr w:type="spellStart"/>
-      <w:r>
-        <w:t>sayHello</w:t>
-      </w:r>
-      <w:proofErr w:type="spellEnd"/>
-      <w:r>
-        <w:t>(name) {</w:t>
-      </w:r>
-    </w:p>
-    <w:p>
-      <w:pPr>
-        <w:jc w:val="center"/>
-      </w:pPr>
-      <w:r>
-        <w:t xml:space="preserve">    </w:t>
-      </w:r>
-      <w:proofErr w:type="gramStart"/>
-      <w:r>
-        <w:t>alert(</w:t>
-      </w:r>
-      <w:proofErr w:type="gramEnd"/>
-      <w:r>
-        <w:t>"Hello " + name</w:t>
-      </w:r>
-      <w:proofErr w:type="gramStart"/>
-      <w:r>
-        <w:t>);</w:t>
-      </w:r>
-      <w:proofErr w:type="gramEnd"/>
-    </w:p>
-    <w:p>
-      <w:pPr>
-        <w:jc w:val="center"/>
-      </w:pPr>
-      <w:r>
-        <w:t xml:space="preserve">  }</w:t>
-      </w:r>
-    </w:p>
-    <w:p>
-      <w:pPr>
-        <w:jc w:val="center"/>
-      </w:pPr>
-    </w:p>
-    <w:p>
-      <w:pPr>
-        <w:jc w:val="center"/>
-      </w:pPr>
-      <w:r>
-        <w:t xml:space="preserve">  return &lt;Button </w:t>
-      </w:r>
-      <w:proofErr w:type="spellStart"/>
-      <w:r>
-        <w:t>onClick</w:t>
-      </w:r>
-      <w:proofErr w:type="spellEnd"/>
-      <w:r>
-        <w:t>={</w:t>
-      </w:r>
-      <w:proofErr w:type="spellStart"/>
-      <w:r>
-        <w:t>sayHello</w:t>
-      </w:r>
-      <w:proofErr w:type="spellEnd"/>
-      <w:r>
-        <w:t>} /</w:t>
-      </w:r>
-      <w:proofErr w:type="gramStart"/>
-      <w:r>
-        <w:t>&gt;;</w:t>
-      </w:r>
-      <w:proofErr w:type="gramEnd"/>
-    </w:p>
-    <w:p>
-      <w:pPr>
-        <w:jc w:val="center"/>
-      </w:pPr>
-      <w:r>
-        <w:t>}</w:t>
-      </w:r>
-    </w:p>
-    <w:p>
-      <w:pPr>
-        <w:jc w:val="center"/>
-      </w:pPr>
-    </w:p>
-    <w:p>
-      <w:pPr>
-        <w:jc w:val="center"/>
-      </w:pPr>
-      <w:r>
-        <w:t xml:space="preserve">function </w:t>
-      </w:r>
-      <w:proofErr w:type="gramStart"/>
-      <w:r>
-        <w:t xml:space="preserve">Button({ </w:t>
-      </w:r>
-      <w:proofErr w:type="spellStart"/>
-      <w:r>
-        <w:t>onClick</w:t>
-      </w:r>
-      <w:proofErr w:type="spellEnd"/>
-      <w:proofErr w:type="gramEnd"/>
-      <w:r>
-        <w:t xml:space="preserve"> }) {</w:t>
-      </w:r>
-    </w:p>
-    <w:p>
-      <w:pPr>
-        <w:jc w:val="center"/>
-      </w:pPr>
-      <w:r>
-        <w:t xml:space="preserve">  return (</w:t>
-      </w:r>
-    </w:p>
-    <w:p>
-      <w:pPr>
-        <w:jc w:val="center"/>
-      </w:pPr>
-      <w:r>
-        <w:t xml:space="preserve">    &lt;button </w:t>
-      </w:r>
-      <w:proofErr w:type="spellStart"/>
-      <w:r>
-        <w:t>onClick</w:t>
-      </w:r>
-      <w:proofErr w:type="spellEnd"/>
-      <w:proofErr w:type="gramStart"/>
-      <w:r>
-        <w:t>={</w:t>
-      </w:r>
-      <w:proofErr w:type="gramEnd"/>
-      <w:r>
-        <w:t xml:space="preserve">() =&gt; </w:t>
-      </w:r>
-      <w:proofErr w:type="spellStart"/>
-      <w:r>
-        <w:t>onClick</w:t>
-      </w:r>
-      <w:proofErr w:type="spellEnd"/>
-      <w:r>
-        <w:t>("Rashmi")}&gt;</w:t>
-      </w:r>
-    </w:p>
-    <w:p>
-      <w:pPr>
-        <w:jc w:val="center"/>
-      </w:pPr>
-      <w:r>
-        <w:t xml:space="preserve">      Click</w:t>
-      </w:r>
-    </w:p>
-    <w:p>
-      <w:pPr>
-        <w:jc w:val="center"/>
-      </w:pPr>
-      <w:r>
-        <w:t xml:space="preserve">    &lt;/button&gt;</w:t>
-      </w:r>
-    </w:p>
-    <w:p>
-      <w:pPr>
-        <w:jc w:val="center"/>
-      </w:pPr>
-      <w:r>
-        <w:t xml:space="preserve">  </w:t>
-      </w:r>
-      <w:proofErr w:type="gramStart"/>
-      <w:r>
-        <w:t>);</w:t>
-      </w:r>
-      <w:proofErr w:type="gramEnd"/>
-    </w:p>
-    <w:p>
-      <w:pPr>
-        <w:jc w:val="center"/>
-      </w:pPr>
-      <w:r>
-        <w:t>}</w:t>
-      </w:r>
-    </w:p>
-    <w:p>
-      <w:pPr>
-        <w:jc w:val="center"/>
-      </w:pPr>
-      <w:r>
-        <w:rPr>
-          <w:rFonts w:ascii="Segoe UI Emoji" w:hAnsi="Segoe UI Emoji" w:cs="Segoe UI Emoji"/>
-        </w:rPr>
-        <w:t>🧠</w:t>
-      </w:r>
-      <w:r>
-        <w:t xml:space="preserve"> This is how </w:t>
-      </w:r>
-      <w:proofErr w:type="gramStart"/>
-      <w:r>
-        <w:t>React</w:t>
-      </w:r>
-      <w:proofErr w:type="gramEnd"/>
-      <w:r>
-        <w:t xml:space="preserve"> apps </w:t>
-      </w:r>
-      <w:proofErr w:type="gramStart"/>
-      <w:r>
-        <w:t>actually work</w:t>
-      </w:r>
-      <w:proofErr w:type="gramEnd"/>
-      <w:r>
-        <w:t>.</w:t>
-      </w:r>
-    </w:p>
-    <w:p>
-      <w:pPr>
-        <w:jc w:val="center"/>
-      </w:pPr>
-      <w:r>
-        <w:pict w14:anchorId="0530F36C">
-          <v:rect id="_x0000_i1819" style="width:0;height:1.5pt" o:hralign="center" o:hrstd="t" o:hr="t" fillcolor="#a0a0a0" stroked="f"/>
-        </w:pict>
-      </w:r>
-    </w:p>
-    <w:p>
-      <w:pPr>
-        <w:jc w:val="center"/>
-        <w:rPr>
-          <w:b/>
-          <w:bCs/>
-        </w:rPr>
-      </w:pPr>
-      <w:r>
-        <w:rPr>
-          <w:rFonts w:ascii="Segoe UI Emoji" w:hAnsi="Segoe UI Emoji" w:cs="Segoe UI Emoji"/>
-          <w:b/>
-          <w:bCs/>
-        </w:rPr>
-        <w:t>🔹</w:t>
-      </w:r>
-      <w:r>
-        <w:rPr>
-          <w:b/>
-          <w:bCs/>
-        </w:rPr>
-        <w:t xml:space="preserve"> PART 2: IMMUTABILITY (WHY React behaves weird sometimes)</w:t>
-      </w:r>
-    </w:p>
-    <w:p>
-      <w:pPr>
-        <w:jc w:val="center"/>
-      </w:pPr>
-      <w:r>
-        <w:t>This is where beginners struggle the most — so read slowly.</w:t>
-      </w:r>
-    </w:p>
-    <w:p>
-      <w:pPr>
-        <w:jc w:val="center"/>
-      </w:pPr>
-      <w:r>
-        <w:lastRenderedPageBreak/>
-        <w:pict w14:anchorId="41F72224">
-          <v:rect id="_x0000_i1820" style="width:0;height:1.5pt" o:hralign="center" o:hrstd="t" o:hr="t" fillcolor="#a0a0a0" stroked="f"/>
-        </w:pict>
-      </w:r>
-    </w:p>
-    <w:p>
-      <w:pPr>
-        <w:jc w:val="center"/>
-        <w:rPr>
-          <w:b/>
-          <w:bCs/>
-        </w:rPr>
-      </w:pPr>
-      <w:r>
-        <w:rPr>
-          <w:b/>
-          <w:bCs/>
-        </w:rPr>
-        <w:t>11️</w:t>
-      </w:r>
-      <w:r>
-        <w:rPr>
-          <w:rFonts w:ascii="Segoe UI Symbol" w:hAnsi="Segoe UI Symbol" w:cs="Segoe UI Symbol"/>
-          <w:b/>
-          <w:bCs/>
-        </w:rPr>
-        <w:t>⃣</w:t>
-      </w:r>
-      <w:r>
-        <w:rPr>
-          <w:b/>
-          <w:bCs/>
-        </w:rPr>
-        <w:t xml:space="preserve"> What is Immutability (in SIMPLE words)</w:t>
-      </w:r>
-    </w:p>
-    <w:p>
-      <w:pPr>
-        <w:jc w:val="center"/>
-      </w:pPr>
-      <w:r>
-        <w:rPr>
-          <w:b/>
-          <w:bCs/>
-        </w:rPr>
-        <w:t>Immutability = Do NOT change original data directly</w:t>
-      </w:r>
-    </w:p>
-    <w:p>
-      <w:pPr>
-        <w:jc w:val="center"/>
-      </w:pPr>
-      <w:r>
-        <w:t>Instead:</w:t>
-      </w:r>
-    </w:p>
-    <w:p>
-      <w:pPr>
-        <w:jc w:val="center"/>
-      </w:pPr>
-      <w:r>
-        <w:t xml:space="preserve">Create a </w:t>
-      </w:r>
-      <w:r>
-        <w:rPr>
-          <w:b/>
-          <w:bCs/>
-        </w:rPr>
-        <w:t>new copy</w:t>
-      </w:r>
-      <w:r>
-        <w:t xml:space="preserve"> with changes</w:t>
-      </w:r>
-    </w:p>
-    <w:p>
-      <w:pPr>
-        <w:jc w:val="center"/>
-      </w:pPr>
-      <w:r>
-        <w:pict w14:anchorId="40E5A9DA">
-          <v:rect id="_x0000_i1821" style="width:0;height:1.5pt" o:hralign="center" o:hrstd="t" o:hr="t" fillcolor="#a0a0a0" stroked="f"/>
-        </w:pict>
-      </w:r>
-    </w:p>
-    <w:p>
-      <w:pPr>
-        <w:jc w:val="center"/>
-        <w:rPr>
-          <w:b/>
-          <w:bCs/>
-        </w:rPr>
-      </w:pPr>
-      <w:r>
-        <w:rPr>
-          <w:b/>
-          <w:bCs/>
-        </w:rPr>
-        <w:t>12️</w:t>
-      </w:r>
-      <w:r>
-        <w:rPr>
-          <w:rFonts w:ascii="Segoe UI Symbol" w:hAnsi="Segoe UI Symbol" w:cs="Segoe UI Symbol"/>
-          <w:b/>
-          <w:bCs/>
-        </w:rPr>
-        <w:t>⃣</w:t>
-      </w:r>
-      <w:r>
-        <w:rPr>
-          <w:b/>
-          <w:bCs/>
-        </w:rPr>
-        <w:t xml:space="preserve"> Why React ENFORCES Immutability</w:t>
-      </w:r>
-    </w:p>
-    <w:p>
-      <w:pPr>
-        <w:jc w:val="center"/>
-      </w:pPr>
-      <w:r>
-        <w:t xml:space="preserve">React detects UI changes by </w:t>
-      </w:r>
-      <w:r>
-        <w:rPr>
-          <w:b/>
-          <w:bCs/>
-        </w:rPr>
-        <w:t>comparing old data vs new data</w:t>
-      </w:r>
-      <w:r>
-        <w:t>.</w:t>
-      </w:r>
-    </w:p>
-    <w:p>
-      <w:pPr>
-        <w:jc w:val="center"/>
-      </w:pPr>
-      <w:r>
-        <w:t xml:space="preserve">If you </w:t>
-      </w:r>
-      <w:r>
-        <w:rPr>
-          <w:b/>
-          <w:bCs/>
-        </w:rPr>
-        <w:t>modify the same object</w:t>
-      </w:r>
-      <w:r>
-        <w:t>, React thinks:</w:t>
-      </w:r>
-    </w:p>
-    <w:p>
-      <w:pPr>
-        <w:jc w:val="center"/>
-      </w:pPr>
-      <w:r>
-        <w:t xml:space="preserve">“Nothing changed </w:t>
-      </w:r>
-      <w:r>
-        <w:rPr>
-          <w:rFonts w:ascii="Segoe UI Emoji" w:hAnsi="Segoe UI Emoji" w:cs="Segoe UI Emoji"/>
-        </w:rPr>
-        <w:t>😐</w:t>
-      </w:r>
-      <w:r>
-        <w:t>”</w:t>
-      </w:r>
-    </w:p>
-    <w:p>
-      <w:pPr>
-        <w:jc w:val="center"/>
-      </w:pPr>
-      <w:proofErr w:type="gramStart"/>
-      <w:r>
-        <w:t>So</w:t>
-      </w:r>
-      <w:proofErr w:type="gramEnd"/>
-      <w:r>
-        <w:t xml:space="preserve"> UI won’t update.</w:t>
-      </w:r>
-    </w:p>
-    <w:p>
-      <w:pPr>
-        <w:jc w:val="center"/>
-      </w:pPr>
-      <w:r>
-        <w:pict w14:anchorId="45B1E3D1">
-          <v:rect id="_x0000_i1822" style="width:0;height:1.5pt" o:hralign="center" o:hrstd="t" o:hr="t" fillcolor="#a0a0a0" stroked="f"/>
-        </w:pict>
-      </w:r>
-    </w:p>
-    <w:p>
-      <w:pPr>
-        <w:jc w:val="center"/>
-        <w:rPr>
-          <w:b/>
-          <w:bCs/>
-        </w:rPr>
-      </w:pPr>
-      <w:r>
-        <w:rPr>
-          <w:b/>
-          <w:bCs/>
-        </w:rPr>
-        <w:t>13️</w:t>
-      </w:r>
-      <w:r>
-        <w:rPr>
-          <w:rFonts w:ascii="Segoe UI Symbol" w:hAnsi="Segoe UI Symbol" w:cs="Segoe UI Symbol"/>
-          <w:b/>
-          <w:bCs/>
-        </w:rPr>
-        <w:t>⃣</w:t>
-      </w:r>
-      <w:r>
-        <w:rPr>
-          <w:b/>
-          <w:bCs/>
-        </w:rPr>
-        <w:t xml:space="preserve"> Why Normal JS Variables FAIL in React</w:t>
-      </w:r>
-    </w:p>
-    <w:p>
-      <w:pPr>
-        <w:jc w:val="center"/>
-      </w:pPr>
-      <w:r>
         <w:t xml:space="preserve">let count = </w:t>
       </w:r>
       <w:proofErr w:type="gramStart"/>
@@ -6274,7 +6866,7 @@
       </w:pPr>
       <w:r>
         <w:pict w14:anchorId="547D97AD">
-          <v:rect id="_x0000_i1823" style="width:0;height:1.5pt" o:hralign="center" o:hrstd="t" o:hr="t" fillcolor="#a0a0a0" stroked="f"/>
+          <v:rect id="_x0000_i1070" style="width:0;height:1.5pt" o:hralign="center" o:hrstd="t" o:hr="t" fillcolor="#a0a0a0" stroked="f"/>
         </w:pict>
       </w:r>
     </w:p>
@@ -6418,7 +7010,7 @@
       </w:pPr>
       <w:r>
         <w:pict w14:anchorId="71309E03">
-          <v:rect id="_x0000_i1824" style="width:0;height:1.5pt" o:hralign="center" o:hrstd="t" o:hr="t" fillcolor="#a0a0a0" stroked="f"/>
+          <v:rect id="_x0000_i1071" style="width:0;height:1.5pt" o:hralign="center" o:hrstd="t" o:hr="t" fillcolor="#a0a0a0" stroked="f"/>
         </w:pict>
       </w:r>
     </w:p>
@@ -6451,6 +7043,216 @@
           <w:bCs/>
         </w:rPr>
         <w:t xml:space="preserve"> Immutability with OBJECTS (Very Important)</w:t>
+      </w:r>
+    </w:p>
+    <w:p>
+      <w:pPr>
+        <w:jc w:val="center"/>
+        <w:rPr>
+          <w:b/>
+          <w:bCs/>
+        </w:rPr>
+      </w:pPr>
+      <w:r>
+        <w:rPr>
+          <w:rFonts w:ascii="Segoe UI Emoji" w:hAnsi="Segoe UI Emoji" w:cs="Segoe UI Emoji"/>
+          <w:b/>
+          <w:bCs/>
+        </w:rPr>
+        <w:t>❌</w:t>
+      </w:r>
+      <w:r>
+        <w:rPr>
+          <w:b/>
+          <w:bCs/>
+        </w:rPr>
+        <w:t xml:space="preserve"> WRONG</w:t>
+      </w:r>
+    </w:p>
+    <w:p>
+      <w:pPr>
+        <w:jc w:val="center"/>
+      </w:pPr>
+      <w:proofErr w:type="spellStart"/>
+      <w:r>
+        <w:t>user.age</w:t>
+      </w:r>
+      <w:proofErr w:type="spellEnd"/>
+      <w:r>
+        <w:t xml:space="preserve"> = </w:t>
+      </w:r>
+      <w:proofErr w:type="gramStart"/>
+      <w:r>
+        <w:t>21;</w:t>
+      </w:r>
+      <w:proofErr w:type="gramEnd"/>
+    </w:p>
+    <w:p>
+      <w:pPr>
+        <w:jc w:val="center"/>
+      </w:pPr>
+      <w:proofErr w:type="spellStart"/>
+      <w:r>
+        <w:t>setUser</w:t>
+      </w:r>
+      <w:proofErr w:type="spellEnd"/>
+      <w:r>
+        <w:t>(user</w:t>
+      </w:r>
+      <w:proofErr w:type="gramStart"/>
+      <w:r>
+        <w:t>);</w:t>
+      </w:r>
+      <w:proofErr w:type="gramEnd"/>
+    </w:p>
+    <w:p>
+      <w:pPr>
+        <w:jc w:val="center"/>
+      </w:pPr>
+      <w:r>
+        <w:t xml:space="preserve">React sees same object → no re-render </w:t>
+      </w:r>
+      <w:r>
+        <w:rPr>
+          <w:rFonts w:ascii="Segoe UI Emoji" w:hAnsi="Segoe UI Emoji" w:cs="Segoe UI Emoji"/>
+        </w:rPr>
+        <w:t>😐</w:t>
+      </w:r>
+    </w:p>
+    <w:p>
+      <w:pPr>
+        <w:jc w:val="center"/>
+      </w:pPr>
+      <w:r>
+        <w:pict w14:anchorId="712AD4F2">
+          <v:rect id="_x0000_i1072" style="width:0;height:1.5pt" o:hralign="center" o:hrstd="t" o:hr="t" fillcolor="#a0a0a0" stroked="f"/>
+        </w:pict>
+      </w:r>
+    </w:p>
+    <w:p>
+      <w:pPr>
+        <w:jc w:val="center"/>
+        <w:rPr>
+          <w:b/>
+          <w:bCs/>
+        </w:rPr>
+      </w:pPr>
+      <w:r>
+        <w:rPr>
+          <w:rFonts w:ascii="Segoe UI Emoji" w:hAnsi="Segoe UI Emoji" w:cs="Segoe UI Emoji"/>
+          <w:b/>
+          <w:bCs/>
+        </w:rPr>
+        <w:t>✅</w:t>
+      </w:r>
+      <w:r>
+        <w:rPr>
+          <w:b/>
+          <w:bCs/>
+        </w:rPr>
+        <w:t xml:space="preserve"> RIGHT</w:t>
+      </w:r>
+    </w:p>
+    <w:p>
+      <w:pPr>
+        <w:jc w:val="center"/>
+      </w:pPr>
+      <w:proofErr w:type="spellStart"/>
+      <w:proofErr w:type="gramStart"/>
+      <w:r>
+        <w:t>setUser</w:t>
+      </w:r>
+      <w:proofErr w:type="spellEnd"/>
+      <w:r>
+        <w:t>(</w:t>
+      </w:r>
+      <w:proofErr w:type="gramEnd"/>
+      <w:r>
+        <w:t>{</w:t>
+      </w:r>
+    </w:p>
+    <w:p>
+      <w:pPr>
+        <w:jc w:val="center"/>
+      </w:pPr>
+      <w:r>
+        <w:t xml:space="preserve">  ...user,</w:t>
+      </w:r>
+    </w:p>
+    <w:p>
+      <w:pPr>
+        <w:jc w:val="center"/>
+      </w:pPr>
+      <w:r>
+        <w:t xml:space="preserve">  age: 21</w:t>
+      </w:r>
+    </w:p>
+    <w:p>
+      <w:pPr>
+        <w:jc w:val="center"/>
+      </w:pPr>
+      <w:r>
+        <w:t>}</w:t>
+      </w:r>
+      <w:proofErr w:type="gramStart"/>
+      <w:r>
+        <w:t>);</w:t>
+      </w:r>
+      <w:proofErr w:type="gramEnd"/>
+    </w:p>
+    <w:p>
+      <w:pPr>
+        <w:jc w:val="center"/>
+      </w:pPr>
+      <w:r>
+        <w:rPr>
+          <w:rFonts w:ascii="Segoe UI Emoji" w:hAnsi="Segoe UI Emoji" w:cs="Segoe UI Emoji"/>
+        </w:rPr>
+        <w:t>🧠</w:t>
+      </w:r>
+      <w:r>
+        <w:t xml:space="preserve"> Spread (...) creates a NEW object</w:t>
+      </w:r>
+    </w:p>
+    <w:p>
+      <w:pPr>
+        <w:jc w:val="center"/>
+      </w:pPr>
+      <w:r>
+        <w:pict w14:anchorId="13382B7F">
+          <v:rect id="_x0000_i1073" style="width:0;height:1.5pt" o:hralign="center" o:hrstd="t" o:hr="t" fillcolor="#a0a0a0" stroked="f"/>
+        </w:pict>
+      </w:r>
+    </w:p>
+    <w:p>
+      <w:pPr>
+        <w:jc w:val="center"/>
+        <w:rPr>
+          <w:b/>
+          <w:bCs/>
+        </w:rPr>
+      </w:pPr>
+      <w:r>
+        <w:rPr>
+          <w:b/>
+          <w:bCs/>
+        </w:rPr>
+        <w:t>16️</w:t>
+      </w:r>
+      <w:r>
+        <w:rPr>
+          <w:rFonts w:ascii="Segoe UI Symbol" w:hAnsi="Segoe UI Symbol" w:cs="Segoe UI Symbol"/>
+          <w:b/>
+          <w:bCs/>
+        </w:rPr>
+        <w:t>⃣</w:t>
+      </w:r>
+      <w:r>
+        <w:rPr>
+          <w:b/>
+          <w:bCs/>
+        </w:rPr>
+        <w:t xml:space="preserve"> Immutability with ARRAYS</w:t>
       </w:r>
     </w:p>
     <w:p>
@@ -6483,16 +7285,18 @@
         <w:jc w:val="center"/>
       </w:pPr>
       <w:proofErr w:type="spellStart"/>
-      <w:r>
-        <w:t>user.age</w:t>
+      <w:proofErr w:type="gramStart"/>
+      <w:r>
+        <w:t>students.push</w:t>
       </w:r>
       <w:proofErr w:type="spellEnd"/>
-      <w:r>
-        <w:t xml:space="preserve"> = </w:t>
-      </w:r>
-      <w:proofErr w:type="gramStart"/>
-      <w:r>
-        <w:t>21;</w:t>
+      <w:proofErr w:type="gramEnd"/>
+      <w:r>
+        <w:t>("New"</w:t>
+      </w:r>
+      <w:proofErr w:type="gramStart"/>
+      <w:r>
+        <w:t>);</w:t>
       </w:r>
       <w:proofErr w:type="gramEnd"/>
     </w:p>
@@ -6502,11 +7306,11 @@
       </w:pPr>
       <w:proofErr w:type="spellStart"/>
       <w:r>
-        <w:t>setUser</w:t>
+        <w:t>setStudents</w:t>
       </w:r>
       <w:proofErr w:type="spellEnd"/>
       <w:r>
-        <w:t>(user</w:t>
+        <w:t>(students</w:t>
       </w:r>
       <w:proofErr w:type="gramStart"/>
       <w:r>
@@ -6519,36 +7323,22 @@
         <w:jc w:val="center"/>
       </w:pPr>
       <w:r>
-        <w:t xml:space="preserve">React sees same object → no re-render </w:t>
-      </w:r>
+        <w:pict w14:anchorId="6CE96A0C">
+          <v:rect id="_x0000_i1074" style="width:0;height:1.5pt" o:hralign="center" o:hrstd="t" o:hr="t" fillcolor="#a0a0a0" stroked="f"/>
+        </w:pict>
+      </w:r>
+    </w:p>
+    <w:p>
+      <w:pPr>
+        <w:jc w:val="center"/>
+        <w:rPr>
+          <w:b/>
+          <w:bCs/>
+        </w:rPr>
+      </w:pPr>
       <w:r>
         <w:rPr>
           <w:rFonts w:ascii="Segoe UI Emoji" w:hAnsi="Segoe UI Emoji" w:cs="Segoe UI Emoji"/>
-        </w:rPr>
-        <w:t>😐</w:t>
-      </w:r>
-    </w:p>
-    <w:p>
-      <w:pPr>
-        <w:jc w:val="center"/>
-      </w:pPr>
-      <w:r>
-        <w:pict w14:anchorId="712AD4F2">
-          <v:rect id="_x0000_i1825" style="width:0;height:1.5pt" o:hralign="center" o:hrstd="t" o:hr="t" fillcolor="#a0a0a0" stroked="f"/>
-        </w:pict>
-      </w:r>
-    </w:p>
-    <w:p>
-      <w:pPr>
-        <w:jc w:val="center"/>
-        <w:rPr>
-          <w:b/>
-          <w:bCs/>
-        </w:rPr>
-      </w:pPr>
-      <w:r>
-        <w:rPr>
-          <w:rFonts w:ascii="Segoe UI Emoji" w:hAnsi="Segoe UI Emoji" w:cs="Segoe UI Emoji"/>
           <w:b/>
           <w:bCs/>
         </w:rPr>
@@ -6569,7 +7359,7 @@
       <w:proofErr w:type="spellStart"/>
       <w:proofErr w:type="gramStart"/>
       <w:r>
-        <w:t>setUser</w:t>
+        <w:t>setStudents</w:t>
       </w:r>
       <w:proofErr w:type="spellEnd"/>
       <w:r>
@@ -6577,31 +7367,7 @@
       </w:r>
       <w:proofErr w:type="gramEnd"/>
       <w:r>
-        <w:t>{</w:t>
-      </w:r>
-    </w:p>
-    <w:p>
-      <w:pPr>
-        <w:jc w:val="center"/>
-      </w:pPr>
-      <w:r>
-        <w:t xml:space="preserve">  ...user,</w:t>
-      </w:r>
-    </w:p>
-    <w:p>
-      <w:pPr>
-        <w:jc w:val="center"/>
-      </w:pPr>
-      <w:r>
-        <w:t xml:space="preserve">  age: 21</w:t>
-      </w:r>
-    </w:p>
-    <w:p>
-      <w:pPr>
-        <w:jc w:val="center"/>
-      </w:pPr>
-      <w:r>
-        <w:t>}</w:t>
+        <w:t>[...students, "New"]</w:t>
       </w:r>
       <w:proofErr w:type="gramStart"/>
       <w:r>
@@ -6614,182 +7380,8 @@
         <w:jc w:val="center"/>
       </w:pPr>
       <w:r>
-        <w:rPr>
-          <w:rFonts w:ascii="Segoe UI Emoji" w:hAnsi="Segoe UI Emoji" w:cs="Segoe UI Emoji"/>
-        </w:rPr>
-        <w:t>🧠</w:t>
-      </w:r>
-      <w:r>
-        <w:t xml:space="preserve"> Spread (...) creates a NEW object</w:t>
-      </w:r>
-    </w:p>
-    <w:p>
-      <w:pPr>
-        <w:jc w:val="center"/>
-      </w:pPr>
-      <w:r>
-        <w:pict w14:anchorId="13382B7F">
-          <v:rect id="_x0000_i1826" style="width:0;height:1.5pt" o:hralign="center" o:hrstd="t" o:hr="t" fillcolor="#a0a0a0" stroked="f"/>
-        </w:pict>
-      </w:r>
-    </w:p>
-    <w:p>
-      <w:pPr>
-        <w:jc w:val="center"/>
-        <w:rPr>
-          <w:b/>
-          <w:bCs/>
-        </w:rPr>
-      </w:pPr>
-      <w:r>
-        <w:rPr>
-          <w:b/>
-          <w:bCs/>
-        </w:rPr>
-        <w:t>16️</w:t>
-      </w:r>
-      <w:r>
-        <w:rPr>
-          <w:rFonts w:ascii="Segoe UI Symbol" w:hAnsi="Segoe UI Symbol" w:cs="Segoe UI Symbol"/>
-          <w:b/>
-          <w:bCs/>
-        </w:rPr>
-        <w:t>⃣</w:t>
-      </w:r>
-      <w:r>
-        <w:rPr>
-          <w:b/>
-          <w:bCs/>
-        </w:rPr>
-        <w:t xml:space="preserve"> Immutability with ARRAYS</w:t>
-      </w:r>
-    </w:p>
-    <w:p>
-      <w:pPr>
-        <w:jc w:val="center"/>
-        <w:rPr>
-          <w:b/>
-          <w:bCs/>
-        </w:rPr>
-      </w:pPr>
-      <w:r>
-        <w:rPr>
-          <w:rFonts w:ascii="Segoe UI Emoji" w:hAnsi="Segoe UI Emoji" w:cs="Segoe UI Emoji"/>
-          <w:b/>
-          <w:bCs/>
-        </w:rPr>
-        <w:t>❌</w:t>
-      </w:r>
-      <w:r>
-        <w:rPr>
-          <w:b/>
-          <w:bCs/>
-        </w:rPr>
-        <w:t xml:space="preserve"> WRONG</w:t>
-      </w:r>
-    </w:p>
-    <w:p>
-      <w:pPr>
-        <w:jc w:val="center"/>
-      </w:pPr>
-      <w:proofErr w:type="spellStart"/>
-      <w:proofErr w:type="gramStart"/>
-      <w:r>
-        <w:t>students.push</w:t>
-      </w:r>
-      <w:proofErr w:type="spellEnd"/>
-      <w:proofErr w:type="gramEnd"/>
-      <w:r>
-        <w:t>("New"</w:t>
-      </w:r>
-      <w:proofErr w:type="gramStart"/>
-      <w:r>
-        <w:t>);</w:t>
-      </w:r>
-      <w:proofErr w:type="gramEnd"/>
-    </w:p>
-    <w:p>
-      <w:pPr>
-        <w:jc w:val="center"/>
-      </w:pPr>
-      <w:proofErr w:type="spellStart"/>
-      <w:r>
-        <w:t>setStudents</w:t>
-      </w:r>
-      <w:proofErr w:type="spellEnd"/>
-      <w:r>
-        <w:t>(students</w:t>
-      </w:r>
-      <w:proofErr w:type="gramStart"/>
-      <w:r>
-        <w:t>);</w:t>
-      </w:r>
-      <w:proofErr w:type="gramEnd"/>
-    </w:p>
-    <w:p>
-      <w:pPr>
-        <w:jc w:val="center"/>
-      </w:pPr>
-      <w:r>
-        <w:pict w14:anchorId="6CE96A0C">
-          <v:rect id="_x0000_i1827" style="width:0;height:1.5pt" o:hralign="center" o:hrstd="t" o:hr="t" fillcolor="#a0a0a0" stroked="f"/>
-        </w:pict>
-      </w:r>
-    </w:p>
-    <w:p>
-      <w:pPr>
-        <w:jc w:val="center"/>
-        <w:rPr>
-          <w:b/>
-          <w:bCs/>
-        </w:rPr>
-      </w:pPr>
-      <w:r>
-        <w:rPr>
-          <w:rFonts w:ascii="Segoe UI Emoji" w:hAnsi="Segoe UI Emoji" w:cs="Segoe UI Emoji"/>
-          <w:b/>
-          <w:bCs/>
-        </w:rPr>
-        <w:t>✅</w:t>
-      </w:r>
-      <w:r>
-        <w:rPr>
-          <w:b/>
-          <w:bCs/>
-        </w:rPr>
-        <w:t xml:space="preserve"> RIGHT</w:t>
-      </w:r>
-    </w:p>
-    <w:p>
-      <w:pPr>
-        <w:jc w:val="center"/>
-      </w:pPr>
-      <w:proofErr w:type="spellStart"/>
-      <w:proofErr w:type="gramStart"/>
-      <w:r>
-        <w:t>setStudents</w:t>
-      </w:r>
-      <w:proofErr w:type="spellEnd"/>
-      <w:r>
-        <w:t>(</w:t>
-      </w:r>
-      <w:proofErr w:type="gramEnd"/>
-      <w:r>
-        <w:t>[...students, "New"]</w:t>
-      </w:r>
-      <w:proofErr w:type="gramStart"/>
-      <w:r>
-        <w:t>);</w:t>
-      </w:r>
-      <w:proofErr w:type="gramEnd"/>
-    </w:p>
-    <w:p>
-      <w:pPr>
-        <w:jc w:val="center"/>
-      </w:pPr>
-      <w:r>
         <w:pict w14:anchorId="51963011">
-          <v:rect id="_x0000_i1828" style="width:0;height:1.5pt" o:hralign="center" o:hrstd="t" o:hr="t" fillcolor="#a0a0a0" stroked="f"/>
+          <v:rect id="_x0000_i1075" style="width:0;height:1.5pt" o:hralign="center" o:hrstd="t" o:hr="t" fillcolor="#a0a0a0" stroked="f"/>
         </w:pict>
       </w:r>
     </w:p>
@@ -6919,7 +7511,7 @@
       </w:pPr>
       <w:r>
         <w:pict w14:anchorId="09BED0A0">
-          <v:rect id="_x0000_i1829" style="width:0;height:1.5pt" o:hralign="center" o:hrstd="t" o:hr="t" fillcolor="#a0a0a0" stroked="f"/>
+          <v:rect id="_x0000_i1076" style="width:0;height:1.5pt" o:hralign="center" o:hrstd="t" o:hr="t" fillcolor="#a0a0a0" stroked="f"/>
         </w:pict>
       </w:r>
     </w:p>
@@ -6936,7 +7528,6 @@
           <w:b/>
           <w:bCs/>
         </w:rPr>
-        <w:lastRenderedPageBreak/>
         <w:t>18️</w:t>
       </w:r>
       <w:r>
@@ -7242,7 +7833,7 @@
       </w:pPr>
       <w:r>
         <w:pict w14:anchorId="7856326F">
-          <v:rect id="_x0000_i1830" style="width:0;height:1.5pt" o:hralign="center" o:hrstd="t" o:hr="t" fillcolor="#a0a0a0" stroked="f"/>
+          <v:rect id="_x0000_i1077" style="width:0;height:1.5pt" o:hralign="center" o:hrstd="t" o:hr="t" fillcolor="#a0a0a0" stroked="f"/>
         </w:pict>
       </w:r>
     </w:p>
@@ -7323,6 +7914,7 @@
         <w:rPr>
           <w:rFonts w:ascii="Segoe UI Emoji" w:hAnsi="Segoe UI Emoji" w:cs="Segoe UI Emoji"/>
         </w:rPr>
+        <w:lastRenderedPageBreak/>
         <w:t>🔥</w:t>
       </w:r>
       <w:r>
@@ -7361,7 +7953,7 @@
       </w:pPr>
       <w:r>
         <w:pict w14:anchorId="1DD9C1E4">
-          <v:rect id="_x0000_i1831" style="width:0;height:1.5pt" o:hralign="center" o:hrstd="t" o:hr="t" fillcolor="#a0a0a0" stroked="f"/>
+          <v:rect id="_x0000_i1078" style="width:0;height:1.5pt" o:hralign="center" o:hrstd="t" o:hr="t" fillcolor="#a0a0a0" stroked="f"/>
         </w:pict>
       </w:r>
     </w:p>
@@ -7474,7 +8066,7 @@
       </w:pPr>
       <w:r>
         <w:pict w14:anchorId="45EFFB27">
-          <v:rect id="_x0000_i1832" style="width:0;height:1.5pt" o:hralign="center" o:hrstd="t" o:hr="t" fillcolor="#a0a0a0" stroked="f"/>
+          <v:rect id="_x0000_i1079" style="width:0;height:1.5pt" o:hralign="center" o:hrstd="t" o:hr="t" fillcolor="#a0a0a0" stroked="f"/>
         </w:pict>
       </w:r>
     </w:p>
@@ -7566,7 +8158,7 @@
       </w:pPr>
       <w:r>
         <w:pict w14:anchorId="2282F145">
-          <v:rect id="_x0000_i1833" style="width:0;height:1.5pt" o:hralign="center" o:hrstd="t" o:hr="t" fillcolor="#a0a0a0" stroked="f"/>
+          <v:rect id="_x0000_i1080" style="width:0;height:1.5pt" o:hralign="center" o:hrstd="t" o:hr="t" fillcolor="#a0a0a0" stroked="f"/>
         </w:pict>
       </w:r>
     </w:p>
@@ -7609,7 +8201,6 @@
         <w:jc w:val="center"/>
       </w:pPr>
       <w:r>
-        <w:lastRenderedPageBreak/>
         <w:t xml:space="preserve">after changing </w:t>
       </w:r>
       <w:proofErr w:type="spellStart"/>
@@ -7665,7 +8256,7 @@
       </w:pPr>
       <w:r>
         <w:pict w14:anchorId="146E9F56">
-          <v:rect id="_x0000_i1834" style="width:0;height:1.5pt" o:hralign="center" o:hrstd="t" o:hr="t" fillcolor="#a0a0a0" stroked="f"/>
+          <v:rect id="_x0000_i1081" style="width:0;height:1.5pt" o:hralign="center" o:hrstd="t" o:hr="t" fillcolor="#a0a0a0" stroked="f"/>
         </w:pict>
       </w:r>
     </w:p>
@@ -7975,7 +8566,6 @@
           <w:b/>
           <w:bCs/>
         </w:rPr>
-        <w:lastRenderedPageBreak/>
         <w:t>REACT</w:t>
       </w:r>
     </w:p>
@@ -8211,6 +8801,7 @@
         <w:rPr>
           <w:b/>
         </w:rPr>
+        <w:lastRenderedPageBreak/>
         <w:t>How React App Actually Loads (FLOW</w:t>
       </w:r>
       <w:proofErr w:type="gramStart"/>
@@ -8233,6 +8824,7 @@
       <w:r>
         <w:rPr>
           <w:b/>
+          <w:noProof/>
           <w:lang w:val="en-US"/>
         </w:rPr>
         <w:drawing>
@@ -8386,7 +8978,6 @@
         <w:rPr>
           <w:lang w:val="en-US"/>
         </w:rPr>
-        <w:lastRenderedPageBreak/>
         <w:t>What is JSX in React?</w:t>
       </w:r>
     </w:p>
@@ -8874,7 +9465,6 @@
         <w:rPr>
           <w:lang w:val="en-US"/>
         </w:rPr>
-        <w:lastRenderedPageBreak/>
         <w:t xml:space="preserve">const element = </w:t>
       </w:r>
       <w:proofErr w:type="spellStart"/>
@@ -9125,6 +9715,7 @@
           <w:bCs/>
           <w:lang w:val="en-US"/>
         </w:rPr>
+        <w:lastRenderedPageBreak/>
         <w:t>Two Types of Components</w:t>
       </w:r>
     </w:p>
@@ -9674,7 +10265,6 @@
           <w:sz w:val="22"/>
           <w:szCs w:val="22"/>
         </w:rPr>
-        <w:lastRenderedPageBreak/>
         <w:t xml:space="preserve">    </w:t>
       </w:r>
       <w:proofErr w:type="gramStart"/>
@@ -9988,6 +10578,7 @@
           <w:sz w:val="22"/>
           <w:szCs w:val="22"/>
         </w:rPr>
+        <w:lastRenderedPageBreak/>
         <w:t>&lt;script src="https://unpkg.com/react-dom@18/umd/react-dom.development.js"&gt;&lt;/script&gt;</w:t>
       </w:r>
     </w:p>
@@ -10249,7 +10840,6 @@
           <w:sz w:val="22"/>
           <w:szCs w:val="22"/>
         </w:rPr>
-        <w:lastRenderedPageBreak/>
         <w:t xml:space="preserve">·  </w:t>
       </w:r>
       <w:r>
@@ -10939,16 +11529,335 @@
           <w:sz w:val="22"/>
           <w:szCs w:val="22"/>
         </w:rPr>
+        <w:t>·  state</w:t>
+      </w:r>
+      <w:proofErr w:type="gramEnd"/>
+      <w:r>
+        <w:rPr>
+          <w:sz w:val="22"/>
+          <w:szCs w:val="22"/>
+        </w:rPr>
+        <w:t xml:space="preserve"> → current value</w:t>
+      </w:r>
+    </w:p>
+    <w:p>
+      <w:pPr>
+        <w:pStyle w:val="NormalWeb"/>
+        <w:rPr>
+          <w:sz w:val="22"/>
+          <w:szCs w:val="22"/>
+        </w:rPr>
+      </w:pPr>
+      <w:proofErr w:type="gramStart"/>
+      <w:r>
+        <w:rPr>
+          <w:sz w:val="22"/>
+          <w:szCs w:val="22"/>
+        </w:rPr>
+        <w:t xml:space="preserve">·  </w:t>
+      </w:r>
+      <w:proofErr w:type="spellStart"/>
+      <w:r>
+        <w:rPr>
+          <w:sz w:val="22"/>
+          <w:szCs w:val="22"/>
+        </w:rPr>
+        <w:t>setState</w:t>
+      </w:r>
+      <w:proofErr w:type="spellEnd"/>
+      <w:proofErr w:type="gramEnd"/>
+      <w:r>
+        <w:rPr>
+          <w:sz w:val="22"/>
+          <w:szCs w:val="22"/>
+        </w:rPr>
+        <w:t xml:space="preserve"> → function to update it</w:t>
+      </w:r>
+    </w:p>
+    <w:p>
+      <w:pPr>
+        <w:pStyle w:val="NormalWeb"/>
+        <w:rPr>
+          <w:sz w:val="22"/>
+          <w:szCs w:val="22"/>
+        </w:rPr>
+      </w:pPr>
+      <w:proofErr w:type="gramStart"/>
+      <w:r>
+        <w:rPr>
+          <w:sz w:val="22"/>
+          <w:szCs w:val="22"/>
+        </w:rPr>
+        <w:t xml:space="preserve">·  </w:t>
+      </w:r>
+      <w:proofErr w:type="spellStart"/>
+      <w:r>
+        <w:rPr>
+          <w:sz w:val="22"/>
+          <w:szCs w:val="22"/>
+        </w:rPr>
+        <w:t>initialValue</w:t>
+      </w:r>
+      <w:proofErr w:type="spellEnd"/>
+      <w:proofErr w:type="gramEnd"/>
+      <w:r>
+        <w:rPr>
+          <w:sz w:val="22"/>
+          <w:szCs w:val="22"/>
+        </w:rPr>
+        <w:t xml:space="preserve"> → starting value</w:t>
+      </w:r>
+    </w:p>
+    <w:p>
+      <w:pPr>
+        <w:pStyle w:val="NormalWeb"/>
+        <w:rPr>
+          <w:sz w:val="22"/>
+          <w:szCs w:val="22"/>
+        </w:rPr>
+      </w:pPr>
+    </w:p>
+    <w:p>
+      <w:pPr>
+        <w:pStyle w:val="NormalWeb"/>
+        <w:rPr>
+          <w:sz w:val="22"/>
+          <w:szCs w:val="22"/>
+          <w:lang w:val="en-IN"/>
+        </w:rPr>
+      </w:pPr>
+    </w:p>
+    <w:p>
+      <w:pPr>
+        <w:pStyle w:val="NormalWeb"/>
+        <w:rPr>
+          <w:sz w:val="22"/>
+          <w:szCs w:val="22"/>
+          <w:lang w:val="en-IN"/>
+        </w:rPr>
+      </w:pPr>
+      <w:r>
+        <w:rPr>
+          <w:b/>
+          <w:bCs/>
+          <w:sz w:val="22"/>
+          <w:szCs w:val="22"/>
+          <w:lang w:val="en-IN"/>
+        </w:rPr>
+        <w:t xml:space="preserve">Props </w:t>
+      </w:r>
+      <w:proofErr w:type="spellStart"/>
+      <w:r>
+        <w:rPr>
+          <w:b/>
+          <w:bCs/>
+          <w:sz w:val="22"/>
+          <w:szCs w:val="22"/>
+          <w:lang w:val="en-IN"/>
+        </w:rPr>
+        <w:t>destructuring</w:t>
+      </w:r>
+      <w:proofErr w:type="spellEnd"/>
+      <w:r>
+        <w:rPr>
+          <w:b/>
+          <w:bCs/>
+          <w:sz w:val="22"/>
+          <w:szCs w:val="22"/>
+          <w:lang w:val="en-IN"/>
+        </w:rPr>
+        <w:t xml:space="preserve"> in React</w:t>
+      </w:r>
+      <w:r>
+        <w:rPr>
+          <w:sz w:val="22"/>
+          <w:szCs w:val="22"/>
+          <w:lang w:val="en-IN"/>
+        </w:rPr>
+        <w:t xml:space="preserve"> is the process of extracting specific properties from the props object directly in the component’s parameter list (or inside the component), so you can use them without </w:t>
+      </w:r>
+      <w:proofErr w:type="gramStart"/>
+      <w:r>
+        <w:rPr>
+          <w:sz w:val="22"/>
+          <w:szCs w:val="22"/>
+          <w:lang w:val="en-IN"/>
+        </w:rPr>
+        <w:t>writing  props</w:t>
+      </w:r>
+      <w:proofErr w:type="gramEnd"/>
+      <w:r>
+        <w:rPr>
+          <w:sz w:val="22"/>
+          <w:szCs w:val="22"/>
+          <w:lang w:val="en-IN"/>
+        </w:rPr>
+        <w:t>. every time.</w:t>
+      </w:r>
+    </w:p>
+    <w:p>
+      <w:pPr>
+        <w:pStyle w:val="NormalWeb"/>
+        <w:rPr>
+          <w:sz w:val="22"/>
+          <w:szCs w:val="22"/>
+          <w:lang w:val="en-IN"/>
+        </w:rPr>
+      </w:pPr>
+      <w:r>
+        <w:rPr>
+          <w:sz w:val="22"/>
+          <w:szCs w:val="22"/>
+          <w:lang w:val="en-IN"/>
+        </w:rPr>
+        <w:t xml:space="preserve">In simpler words: </w:t>
+      </w:r>
+      <w:r>
+        <w:rPr>
+          <w:b/>
+          <w:bCs/>
+          <w:sz w:val="22"/>
+          <w:szCs w:val="22"/>
+          <w:lang w:val="en-IN"/>
+        </w:rPr>
+        <w:t xml:space="preserve">instead of writing props.name or </w:t>
+      </w:r>
+      <w:proofErr w:type="spellStart"/>
+      <w:r>
+        <w:rPr>
+          <w:b/>
+          <w:bCs/>
+          <w:sz w:val="22"/>
+          <w:szCs w:val="22"/>
+          <w:lang w:val="en-IN"/>
+        </w:rPr>
+        <w:t>props.age</w:t>
+      </w:r>
+      <w:proofErr w:type="spellEnd"/>
+      <w:r>
+        <w:rPr>
+          <w:b/>
+          <w:bCs/>
+          <w:sz w:val="22"/>
+          <w:szCs w:val="22"/>
+          <w:lang w:val="en-IN"/>
+        </w:rPr>
+        <w:t>, you “pick out” the values you need from props in one step.</w:t>
+      </w:r>
+    </w:p>
+    <w:p>
+      <w:pPr>
+        <w:pStyle w:val="NormalWeb"/>
+        <w:rPr>
+          <w:sz w:val="22"/>
+          <w:szCs w:val="22"/>
+        </w:rPr>
+      </w:pPr>
+    </w:p>
+    <w:p>
+      <w:pPr>
+        <w:pStyle w:val="NormalWeb"/>
+        <w:rPr>
+          <w:sz w:val="22"/>
+          <w:szCs w:val="22"/>
+        </w:rPr>
+      </w:pPr>
+      <w:r>
+        <w:rPr>
+          <w:sz w:val="22"/>
+          <w:szCs w:val="22"/>
+        </w:rPr>
+        <w:t xml:space="preserve">function </w:t>
+      </w:r>
+      <w:proofErr w:type="gramStart"/>
+      <w:r>
+        <w:rPr>
+          <w:sz w:val="22"/>
+          <w:szCs w:val="22"/>
+        </w:rPr>
+        <w:t>Greeting({ name</w:t>
+      </w:r>
+      <w:proofErr w:type="gramEnd"/>
+      <w:r>
+        <w:rPr>
+          <w:sz w:val="22"/>
+          <w:szCs w:val="22"/>
+        </w:rPr>
+        <w:t xml:space="preserve"> }) {</w:t>
+      </w:r>
+    </w:p>
+    <w:p>
+      <w:pPr>
+        <w:pStyle w:val="NormalWeb"/>
+        <w:rPr>
+          <w:sz w:val="22"/>
+          <w:szCs w:val="22"/>
+        </w:rPr>
+      </w:pPr>
+      <w:r>
+        <w:rPr>
+          <w:sz w:val="22"/>
+          <w:szCs w:val="22"/>
+        </w:rPr>
+        <w:t xml:space="preserve">  return &lt;h1&gt;</w:t>
+      </w:r>
+      <w:proofErr w:type="gramStart"/>
+      <w:r>
+        <w:rPr>
+          <w:sz w:val="22"/>
+          <w:szCs w:val="22"/>
+        </w:rPr>
+        <w:t>Hello, {</w:t>
+      </w:r>
+      <w:proofErr w:type="gramEnd"/>
+      <w:r>
+        <w:rPr>
+          <w:sz w:val="22"/>
+          <w:szCs w:val="22"/>
+        </w:rPr>
+        <w:t>name</w:t>
+      </w:r>
+      <w:proofErr w:type="gramStart"/>
+      <w:r>
+        <w:rPr>
+          <w:sz w:val="22"/>
+          <w:szCs w:val="22"/>
+        </w:rPr>
+        <w:t>}!&lt;</w:t>
+      </w:r>
+      <w:proofErr w:type="gramEnd"/>
+      <w:r>
+        <w:rPr>
+          <w:sz w:val="22"/>
+          <w:szCs w:val="22"/>
+        </w:rPr>
+        <w:t>/h1</w:t>
+      </w:r>
+      <w:proofErr w:type="gramStart"/>
+      <w:r>
+        <w:rPr>
+          <w:sz w:val="22"/>
+          <w:szCs w:val="22"/>
+        </w:rPr>
+        <w:t>&gt;;</w:t>
+      </w:r>
+      <w:proofErr w:type="gramEnd"/>
+    </w:p>
+    <w:p>
+      <w:pPr>
+        <w:pStyle w:val="NormalWeb"/>
+        <w:rPr>
+          <w:sz w:val="22"/>
+          <w:szCs w:val="22"/>
+        </w:rPr>
+      </w:pPr>
+      <w:r>
+        <w:rPr>
+          <w:sz w:val="22"/>
+          <w:szCs w:val="22"/>
+        </w:rPr>
         <w:lastRenderedPageBreak/>
-        <w:t>·  state</w:t>
-      </w:r>
-      <w:proofErr w:type="gramEnd"/>
-      <w:r>
-        <w:rPr>
-          <w:sz w:val="22"/>
-          <w:szCs w:val="22"/>
-        </w:rPr>
-        <w:t xml:space="preserve"> → current value</w:t>
+        <w:t>}</w:t>
       </w:r>
     </w:p>
     <w:p>
@@ -10959,30 +11868,228 @@
           <w:szCs w:val="22"/>
         </w:rPr>
       </w:pPr>
-      <w:proofErr w:type="gramStart"/>
-      <w:r>
-        <w:rPr>
-          <w:sz w:val="22"/>
-          <w:szCs w:val="22"/>
-        </w:rPr>
-        <w:t xml:space="preserve">·  </w:t>
+      <w:r>
+        <w:rPr>
+          <w:sz w:val="22"/>
+          <w:szCs w:val="22"/>
+        </w:rPr>
+        <w:t xml:space="preserve">function </w:t>
+      </w:r>
+      <w:proofErr w:type="gramStart"/>
+      <w:r>
+        <w:rPr>
+          <w:sz w:val="22"/>
+          <w:szCs w:val="22"/>
+        </w:rPr>
+        <w:t>App(</w:t>
+      </w:r>
+      <w:proofErr w:type="gramEnd"/>
+      <w:r>
+        <w:rPr>
+          <w:sz w:val="22"/>
+          <w:szCs w:val="22"/>
+        </w:rPr>
+        <w:t>) {</w:t>
+      </w:r>
+    </w:p>
+    <w:p>
+      <w:pPr>
+        <w:pStyle w:val="NormalWeb"/>
+        <w:rPr>
+          <w:sz w:val="22"/>
+          <w:szCs w:val="22"/>
+        </w:rPr>
+      </w:pPr>
+      <w:r>
+        <w:rPr>
+          <w:sz w:val="22"/>
+          <w:szCs w:val="22"/>
+        </w:rPr>
+        <w:t xml:space="preserve">  return (</w:t>
+      </w:r>
+    </w:p>
+    <w:p>
+      <w:pPr>
+        <w:pStyle w:val="NormalWeb"/>
+        <w:rPr>
+          <w:sz w:val="22"/>
+          <w:szCs w:val="22"/>
+        </w:rPr>
+      </w:pPr>
+      <w:r>
+        <w:rPr>
+          <w:sz w:val="22"/>
+          <w:szCs w:val="22"/>
+        </w:rPr>
+        <w:t xml:space="preserve">    &lt;div&gt;</w:t>
+      </w:r>
+    </w:p>
+    <w:p>
+      <w:pPr>
+        <w:pStyle w:val="NormalWeb"/>
+        <w:rPr>
+          <w:sz w:val="22"/>
+          <w:szCs w:val="22"/>
+        </w:rPr>
+      </w:pPr>
+      <w:r>
+        <w:rPr>
+          <w:sz w:val="22"/>
+          <w:szCs w:val="22"/>
+        </w:rPr>
+        <w:t xml:space="preserve">      &lt;Greeting name="Rashmi" /&gt;</w:t>
+      </w:r>
+    </w:p>
+    <w:p>
+      <w:pPr>
+        <w:pStyle w:val="NormalWeb"/>
+        <w:rPr>
+          <w:sz w:val="22"/>
+          <w:szCs w:val="22"/>
+        </w:rPr>
+      </w:pPr>
+      <w:r>
+        <w:rPr>
+          <w:sz w:val="22"/>
+          <w:szCs w:val="22"/>
+        </w:rPr>
+        <w:t xml:space="preserve">      &lt;Greeting name="Sarah" /&gt;</w:t>
+      </w:r>
+    </w:p>
+    <w:p>
+      <w:pPr>
+        <w:pStyle w:val="NormalWeb"/>
+        <w:rPr>
+          <w:sz w:val="22"/>
+          <w:szCs w:val="22"/>
+        </w:rPr>
+      </w:pPr>
+      <w:r>
+        <w:rPr>
+          <w:sz w:val="22"/>
+          <w:szCs w:val="22"/>
+        </w:rPr>
+        <w:t xml:space="preserve">    &lt;/div&gt;</w:t>
+      </w:r>
+    </w:p>
+    <w:p>
+      <w:pPr>
+        <w:pStyle w:val="NormalWeb"/>
+        <w:rPr>
+          <w:sz w:val="22"/>
+          <w:szCs w:val="22"/>
+        </w:rPr>
+      </w:pPr>
+      <w:r>
+        <w:rPr>
+          <w:sz w:val="22"/>
+          <w:szCs w:val="22"/>
+        </w:rPr>
+        <w:t xml:space="preserve">  </w:t>
+      </w:r>
+      <w:proofErr w:type="gramStart"/>
+      <w:r>
+        <w:rPr>
+          <w:sz w:val="22"/>
+          <w:szCs w:val="22"/>
+        </w:rPr>
+        <w:t>);</w:t>
+      </w:r>
+      <w:proofErr w:type="gramEnd"/>
+    </w:p>
+    <w:p>
+      <w:pPr>
+        <w:pStyle w:val="NormalWeb"/>
+        <w:rPr>
+          <w:sz w:val="22"/>
+          <w:szCs w:val="22"/>
+        </w:rPr>
+      </w:pPr>
+      <w:r>
+        <w:rPr>
+          <w:sz w:val="22"/>
+          <w:szCs w:val="22"/>
+        </w:rPr>
+        <w:t>}</w:t>
+      </w:r>
+    </w:p>
+    <w:p>
+      <w:pPr>
+        <w:pStyle w:val="NormalWeb"/>
+        <w:rPr>
+          <w:sz w:val="22"/>
+          <w:szCs w:val="22"/>
+        </w:rPr>
+      </w:pPr>
+    </w:p>
+    <w:p>
+      <w:pPr>
+        <w:pStyle w:val="NormalWeb"/>
+        <w:rPr>
+          <w:sz w:val="22"/>
+          <w:szCs w:val="22"/>
+        </w:rPr>
+      </w:pPr>
+      <w:r>
+        <w:rPr>
+          <w:sz w:val="22"/>
+          <w:szCs w:val="22"/>
+        </w:rPr>
+        <w:t xml:space="preserve">export default </w:t>
+      </w:r>
+      <w:proofErr w:type="gramStart"/>
+      <w:r>
+        <w:rPr>
+          <w:sz w:val="22"/>
+          <w:szCs w:val="22"/>
+        </w:rPr>
+        <w:t>App;</w:t>
+      </w:r>
+      <w:proofErr w:type="gramEnd"/>
+    </w:p>
+    <w:p>
+      <w:pPr>
+        <w:pStyle w:val="NormalWeb"/>
+        <w:rPr>
+          <w:sz w:val="22"/>
+          <w:szCs w:val="22"/>
+        </w:rPr>
+      </w:pPr>
+    </w:p>
+    <w:p>
+      <w:pPr>
+        <w:pStyle w:val="NormalWeb"/>
+        <w:rPr>
+          <w:sz w:val="22"/>
+          <w:szCs w:val="22"/>
+          <w:lang w:val="en-IN"/>
+        </w:rPr>
+      </w:pPr>
+      <w:r>
+        <w:rPr>
+          <w:sz w:val="22"/>
+          <w:szCs w:val="22"/>
+          <w:lang w:val="en-IN"/>
+        </w:rPr>
+        <w:t xml:space="preserve">What is </w:t>
       </w:r>
       <w:proofErr w:type="spellStart"/>
       <w:r>
         <w:rPr>
           <w:sz w:val="22"/>
           <w:szCs w:val="22"/>
-        </w:rPr>
-        <w:t>setState</w:t>
+          <w:lang w:val="en-IN"/>
+        </w:rPr>
+        <w:t>Destructuring</w:t>
       </w:r>
       <w:proofErr w:type="spellEnd"/>
-      <w:proofErr w:type="gramEnd"/>
-      <w:r>
-        <w:rPr>
-          <w:sz w:val="22"/>
-          <w:szCs w:val="22"/>
-        </w:rPr>
-        <w:t xml:space="preserve"> → function to update it</w:t>
+      <w:r>
+        <w:rPr>
+          <w:sz w:val="22"/>
+          <w:szCs w:val="22"/>
+          <w:lang w:val="en-IN"/>
+        </w:rPr>
+        <w:t>?</w:t>
       </w:r>
     </w:p>
     <w:p>
@@ -10991,32 +12098,26 @@
         <w:rPr>
           <w:sz w:val="22"/>
           <w:szCs w:val="22"/>
-        </w:rPr>
-      </w:pPr>
-      <w:proofErr w:type="gramStart"/>
-      <w:r>
-        <w:rPr>
-          <w:sz w:val="22"/>
-          <w:szCs w:val="22"/>
-        </w:rPr>
-        <w:t xml:space="preserve">·  </w:t>
-      </w:r>
+          <w:lang w:val="en-IN"/>
+        </w:rPr>
+      </w:pPr>
       <w:proofErr w:type="spellStart"/>
       <w:r>
         <w:rPr>
           <w:sz w:val="22"/>
           <w:szCs w:val="22"/>
-        </w:rPr>
-        <w:t>initialValue</w:t>
+          <w:lang w:val="en-IN"/>
+        </w:rPr>
+        <w:t>Destructuring</w:t>
       </w:r>
       <w:proofErr w:type="spellEnd"/>
-      <w:proofErr w:type="gramEnd"/>
-      <w:r>
-        <w:rPr>
-          <w:sz w:val="22"/>
-          <w:szCs w:val="22"/>
-        </w:rPr>
-        <w:t xml:space="preserve"> → starting value</w:t>
+      <w:r>
+        <w:rPr>
+          <w:sz w:val="22"/>
+          <w:szCs w:val="22"/>
+          <w:lang w:val="en-IN"/>
+        </w:rPr>
+        <w:t xml:space="preserve"> is a JavaScript feature that lets us extract values from arrays or objects and store them into variables easily.</w:t>
       </w:r>
     </w:p>
     <w:p>
@@ -11025,30 +12126,2086 @@
         <w:rPr>
           <w:sz w:val="22"/>
           <w:szCs w:val="22"/>
-        </w:rPr>
-      </w:pPr>
-    </w:p>
-    <w:p>
-      <w:pPr>
-        <w:jc w:val="center"/>
-        <w:rPr>
-          <w:lang w:val="en-US"/>
-        </w:rPr>
-      </w:pPr>
-    </w:p>
-    <w:p>
-      <w:pPr>
-        <w:jc w:val="center"/>
-        <w:rPr>
-          <w:b/>
-          <w:bCs/>
-        </w:rPr>
-      </w:pPr>
-    </w:p>
-    <w:p>
-      <w:pPr>
-        <w:jc w:val="center"/>
-      </w:pPr>
+          <w:lang w:val="en-IN"/>
+        </w:rPr>
+      </w:pPr>
+      <w:r>
+        <w:rPr>
+          <w:sz w:val="22"/>
+          <w:szCs w:val="22"/>
+          <w:lang w:val="en-IN"/>
+        </w:rPr>
+        <w:t xml:space="preserve">Types of </w:t>
+      </w:r>
+      <w:proofErr w:type="spellStart"/>
+      <w:r>
+        <w:rPr>
+          <w:sz w:val="22"/>
+          <w:szCs w:val="22"/>
+          <w:lang w:val="en-IN"/>
+        </w:rPr>
+        <w:t>Destructuring</w:t>
+      </w:r>
+      <w:proofErr w:type="spellEnd"/>
+    </w:p>
+    <w:p>
+      <w:pPr>
+        <w:pStyle w:val="NormalWeb"/>
+        <w:rPr>
+          <w:sz w:val="22"/>
+          <w:szCs w:val="22"/>
+          <w:lang w:val="en-IN"/>
+        </w:rPr>
+      </w:pPr>
+      <w:r>
+        <w:rPr>
+          <w:sz w:val="22"/>
+          <w:szCs w:val="22"/>
+          <w:lang w:val="en-IN"/>
+        </w:rPr>
+        <w:t xml:space="preserve">1.Array </w:t>
+      </w:r>
+      <w:proofErr w:type="spellStart"/>
+      <w:r>
+        <w:rPr>
+          <w:sz w:val="22"/>
+          <w:szCs w:val="22"/>
+          <w:lang w:val="en-IN"/>
+        </w:rPr>
+        <w:t>Destructuring</w:t>
+      </w:r>
+      <w:proofErr w:type="spellEnd"/>
+      <w:r>
+        <w:rPr>
+          <w:sz w:val="22"/>
+          <w:szCs w:val="22"/>
+          <w:lang w:val="en-IN"/>
+        </w:rPr>
+        <w:br/>
+        <w:t xml:space="preserve">2.Object </w:t>
+      </w:r>
+      <w:proofErr w:type="spellStart"/>
+      <w:r>
+        <w:rPr>
+          <w:sz w:val="22"/>
+          <w:szCs w:val="22"/>
+          <w:lang w:val="en-IN"/>
+        </w:rPr>
+        <w:t>Destructuring</w:t>
+      </w:r>
+      <w:proofErr w:type="spellEnd"/>
+    </w:p>
+    <w:p>
+      <w:pPr>
+        <w:pStyle w:val="NormalWeb"/>
+        <w:rPr>
+          <w:sz w:val="22"/>
+          <w:szCs w:val="22"/>
+          <w:lang w:val="en-IN"/>
+        </w:rPr>
+      </w:pPr>
+      <w:r>
+        <w:rPr>
+          <w:sz w:val="22"/>
+          <w:szCs w:val="22"/>
+          <w:lang w:val="en-IN"/>
+        </w:rPr>
+        <w:t xml:space="preserve">Array </w:t>
+      </w:r>
+      <w:proofErr w:type="spellStart"/>
+      <w:r>
+        <w:rPr>
+          <w:sz w:val="22"/>
+          <w:szCs w:val="22"/>
+          <w:lang w:val="en-IN"/>
+        </w:rPr>
+        <w:t>Destructuting</w:t>
+      </w:r>
+      <w:proofErr w:type="spellEnd"/>
+    </w:p>
+    <w:p>
+      <w:pPr>
+        <w:pStyle w:val="NormalWeb"/>
+        <w:rPr>
+          <w:sz w:val="22"/>
+          <w:szCs w:val="22"/>
+          <w:lang w:val="en-IN"/>
+        </w:rPr>
+      </w:pPr>
+      <w:r>
+        <w:rPr>
+          <w:sz w:val="22"/>
+          <w:szCs w:val="22"/>
+          <w:lang w:val="en-IN"/>
+        </w:rPr>
+        <w:t xml:space="preserve">Array </w:t>
+      </w:r>
+      <w:proofErr w:type="spellStart"/>
+      <w:r>
+        <w:rPr>
+          <w:sz w:val="22"/>
+          <w:szCs w:val="22"/>
+          <w:lang w:val="en-IN"/>
+        </w:rPr>
+        <w:t>destructuring</w:t>
+      </w:r>
+      <w:proofErr w:type="spellEnd"/>
+      <w:r>
+        <w:rPr>
+          <w:sz w:val="22"/>
+          <w:szCs w:val="22"/>
+          <w:lang w:val="en-IN"/>
+        </w:rPr>
+        <w:t xml:space="preserve"> is a JavaScript feature that allows you to extract values from an array and store them into variables in one line.</w:t>
+      </w:r>
+    </w:p>
+    <w:p>
+      <w:pPr>
+        <w:rPr>
+          <w:b/>
+          <w:bCs/>
+        </w:rPr>
+      </w:pPr>
+    </w:p>
+    <w:p>
+      <w:pPr>
+        <w:rPr>
+          <w:b/>
+          <w:bCs/>
+        </w:rPr>
+      </w:pPr>
+    </w:p>
+    <w:p>
+      <w:pPr>
+        <w:rPr>
+          <w:b/>
+          <w:bCs/>
+        </w:rPr>
+      </w:pPr>
+      <w:r>
+        <w:rPr>
+          <w:b/>
+          <w:bCs/>
+        </w:rPr>
+        <w:t>Rest Operator</w:t>
+      </w:r>
+    </w:p>
+    <w:p>
+      <w:r>
+        <w:t>The rest operator (...) collects multiple values and puts them into a single array or object.</w:t>
+      </w:r>
+    </w:p>
+    <w:p>
+      <w:r>
+        <w:t>Example:</w:t>
+      </w:r>
+      <w:r>
+        <w:rPr>
+          <w:lang w:val="en-US"/>
+        </w:rPr>
+        <w:t xml:space="preserve"> </w:t>
+      </w:r>
+      <w:proofErr w:type="spellStart"/>
+      <w:r>
+        <w:t>const</w:t>
+      </w:r>
+      <w:proofErr w:type="spellEnd"/>
+      <w:r>
+        <w:t xml:space="preserve"> numbers = [1, 2, 3, 4, 5</w:t>
+      </w:r>
+      <w:proofErr w:type="gramStart"/>
+      <w:r>
+        <w:t>];</w:t>
+      </w:r>
+      <w:proofErr w:type="gramEnd"/>
+    </w:p>
+    <w:p>
+      <w:proofErr w:type="spellStart"/>
+      <w:r>
+        <w:t>const</w:t>
+      </w:r>
+      <w:proofErr w:type="spellEnd"/>
+      <w:r>
+        <w:t xml:space="preserve"> [first, second, ...rest] = </w:t>
+      </w:r>
+      <w:proofErr w:type="gramStart"/>
+      <w:r>
+        <w:t>numbers;</w:t>
+      </w:r>
+      <w:proofErr w:type="gramEnd"/>
+    </w:p>
+    <w:p>
+      <w:r>
+        <w:lastRenderedPageBreak/>
+        <w:t>console.log(first</w:t>
+      </w:r>
+      <w:proofErr w:type="gramStart"/>
+      <w:r>
+        <w:t>);  /</w:t>
+      </w:r>
+      <w:proofErr w:type="gramEnd"/>
+      <w:r>
+        <w:t>/ 1</w:t>
+      </w:r>
+    </w:p>
+    <w:p>
+      <w:r>
+        <w:t>console.log(second); // 2</w:t>
+      </w:r>
+    </w:p>
+    <w:p>
+      <w:r>
+        <w:t>console.log(rest</w:t>
+      </w:r>
+      <w:proofErr w:type="gramStart"/>
+      <w:r>
+        <w:t xml:space="preserve">);   </w:t>
+      </w:r>
+      <w:proofErr w:type="gramEnd"/>
+      <w:r>
+        <w:t>// [3, 4, 5]</w:t>
+      </w:r>
+    </w:p>
+    <w:p>
+      <w:r>
+        <w:t xml:space="preserve">Example: </w:t>
+      </w:r>
+      <w:proofErr w:type="spellStart"/>
+      <w:r>
+        <w:t>const</w:t>
+      </w:r>
+      <w:proofErr w:type="spellEnd"/>
+      <w:r>
+        <w:t xml:space="preserve"> user = {</w:t>
+      </w:r>
+    </w:p>
+    <w:p>
+      <w:r>
+        <w:t xml:space="preserve">  name: "Asha",</w:t>
+      </w:r>
+    </w:p>
+    <w:p>
+      <w:r>
+        <w:t xml:space="preserve">  age: 22,</w:t>
+      </w:r>
+    </w:p>
+    <w:p>
+      <w:r>
+        <w:t xml:space="preserve"> city: "Delhi"</w:t>
+      </w:r>
+    </w:p>
+    <w:p>
+      <w:proofErr w:type="gramStart"/>
+      <w:r>
+        <w:t>};</w:t>
+      </w:r>
+      <w:proofErr w:type="gramEnd"/>
+    </w:p>
+    <w:p>
+      <w:proofErr w:type="spellStart"/>
+      <w:r>
+        <w:t>const</w:t>
+      </w:r>
+      <w:proofErr w:type="spellEnd"/>
+      <w:r>
+        <w:t xml:space="preserve"> </w:t>
+      </w:r>
+      <w:proofErr w:type="gramStart"/>
+      <w:r>
+        <w:t>{ name</w:t>
+      </w:r>
+      <w:proofErr w:type="gramEnd"/>
+      <w:r>
+        <w:t>, ...</w:t>
+      </w:r>
+      <w:proofErr w:type="gramStart"/>
+      <w:r>
+        <w:t>rest }</w:t>
+      </w:r>
+      <w:proofErr w:type="gramEnd"/>
+      <w:r>
+        <w:t xml:space="preserve"> = </w:t>
+      </w:r>
+      <w:proofErr w:type="gramStart"/>
+      <w:r>
+        <w:t>user;</w:t>
+      </w:r>
+      <w:proofErr w:type="gramEnd"/>
+    </w:p>
+    <w:p>
+      <w:r>
+        <w:t>console.log(name); // Asha</w:t>
+      </w:r>
+    </w:p>
+    <w:p>
+      <w:r>
+        <w:t xml:space="preserve">console.log(rest); // </w:t>
+      </w:r>
+      <w:proofErr w:type="gramStart"/>
+      <w:r>
+        <w:t>{ age</w:t>
+      </w:r>
+      <w:proofErr w:type="gramEnd"/>
+      <w:r>
+        <w:t>: 22, city: "Delhi</w:t>
+      </w:r>
+      <w:proofErr w:type="gramStart"/>
+      <w:r>
+        <w:t>" }</w:t>
+      </w:r>
+      <w:proofErr w:type="gramEnd"/>
+    </w:p>
+    <w:p>
+      <w:pPr>
+        <w:rPr>
+          <w:b/>
+          <w:bCs/>
+        </w:rPr>
+      </w:pPr>
+    </w:p>
+    <w:p>
+      <w:pPr>
+        <w:rPr>
+          <w:b/>
+          <w:bCs/>
+        </w:rPr>
+      </w:pPr>
+    </w:p>
+    <w:p>
+      <w:pPr>
+        <w:rPr>
+          <w:b/>
+          <w:bCs/>
+        </w:rPr>
+      </w:pPr>
+    </w:p>
+    <w:p/>
+    <w:p/>
+    <w:p>
+      <w:pPr>
+        <w:rPr>
+          <w:b/>
+          <w:lang w:val="en-US"/>
+        </w:rPr>
+      </w:pPr>
+      <w:r>
+        <w:rPr>
+          <w:b/>
+          <w:lang w:val="en-US"/>
+        </w:rPr>
+        <w:t>Props Drilling in React</w:t>
+      </w:r>
+    </w:p>
+    <w:p>
+      <w:pPr>
+        <w:rPr>
+          <w:lang w:val="en-US"/>
+        </w:rPr>
+      </w:pPr>
+      <w:r>
+        <w:rPr>
+          <w:b/>
+          <w:bCs/>
+          <w:lang w:val="en-US"/>
+        </w:rPr>
+        <w:t>Props drilling</w:t>
+      </w:r>
+      <w:r>
+        <w:rPr>
+          <w:lang w:val="en-US"/>
+        </w:rPr>
+        <w:t xml:space="preserve"> is the process of passing data (props) from a </w:t>
+      </w:r>
+      <w:r>
+        <w:rPr>
+          <w:b/>
+          <w:bCs/>
+          <w:lang w:val="en-US"/>
+        </w:rPr>
+        <w:t>parent component down to deeply nested child components</w:t>
+      </w:r>
+      <w:r>
+        <w:rPr>
+          <w:lang w:val="en-US"/>
+        </w:rPr>
+        <w:t xml:space="preserve">, even when some intermediate components </w:t>
+      </w:r>
+      <w:r>
+        <w:rPr>
+          <w:b/>
+          <w:bCs/>
+          <w:lang w:val="en-US"/>
+        </w:rPr>
+        <w:t xml:space="preserve">don’t </w:t>
+      </w:r>
+      <w:proofErr w:type="gramStart"/>
+      <w:r>
+        <w:rPr>
+          <w:b/>
+          <w:bCs/>
+          <w:lang w:val="en-US"/>
+        </w:rPr>
+        <w:t>actually need</w:t>
+      </w:r>
+      <w:proofErr w:type="gramEnd"/>
+      <w:r>
+        <w:rPr>
+          <w:b/>
+          <w:bCs/>
+          <w:lang w:val="en-US"/>
+        </w:rPr>
+        <w:t xml:space="preserve"> the data</w:t>
+      </w:r>
+      <w:r>
+        <w:rPr>
+          <w:lang w:val="en-US"/>
+        </w:rPr>
+        <w:t>.</w:t>
+      </w:r>
+    </w:p>
+    <w:p>
+      <w:pPr>
+        <w:rPr>
+          <w:lang w:val="en-US"/>
+        </w:rPr>
+      </w:pPr>
+      <w:r>
+        <w:rPr>
+          <w:b/>
+          <w:lang w:val="en-US"/>
+        </w:rPr>
+        <w:t xml:space="preserve">In other </w:t>
+      </w:r>
+      <w:proofErr w:type="gramStart"/>
+      <w:r>
+        <w:rPr>
+          <w:b/>
+          <w:lang w:val="en-US"/>
+        </w:rPr>
+        <w:t>words</w:t>
+      </w:r>
+      <w:r>
+        <w:rPr>
+          <w:lang w:val="en-US"/>
+        </w:rPr>
+        <w:t xml:space="preserve"> :</w:t>
+      </w:r>
+      <w:proofErr w:type="gramEnd"/>
+      <w:r>
+        <w:rPr>
+          <w:lang w:val="en-US"/>
+        </w:rPr>
+        <w:t xml:space="preserve"> </w:t>
+      </w:r>
+      <w:r>
+        <w:rPr>
+          <w:b/>
+          <w:bCs/>
+          <w:lang w:val="en-US"/>
+        </w:rPr>
+        <w:t>Props drilling</w:t>
+      </w:r>
+      <w:r>
+        <w:rPr>
+          <w:lang w:val="en-US"/>
+        </w:rPr>
+        <w:t xml:space="preserve"> is a situation in React where props are passed through multiple component levels to reach a component that needs the data.</w:t>
+      </w:r>
+    </w:p>
+    <w:p>
+      <w:pPr>
+        <w:rPr>
+          <w:b/>
+          <w:bCs/>
+          <w:lang w:val="en-US"/>
+        </w:rPr>
+      </w:pPr>
+      <w:r>
+        <w:rPr>
+          <w:b/>
+          <w:bCs/>
+          <w:lang w:val="en-US"/>
+        </w:rPr>
+        <w:t>Basic Syntax of Props</w:t>
+      </w:r>
+    </w:p>
+    <w:p>
+      <w:pPr>
+        <w:rPr>
+          <w:lang w:val="en-US"/>
+        </w:rPr>
+      </w:pPr>
+      <w:r>
+        <w:rPr>
+          <w:lang w:val="en-US"/>
+        </w:rPr>
+        <w:t xml:space="preserve">&lt;Component </w:t>
+      </w:r>
+      <w:proofErr w:type="spellStart"/>
+      <w:r>
+        <w:rPr>
+          <w:lang w:val="en-US"/>
+        </w:rPr>
+        <w:t>propName</w:t>
+      </w:r>
+      <w:proofErr w:type="spellEnd"/>
+      <w:r>
+        <w:rPr>
+          <w:lang w:val="en-US"/>
+        </w:rPr>
+        <w:t>={value} /&gt;</w:t>
+      </w:r>
+    </w:p>
+    <w:p>
+      <w:pPr>
+        <w:rPr>
+          <w:b/>
+          <w:lang w:val="en-US"/>
+        </w:rPr>
+      </w:pPr>
+      <w:r>
+        <w:rPr>
+          <w:b/>
+          <w:lang w:val="en-US"/>
+        </w:rPr>
+        <w:t>Inside the component:</w:t>
+      </w:r>
+    </w:p>
+    <w:p>
+      <w:pPr>
+        <w:rPr>
+          <w:lang w:val="en-US"/>
+        </w:rPr>
+      </w:pPr>
+      <w:r>
+        <w:rPr>
+          <w:lang w:val="en-US"/>
+        </w:rPr>
+        <w:t xml:space="preserve">function </w:t>
+      </w:r>
+      <w:proofErr w:type="gramStart"/>
+      <w:r>
+        <w:rPr>
+          <w:lang w:val="en-US"/>
+        </w:rPr>
+        <w:t xml:space="preserve">Component({ </w:t>
+      </w:r>
+      <w:proofErr w:type="spellStart"/>
+      <w:r>
+        <w:rPr>
+          <w:lang w:val="en-US"/>
+        </w:rPr>
+        <w:t>propName</w:t>
+      </w:r>
+      <w:proofErr w:type="spellEnd"/>
+      <w:proofErr w:type="gramEnd"/>
+      <w:r>
+        <w:rPr>
+          <w:lang w:val="en-US"/>
+        </w:rPr>
+        <w:t xml:space="preserve"> }) {</w:t>
+      </w:r>
+    </w:p>
+    <w:p>
+      <w:pPr>
+        <w:rPr>
+          <w:lang w:val="en-US"/>
+        </w:rPr>
+      </w:pPr>
+      <w:r>
+        <w:rPr>
+          <w:lang w:val="en-US"/>
+        </w:rPr>
+        <w:t xml:space="preserve">  return &lt;div&gt;{</w:t>
+      </w:r>
+      <w:proofErr w:type="spellStart"/>
+      <w:r>
+        <w:rPr>
+          <w:lang w:val="en-US"/>
+        </w:rPr>
+        <w:t>propName</w:t>
+      </w:r>
+      <w:proofErr w:type="spellEnd"/>
+      <w:r>
+        <w:rPr>
+          <w:lang w:val="en-US"/>
+        </w:rPr>
+        <w:t>}&lt;/div</w:t>
+      </w:r>
+      <w:proofErr w:type="gramStart"/>
+      <w:r>
+        <w:rPr>
+          <w:lang w:val="en-US"/>
+        </w:rPr>
+        <w:t>&gt;;</w:t>
+      </w:r>
+      <w:proofErr w:type="gramEnd"/>
+    </w:p>
+    <w:p>
+      <w:pPr>
+        <w:rPr>
+          <w:lang w:val="en-US"/>
+        </w:rPr>
+      </w:pPr>
+      <w:r>
+        <w:rPr>
+          <w:lang w:val="en-US"/>
+        </w:rPr>
+        <w:t>}</w:t>
+      </w:r>
+    </w:p>
+    <w:p>
+      <w:pPr>
+        <w:rPr>
+          <w:b/>
+          <w:bCs/>
+          <w:lang w:val="en-US"/>
+        </w:rPr>
+      </w:pPr>
+      <w:r>
+        <w:rPr>
+          <w:b/>
+          <w:bCs/>
+          <w:lang w:val="en-US"/>
+        </w:rPr>
+        <w:t>Props Drilling Example (Core Example)</w:t>
+      </w:r>
+    </w:p>
+    <w:p>
+      <w:pPr>
+        <w:rPr>
+          <w:b/>
+          <w:bCs/>
+        </w:rPr>
+      </w:pPr>
+      <w:r>
+        <w:rPr>
+          <w:b/>
+          <w:bCs/>
+        </w:rPr>
+        <w:lastRenderedPageBreak/>
+        <w:t>Component Structure:</w:t>
+      </w:r>
+    </w:p>
+    <w:p>
+      <w:pPr>
+        <w:rPr>
+          <w:lang w:val="en-US"/>
+        </w:rPr>
+      </w:pPr>
+      <w:r>
+        <w:rPr>
+          <w:lang w:val="en-US"/>
+        </w:rPr>
+        <w:t>App</w:t>
+      </w:r>
+    </w:p>
+    <w:p>
+      <w:pPr>
+        <w:rPr>
+          <w:lang w:val="en-US"/>
+        </w:rPr>
+      </w:pPr>
+      <w:r>
+        <w:rPr>
+          <w:lang w:val="en-US"/>
+        </w:rPr>
+        <w:t xml:space="preserve"> └── Parent</w:t>
+      </w:r>
+    </w:p>
+    <w:p>
+      <w:pPr>
+        <w:rPr>
+          <w:lang w:val="en-US"/>
+        </w:rPr>
+      </w:pPr>
+      <w:r>
+        <w:rPr>
+          <w:lang w:val="en-US"/>
+        </w:rPr>
+        <w:t xml:space="preserve">      └── Child</w:t>
+      </w:r>
+    </w:p>
+    <w:p>
+      <w:pPr>
+        <w:rPr>
+          <w:lang w:val="en-US"/>
+        </w:rPr>
+      </w:pPr>
+      <w:r>
+        <w:rPr>
+          <w:lang w:val="en-US"/>
+        </w:rPr>
+        <w:t xml:space="preserve">           └── </w:t>
+      </w:r>
+      <w:proofErr w:type="spellStart"/>
+      <w:r>
+        <w:rPr>
+          <w:lang w:val="en-US"/>
+        </w:rPr>
+        <w:t>GrandChild</w:t>
+      </w:r>
+      <w:proofErr w:type="spellEnd"/>
+    </w:p>
+    <w:p>
+      <w:pPr>
+        <w:rPr>
+          <w:b/>
+          <w:bCs/>
+        </w:rPr>
+      </w:pPr>
+      <w:proofErr w:type="spellStart"/>
+      <w:r>
+        <w:rPr>
+          <w:b/>
+          <w:bCs/>
+        </w:rPr>
+        <w:t>App.jsx</w:t>
+      </w:r>
+      <w:proofErr w:type="spellEnd"/>
+      <w:r>
+        <w:rPr>
+          <w:b/>
+          <w:bCs/>
+        </w:rPr>
+        <w:t>:</w:t>
+      </w:r>
+    </w:p>
+    <w:p/>
+    <w:p>
+      <w:pPr>
+        <w:rPr>
+          <w:lang w:val="en-US"/>
+        </w:rPr>
+      </w:pPr>
+      <w:r>
+        <w:rPr>
+          <w:lang w:val="en-US"/>
+        </w:rPr>
+        <w:t xml:space="preserve">function </w:t>
+      </w:r>
+      <w:proofErr w:type="gramStart"/>
+      <w:r>
+        <w:rPr>
+          <w:lang w:val="en-US"/>
+        </w:rPr>
+        <w:t>App(</w:t>
+      </w:r>
+      <w:proofErr w:type="gramEnd"/>
+      <w:r>
+        <w:rPr>
+          <w:lang w:val="en-US"/>
+        </w:rPr>
+        <w:t>) {</w:t>
+      </w:r>
+    </w:p>
+    <w:p>
+      <w:pPr>
+        <w:rPr>
+          <w:lang w:val="en-US"/>
+        </w:rPr>
+      </w:pPr>
+      <w:r>
+        <w:rPr>
+          <w:lang w:val="en-US"/>
+        </w:rPr>
+        <w:t xml:space="preserve">  const user = "Amit</w:t>
+      </w:r>
+      <w:proofErr w:type="gramStart"/>
+      <w:r>
+        <w:rPr>
+          <w:lang w:val="en-US"/>
+        </w:rPr>
+        <w:t>";</w:t>
+      </w:r>
+      <w:proofErr w:type="gramEnd"/>
+    </w:p>
+    <w:p>
+      <w:pPr>
+        <w:rPr>
+          <w:lang w:val="en-US"/>
+        </w:rPr>
+      </w:pPr>
+    </w:p>
+    <w:p>
+      <w:pPr>
+        <w:rPr>
+          <w:lang w:val="en-US"/>
+        </w:rPr>
+      </w:pPr>
+      <w:r>
+        <w:rPr>
+          <w:lang w:val="en-US"/>
+        </w:rPr>
+        <w:t xml:space="preserve">  return &lt;Parent user={user} /</w:t>
+      </w:r>
+      <w:proofErr w:type="gramStart"/>
+      <w:r>
+        <w:rPr>
+          <w:lang w:val="en-US"/>
+        </w:rPr>
+        <w:t>&gt;;</w:t>
+      </w:r>
+      <w:proofErr w:type="gramEnd"/>
+    </w:p>
+    <w:p>
+      <w:pPr>
+        <w:rPr>
+          <w:lang w:val="en-US"/>
+        </w:rPr>
+      </w:pPr>
+      <w:r>
+        <w:rPr>
+          <w:lang w:val="en-US"/>
+        </w:rPr>
+        <w:t>}</w:t>
+      </w:r>
+    </w:p>
+    <w:p/>
+    <w:p>
+      <w:pPr>
+        <w:rPr>
+          <w:b/>
+          <w:bCs/>
+        </w:rPr>
+      </w:pPr>
+      <w:proofErr w:type="spellStart"/>
+      <w:proofErr w:type="gramStart"/>
+      <w:r>
+        <w:rPr>
+          <w:b/>
+          <w:bCs/>
+        </w:rPr>
+        <w:t>Parent.jsx</w:t>
+      </w:r>
+      <w:proofErr w:type="spellEnd"/>
+      <w:r>
+        <w:rPr>
+          <w:b/>
+          <w:bCs/>
+        </w:rPr>
+        <w:t xml:space="preserve"> :</w:t>
+      </w:r>
+      <w:proofErr w:type="gramEnd"/>
+    </w:p>
+    <w:p/>
+    <w:p>
+      <w:pPr>
+        <w:rPr>
+          <w:lang w:val="en-US"/>
+        </w:rPr>
+      </w:pPr>
+      <w:r>
+        <w:rPr>
+          <w:lang w:val="en-US"/>
+        </w:rPr>
+        <w:t xml:space="preserve">function </w:t>
+      </w:r>
+      <w:proofErr w:type="gramStart"/>
+      <w:r>
+        <w:rPr>
+          <w:lang w:val="en-US"/>
+        </w:rPr>
+        <w:t>Parent({ user</w:t>
+      </w:r>
+      <w:proofErr w:type="gramEnd"/>
+      <w:r>
+        <w:rPr>
+          <w:lang w:val="en-US"/>
+        </w:rPr>
+        <w:t xml:space="preserve"> }) {</w:t>
+      </w:r>
+    </w:p>
+    <w:p>
+      <w:pPr>
+        <w:rPr>
+          <w:lang w:val="en-US"/>
+        </w:rPr>
+      </w:pPr>
+      <w:r>
+        <w:rPr>
+          <w:lang w:val="en-US"/>
+        </w:rPr>
+        <w:t xml:space="preserve">  return &lt;Child user={user} /</w:t>
+      </w:r>
+      <w:proofErr w:type="gramStart"/>
+      <w:r>
+        <w:rPr>
+          <w:lang w:val="en-US"/>
+        </w:rPr>
+        <w:t>&gt;;</w:t>
+      </w:r>
+      <w:proofErr w:type="gramEnd"/>
+    </w:p>
+    <w:p>
+      <w:pPr>
+        <w:rPr>
+          <w:lang w:val="en-US"/>
+        </w:rPr>
+      </w:pPr>
+      <w:r>
+        <w:rPr>
+          <w:lang w:val="en-US"/>
+        </w:rPr>
+        <w:t>}</w:t>
+      </w:r>
+    </w:p>
+    <w:p>
+      <w:r>
+        <w:pict w14:anchorId="22D29E81">
+          <v:rect id="_x0000_i1082" style="width:468pt;height:1.2pt" o:hralign="center" o:hrstd="t" o:hr="t" fillcolor="#a0a0a0" stroked="f"/>
+        </w:pict>
+      </w:r>
+    </w:p>
+    <w:p>
+      <w:pPr>
+        <w:rPr>
+          <w:b/>
+          <w:bCs/>
+        </w:rPr>
+      </w:pPr>
+      <w:proofErr w:type="spellStart"/>
+      <w:proofErr w:type="gramStart"/>
+      <w:r>
+        <w:rPr>
+          <w:b/>
+          <w:bCs/>
+        </w:rPr>
+        <w:t>Child.jsx</w:t>
+      </w:r>
+      <w:proofErr w:type="spellEnd"/>
+      <w:r>
+        <w:rPr>
+          <w:b/>
+          <w:bCs/>
+        </w:rPr>
+        <w:t xml:space="preserve"> :</w:t>
+      </w:r>
+      <w:proofErr w:type="gramEnd"/>
+    </w:p>
+    <w:p/>
+    <w:p>
+      <w:pPr>
+        <w:rPr>
+          <w:lang w:val="en-US"/>
+        </w:rPr>
+      </w:pPr>
+      <w:r>
+        <w:rPr>
+          <w:lang w:val="en-US"/>
+        </w:rPr>
+        <w:t xml:space="preserve">function </w:t>
+      </w:r>
+      <w:proofErr w:type="gramStart"/>
+      <w:r>
+        <w:rPr>
+          <w:lang w:val="en-US"/>
+        </w:rPr>
+        <w:t>Child({ user</w:t>
+      </w:r>
+      <w:proofErr w:type="gramEnd"/>
+      <w:r>
+        <w:rPr>
+          <w:lang w:val="en-US"/>
+        </w:rPr>
+        <w:t xml:space="preserve"> }) {</w:t>
+      </w:r>
+    </w:p>
+    <w:p>
+      <w:pPr>
+        <w:rPr>
+          <w:lang w:val="en-US"/>
+        </w:rPr>
+      </w:pPr>
+      <w:r>
+        <w:rPr>
+          <w:lang w:val="en-US"/>
+        </w:rPr>
+        <w:t xml:space="preserve">  return &lt;</w:t>
+      </w:r>
+      <w:proofErr w:type="spellStart"/>
+      <w:r>
+        <w:rPr>
+          <w:lang w:val="en-US"/>
+        </w:rPr>
+        <w:t>GrandChild</w:t>
+      </w:r>
+      <w:proofErr w:type="spellEnd"/>
+      <w:r>
+        <w:rPr>
+          <w:lang w:val="en-US"/>
+        </w:rPr>
+        <w:t xml:space="preserve"> user={user} /</w:t>
+      </w:r>
+      <w:proofErr w:type="gramStart"/>
+      <w:r>
+        <w:rPr>
+          <w:lang w:val="en-US"/>
+        </w:rPr>
+        <w:t>&gt;;</w:t>
+      </w:r>
+      <w:proofErr w:type="gramEnd"/>
+    </w:p>
+    <w:p>
+      <w:pPr>
+        <w:rPr>
+          <w:lang w:val="en-US"/>
+        </w:rPr>
+      </w:pPr>
+      <w:r>
+        <w:rPr>
+          <w:lang w:val="en-US"/>
+        </w:rPr>
+        <w:t>}</w:t>
+      </w:r>
+    </w:p>
+    <w:p>
+      <w:r>
+        <w:pict w14:anchorId="0517741D">
+          <v:rect id="_x0000_i1083" style="width:468pt;height:1.2pt" o:hralign="center" o:hrstd="t" o:hr="t" fillcolor="#a0a0a0" stroked="f"/>
+        </w:pict>
+      </w:r>
+    </w:p>
+    <w:p>
+      <w:pPr>
+        <w:rPr>
+          <w:b/>
+          <w:bCs/>
+        </w:rPr>
+      </w:pPr>
+      <w:proofErr w:type="spellStart"/>
+      <w:proofErr w:type="gramStart"/>
+      <w:r>
+        <w:rPr>
+          <w:b/>
+          <w:bCs/>
+        </w:rPr>
+        <w:t>GrandChild.jsx</w:t>
+      </w:r>
+      <w:proofErr w:type="spellEnd"/>
+      <w:r>
+        <w:rPr>
+          <w:b/>
+          <w:bCs/>
+        </w:rPr>
+        <w:t xml:space="preserve"> :</w:t>
+      </w:r>
+      <w:proofErr w:type="gramEnd"/>
+    </w:p>
+    <w:p/>
+    <w:p>
+      <w:pPr>
+        <w:rPr>
+          <w:lang w:val="en-US"/>
+        </w:rPr>
+      </w:pPr>
+      <w:r>
+        <w:rPr>
+          <w:lang w:val="en-US"/>
+        </w:rPr>
+        <w:t xml:space="preserve">function </w:t>
+      </w:r>
+      <w:proofErr w:type="spellStart"/>
+      <w:proofErr w:type="gramStart"/>
+      <w:r>
+        <w:rPr>
+          <w:lang w:val="en-US"/>
+        </w:rPr>
+        <w:t>GrandChild</w:t>
+      </w:r>
+      <w:proofErr w:type="spellEnd"/>
+      <w:r>
+        <w:rPr>
+          <w:lang w:val="en-US"/>
+        </w:rPr>
+        <w:t>({ user</w:t>
+      </w:r>
+      <w:proofErr w:type="gramEnd"/>
+      <w:r>
+        <w:rPr>
+          <w:lang w:val="en-US"/>
+        </w:rPr>
+        <w:t xml:space="preserve"> }) {</w:t>
+      </w:r>
+    </w:p>
+    <w:p>
+      <w:pPr>
+        <w:rPr>
+          <w:lang w:val="en-US"/>
+        </w:rPr>
+      </w:pPr>
+      <w:r>
+        <w:rPr>
+          <w:lang w:val="en-US"/>
+        </w:rPr>
+        <w:lastRenderedPageBreak/>
+        <w:t xml:space="preserve">  return &lt;h1&gt;</w:t>
+      </w:r>
+      <w:proofErr w:type="gramStart"/>
+      <w:r>
+        <w:rPr>
+          <w:lang w:val="en-US"/>
+        </w:rPr>
+        <w:t>Hello, {</w:t>
+      </w:r>
+      <w:proofErr w:type="gramEnd"/>
+      <w:r>
+        <w:rPr>
+          <w:lang w:val="en-US"/>
+        </w:rPr>
+        <w:t>user}&lt;/h1</w:t>
+      </w:r>
+      <w:proofErr w:type="gramStart"/>
+      <w:r>
+        <w:rPr>
+          <w:lang w:val="en-US"/>
+        </w:rPr>
+        <w:t>&gt;;</w:t>
+      </w:r>
+      <w:proofErr w:type="gramEnd"/>
+    </w:p>
+    <w:p>
+      <w:pPr>
+        <w:rPr>
+          <w:lang w:val="en-US"/>
+        </w:rPr>
+      </w:pPr>
+      <w:r>
+        <w:rPr>
+          <w:lang w:val="en-US"/>
+        </w:rPr>
+        <w:t>}</w:t>
+      </w:r>
+    </w:p>
+    <w:p>
+      <w:pPr>
+        <w:rPr>
+          <w:b/>
+          <w:lang w:val="en-US"/>
+        </w:rPr>
+      </w:pPr>
+      <w:proofErr w:type="gramStart"/>
+      <w:r>
+        <w:rPr>
+          <w:b/>
+          <w:lang w:val="en-US"/>
+        </w:rPr>
+        <w:t>Explanation :</w:t>
+      </w:r>
+      <w:proofErr w:type="gramEnd"/>
+      <w:r>
+        <w:rPr>
+          <w:b/>
+          <w:lang w:val="en-US"/>
+        </w:rPr>
+        <w:t xml:space="preserve"> user is </w:t>
+      </w:r>
+      <w:r>
+        <w:rPr>
+          <w:bCs/>
+          <w:lang w:val="en-US"/>
+        </w:rPr>
+        <w:t xml:space="preserve">used only in </w:t>
+      </w:r>
+      <w:proofErr w:type="spellStart"/>
+      <w:r>
+        <w:rPr>
+          <w:bCs/>
+          <w:lang w:val="en-US"/>
+        </w:rPr>
+        <w:t>GrandChild</w:t>
+      </w:r>
+      <w:proofErr w:type="spellEnd"/>
+      <w:r>
+        <w:rPr>
+          <w:b/>
+          <w:lang w:val="en-US"/>
+        </w:rPr>
+        <w:t xml:space="preserve">, </w:t>
+      </w:r>
+      <w:proofErr w:type="gramStart"/>
+      <w:r>
+        <w:rPr>
+          <w:b/>
+          <w:lang w:val="en-US"/>
+        </w:rPr>
+        <w:t>But</w:t>
+      </w:r>
+      <w:proofErr w:type="gramEnd"/>
+      <w:r>
+        <w:rPr>
+          <w:b/>
+          <w:lang w:val="en-US"/>
+        </w:rPr>
+        <w:t xml:space="preserve"> it had to pass through </w:t>
+      </w:r>
+      <w:r>
+        <w:rPr>
+          <w:bCs/>
+          <w:lang w:val="en-US"/>
+        </w:rPr>
+        <w:t>Parent and Child</w:t>
+      </w:r>
+      <w:r>
+        <w:rPr>
+          <w:b/>
+          <w:lang w:val="en-US"/>
+        </w:rPr>
+        <w:t xml:space="preserve">. This </w:t>
+      </w:r>
+      <w:proofErr w:type="gramStart"/>
+      <w:r>
+        <w:rPr>
+          <w:b/>
+          <w:lang w:val="en-US"/>
+        </w:rPr>
+        <w:t xml:space="preserve">is </w:t>
+      </w:r>
+      <w:r>
+        <w:rPr>
+          <w:bCs/>
+          <w:lang w:val="en-US"/>
+        </w:rPr>
+        <w:t>props</w:t>
+      </w:r>
+      <w:proofErr w:type="gramEnd"/>
+      <w:r>
+        <w:rPr>
+          <w:bCs/>
+          <w:lang w:val="en-US"/>
+        </w:rPr>
+        <w:t xml:space="preserve"> drilling.</w:t>
+      </w:r>
+    </w:p>
+    <w:p>
+      <w:pPr>
+        <w:rPr>
+          <w:lang w:val="en-US"/>
+        </w:rPr>
+      </w:pPr>
+      <w:r>
+        <w:rPr>
+          <w:lang w:val="en-US"/>
+        </w:rPr>
+        <w:t xml:space="preserve">    </w:t>
+      </w:r>
+      <w:r>
+        <w:rPr>
+          <w:b/>
+        </w:rPr>
+        <w:t xml:space="preserve">How to Avoid Props </w:t>
+      </w:r>
+      <w:proofErr w:type="gramStart"/>
+      <w:r>
+        <w:rPr>
+          <w:b/>
+        </w:rPr>
+        <w:t>Drilling :</w:t>
+      </w:r>
+      <w:proofErr w:type="gramEnd"/>
+      <w:r>
+        <w:rPr>
+          <w:b/>
+        </w:rPr>
+        <w:t xml:space="preserve"> </w:t>
+      </w:r>
+      <w:r>
+        <w:t>You can use React Context API or Libraries like Redux</w:t>
+      </w:r>
+      <w:r>
+        <w:rPr>
+          <w:lang w:val="en-US"/>
+        </w:rPr>
+        <w:t xml:space="preserve"> </w:t>
+      </w:r>
+    </w:p>
+    <w:p/>
+    <w:p>
+      <w:pPr>
+        <w:jc w:val="center"/>
+      </w:pPr>
+    </w:p>
+    <w:p>
+      <w:pPr>
+        <w:jc w:val="center"/>
+      </w:pPr>
+    </w:p>
+    <w:p>
+      <w:pPr>
+        <w:rPr>
+          <w:b/>
+          <w:lang w:val="en-US"/>
+        </w:rPr>
+      </w:pPr>
+      <w:r>
+        <w:rPr>
+          <w:b/>
+          <w:lang w:val="en-US"/>
+        </w:rPr>
+        <w:t>Context API in React</w:t>
+      </w:r>
+    </w:p>
+    <w:p>
+      <w:r>
+        <w:rPr>
+          <w:b/>
+          <w:bCs/>
+        </w:rPr>
+        <w:t>Context API solves the props drilling problem</w:t>
+      </w:r>
+      <w:r>
+        <w:t xml:space="preserve"> by allowing components to </w:t>
+      </w:r>
+      <w:r>
+        <w:rPr>
+          <w:b/>
+          <w:bCs/>
+        </w:rPr>
+        <w:t>access shared data directly</w:t>
+      </w:r>
+      <w:r>
+        <w:t>, without passing props manually at every level.</w:t>
+      </w:r>
+    </w:p>
+    <w:p>
+      <w:r>
+        <w:t xml:space="preserve">Problem: </w:t>
+      </w:r>
+    </w:p>
+    <w:p>
+      <w:pPr>
+        <w:rPr>
+          <w:b/>
+          <w:lang w:val="en-US"/>
+        </w:rPr>
+      </w:pPr>
+      <w:r>
+        <w:rPr>
+          <w:b/>
+          <w:lang w:val="en-US"/>
+        </w:rPr>
+        <w:t>App → A → B → C → D</w:t>
+      </w:r>
+    </w:p>
+    <w:p>
+      <w:r>
+        <w:t xml:space="preserve">Only </w:t>
+      </w:r>
+      <w:r>
+        <w:rPr>
+          <w:b/>
+          <w:bCs/>
+        </w:rPr>
+        <w:t>D</w:t>
+      </w:r>
+      <w:r>
+        <w:t xml:space="preserve"> needs the data, but </w:t>
+      </w:r>
+      <w:r>
+        <w:rPr>
+          <w:b/>
+          <w:bCs/>
+        </w:rPr>
+        <w:t>A, B, C</w:t>
+      </w:r>
+      <w:r>
+        <w:t xml:space="preserve"> must pass it.</w:t>
+      </w:r>
+      <w:r>
+        <w:br/>
+      </w:r>
+      <w:r>
+        <w:rPr>
+          <w:b/>
+        </w:rPr>
+        <w:t xml:space="preserve">Context </w:t>
+      </w:r>
+      <w:proofErr w:type="gramStart"/>
+      <w:r>
+        <w:rPr>
+          <w:b/>
+        </w:rPr>
+        <w:t>API :</w:t>
+      </w:r>
+      <w:proofErr w:type="gramEnd"/>
+      <w:r>
+        <w:t xml:space="preserve"> </w:t>
+      </w:r>
+      <w:r>
+        <w:rPr>
+          <w:b/>
+          <w:bCs/>
+        </w:rPr>
+        <w:t>Context API</w:t>
+      </w:r>
+      <w:r>
+        <w:t xml:space="preserve"> is a React feature that allows you to share data globally across components without passing props manually at each level.</w:t>
+      </w:r>
+    </w:p>
+    <w:p>
+      <w:pPr>
+        <w:rPr>
+          <w:lang w:val="en-US"/>
+        </w:rPr>
+      </w:pPr>
+      <w:r>
+        <w:rPr>
+          <w:lang w:val="en-US"/>
+        </w:rPr>
+        <w:t xml:space="preserve">Context API has </w:t>
+      </w:r>
+      <w:r>
+        <w:rPr>
+          <w:b/>
+          <w:bCs/>
+          <w:lang w:val="en-US"/>
+        </w:rPr>
+        <w:t>3 main parts</w:t>
+      </w:r>
+      <w:r>
+        <w:rPr>
+          <w:lang w:val="en-US"/>
+        </w:rPr>
+        <w:t>:</w:t>
+      </w:r>
+    </w:p>
+    <w:p>
+      <w:pPr>
+        <w:numPr>
+          <w:ilvl w:val="0"/>
+          <w:numId w:val="15"/>
+        </w:numPr>
+        <w:rPr>
+          <w:lang w:val="en-US"/>
+        </w:rPr>
+      </w:pPr>
+      <w:proofErr w:type="spellStart"/>
+      <w:proofErr w:type="gramStart"/>
+      <w:r>
+        <w:rPr>
+          <w:lang w:val="en-US"/>
+        </w:rPr>
+        <w:t>createContext</w:t>
+      </w:r>
+      <w:proofErr w:type="spellEnd"/>
+      <w:r>
+        <w:rPr>
+          <w:lang w:val="en-US"/>
+        </w:rPr>
+        <w:t>(</w:t>
+      </w:r>
+      <w:proofErr w:type="gramEnd"/>
+      <w:r>
+        <w:rPr>
+          <w:lang w:val="en-US"/>
+        </w:rPr>
+        <w:t>)- To initiate Context Api</w:t>
+      </w:r>
+    </w:p>
+    <w:p>
+      <w:pPr>
+        <w:numPr>
+          <w:ilvl w:val="0"/>
+          <w:numId w:val="15"/>
+        </w:numPr>
+        <w:rPr>
+          <w:lang w:val="en-US"/>
+        </w:rPr>
+      </w:pPr>
+      <w:r>
+        <w:rPr>
+          <w:lang w:val="en-US"/>
+        </w:rPr>
+        <w:t>Provider – use for update or provide data</w:t>
+      </w:r>
+    </w:p>
+    <w:p>
+      <w:pPr>
+        <w:numPr>
+          <w:ilvl w:val="0"/>
+          <w:numId w:val="15"/>
+        </w:numPr>
+        <w:rPr>
+          <w:lang w:val="en-US"/>
+        </w:rPr>
+      </w:pPr>
+      <w:proofErr w:type="spellStart"/>
+      <w:proofErr w:type="gramStart"/>
+      <w:r>
+        <w:rPr>
+          <w:lang w:val="en-US"/>
+        </w:rPr>
+        <w:t>useContext</w:t>
+      </w:r>
+      <w:proofErr w:type="spellEnd"/>
+      <w:r>
+        <w:rPr>
+          <w:lang w:val="en-US"/>
+        </w:rPr>
+        <w:t>(</w:t>
+      </w:r>
+      <w:proofErr w:type="gramEnd"/>
+      <w:r>
+        <w:rPr>
+          <w:lang w:val="en-US"/>
+        </w:rPr>
+        <w:t xml:space="preserve">)- get data from context </w:t>
+      </w:r>
+      <w:proofErr w:type="spellStart"/>
+      <w:r>
+        <w:rPr>
+          <w:lang w:val="en-US"/>
+        </w:rPr>
+        <w:t>api</w:t>
+      </w:r>
+      <w:proofErr w:type="spellEnd"/>
+    </w:p>
+    <w:p>
+      <w:pPr>
+        <w:rPr>
+          <w:b/>
+          <w:bCs/>
+          <w:lang w:val="en-US"/>
+        </w:rPr>
+      </w:pPr>
+      <w:r>
+        <w:rPr>
+          <w:b/>
+          <w:bCs/>
+          <w:lang w:val="en-US"/>
+        </w:rPr>
+        <w:t>Basic Syntax (Must Memorize)</w:t>
+      </w:r>
+    </w:p>
+    <w:p>
+      <w:pPr>
+        <w:numPr>
+          <w:ilvl w:val="0"/>
+          <w:numId w:val="16"/>
+        </w:numPr>
+        <w:rPr>
+          <w:b/>
+          <w:bCs/>
+        </w:rPr>
+      </w:pPr>
+      <w:r>
+        <w:rPr>
+          <w:b/>
+          <w:bCs/>
+        </w:rPr>
+        <w:t xml:space="preserve">Create </w:t>
+      </w:r>
+      <w:proofErr w:type="gramStart"/>
+      <w:r>
+        <w:rPr>
+          <w:b/>
+          <w:bCs/>
+        </w:rPr>
+        <w:t>Context :</w:t>
+      </w:r>
+      <w:proofErr w:type="gramEnd"/>
+    </w:p>
+    <w:p/>
+    <w:p>
+      <w:pPr>
+        <w:rPr>
+          <w:lang w:val="en-US"/>
+        </w:rPr>
+      </w:pPr>
+      <w:r>
+        <w:rPr>
+          <w:lang w:val="en-US"/>
+        </w:rPr>
+        <w:tab/>
+        <w:t xml:space="preserve">const </w:t>
+      </w:r>
+      <w:proofErr w:type="spellStart"/>
+      <w:r>
+        <w:rPr>
+          <w:lang w:val="en-US"/>
+        </w:rPr>
+        <w:t>MyContext</w:t>
+      </w:r>
+      <w:proofErr w:type="spellEnd"/>
+      <w:r>
+        <w:rPr>
+          <w:lang w:val="en-US"/>
+        </w:rPr>
+        <w:t xml:space="preserve"> = </w:t>
+      </w:r>
+      <w:proofErr w:type="spellStart"/>
+      <w:r>
+        <w:rPr>
+          <w:lang w:val="en-US"/>
+        </w:rPr>
+        <w:t>React.createContext</w:t>
+      </w:r>
+      <w:proofErr w:type="spellEnd"/>
+      <w:r>
+        <w:rPr>
+          <w:lang w:val="en-US"/>
+        </w:rPr>
+        <w:t>(</w:t>
+      </w:r>
+      <w:proofErr w:type="gramStart"/>
+      <w:r>
+        <w:rPr>
+          <w:lang w:val="en-US"/>
+        </w:rPr>
+        <w:t>);</w:t>
+      </w:r>
+      <w:proofErr w:type="gramEnd"/>
+    </w:p>
+    <w:p>
+      <w:r>
+        <w:pict w14:anchorId="40B75B53">
+          <v:rect id="_x0000_i1084" style="width:468pt;height:1.2pt" o:hralign="center" o:hrstd="t" o:hr="t" fillcolor="#a0a0a0" stroked="f"/>
+        </w:pict>
+      </w:r>
+    </w:p>
+    <w:p>
+      <w:pPr>
+        <w:numPr>
+          <w:ilvl w:val="0"/>
+          <w:numId w:val="16"/>
+        </w:numPr>
+        <w:rPr>
+          <w:b/>
+          <w:bCs/>
+        </w:rPr>
+      </w:pPr>
+      <w:r>
+        <w:rPr>
+          <w:b/>
+          <w:bCs/>
+        </w:rPr>
+        <w:t xml:space="preserve">Provide </w:t>
+      </w:r>
+      <w:proofErr w:type="gramStart"/>
+      <w:r>
+        <w:rPr>
+          <w:b/>
+          <w:bCs/>
+        </w:rPr>
+        <w:t>Context :</w:t>
+      </w:r>
+      <w:proofErr w:type="gramEnd"/>
+    </w:p>
+    <w:p/>
+    <w:p>
+      <w:pPr>
+        <w:rPr>
+          <w:lang w:val="en-US"/>
+        </w:rPr>
+      </w:pPr>
+      <w:r>
+        <w:rPr>
+          <w:lang w:val="en-US"/>
+        </w:rPr>
+        <w:tab/>
+        <w:t>&lt;</w:t>
+      </w:r>
+      <w:proofErr w:type="spellStart"/>
+      <w:r>
+        <w:rPr>
+          <w:lang w:val="en-US"/>
+        </w:rPr>
+        <w:t>MyContext.Provider</w:t>
+      </w:r>
+      <w:proofErr w:type="spellEnd"/>
+      <w:r>
+        <w:rPr>
+          <w:lang w:val="en-US"/>
+        </w:rPr>
+        <w:t xml:space="preserve"> value={data}&gt;</w:t>
+      </w:r>
+    </w:p>
+    <w:p>
+      <w:pPr>
+        <w:rPr>
+          <w:lang w:val="en-US"/>
+        </w:rPr>
+      </w:pPr>
+      <w:r>
+        <w:rPr>
+          <w:lang w:val="en-US"/>
+        </w:rPr>
+        <w:t xml:space="preserve">  </w:t>
+      </w:r>
+      <w:r>
+        <w:rPr>
+          <w:lang w:val="en-US"/>
+        </w:rPr>
+        <w:tab/>
+        <w:t xml:space="preserve">    &lt;App /&gt;</w:t>
+      </w:r>
+    </w:p>
+    <w:p>
+      <w:pPr>
+        <w:rPr>
+          <w:lang w:val="en-US"/>
+        </w:rPr>
+      </w:pPr>
+      <w:r>
+        <w:rPr>
+          <w:lang w:val="en-US"/>
+        </w:rPr>
+        <w:lastRenderedPageBreak/>
+        <w:tab/>
+        <w:t>&lt;/</w:t>
+      </w:r>
+      <w:proofErr w:type="spellStart"/>
+      <w:r>
+        <w:rPr>
+          <w:lang w:val="en-US"/>
+        </w:rPr>
+        <w:t>MyContext.Provider</w:t>
+      </w:r>
+      <w:proofErr w:type="spellEnd"/>
+      <w:r>
+        <w:rPr>
+          <w:lang w:val="en-US"/>
+        </w:rPr>
+        <w:t>&gt;</w:t>
+      </w:r>
+    </w:p>
+    <w:p>
+      <w:r>
+        <w:pict w14:anchorId="5537594A">
+          <v:rect id="_x0000_i1085" style="width:468pt;height:1.2pt" o:hralign="center" o:hrstd="t" o:hr="t" fillcolor="#a0a0a0" stroked="f"/>
+        </w:pict>
+      </w:r>
+    </w:p>
+    <w:p>
+      <w:pPr>
+        <w:numPr>
+          <w:ilvl w:val="0"/>
+          <w:numId w:val="16"/>
+        </w:numPr>
+        <w:rPr>
+          <w:b/>
+          <w:bCs/>
+        </w:rPr>
+      </w:pPr>
+      <w:r>
+        <w:rPr>
+          <w:b/>
+          <w:bCs/>
+        </w:rPr>
+        <w:t xml:space="preserve">Consume </w:t>
+      </w:r>
+      <w:proofErr w:type="gramStart"/>
+      <w:r>
+        <w:rPr>
+          <w:b/>
+          <w:bCs/>
+        </w:rPr>
+        <w:t>Context :</w:t>
+      </w:r>
+      <w:proofErr w:type="gramEnd"/>
+    </w:p>
+    <w:p/>
+    <w:p>
+      <w:pPr>
+        <w:rPr>
+          <w:lang w:val="en-US"/>
+        </w:rPr>
+      </w:pPr>
+      <w:r>
+        <w:rPr>
+          <w:lang w:val="en-US"/>
+        </w:rPr>
+        <w:tab/>
+        <w:t xml:space="preserve">const data = </w:t>
+      </w:r>
+      <w:proofErr w:type="spellStart"/>
+      <w:proofErr w:type="gramStart"/>
+      <w:r>
+        <w:rPr>
+          <w:lang w:val="en-US"/>
+        </w:rPr>
+        <w:t>useContext</w:t>
+      </w:r>
+      <w:proofErr w:type="spellEnd"/>
+      <w:r>
+        <w:rPr>
+          <w:lang w:val="en-US"/>
+        </w:rPr>
+        <w:t>(</w:t>
+      </w:r>
+      <w:proofErr w:type="spellStart"/>
+      <w:proofErr w:type="gramEnd"/>
+      <w:r>
+        <w:rPr>
+          <w:lang w:val="en-US"/>
+        </w:rPr>
+        <w:t>MyContext</w:t>
+      </w:r>
+      <w:proofErr w:type="spellEnd"/>
+      <w:proofErr w:type="gramStart"/>
+      <w:r>
+        <w:rPr>
+          <w:lang w:val="en-US"/>
+        </w:rPr>
+        <w:t>);</w:t>
+      </w:r>
+      <w:proofErr w:type="gramEnd"/>
+    </w:p>
+    <w:p/>
+    <w:p/>
+    <w:p/>
+    <w:p/>
+    <w:p/>
+    <w:p/>
+    <w:p/>
+    <w:p>
+      <w:proofErr w:type="gramStart"/>
+      <w:r>
+        <w:t>fetch(</w:t>
+      </w:r>
+      <w:proofErr w:type="gramEnd"/>
+      <w:r>
+        <w:t xml:space="preserve">) is a </w:t>
+      </w:r>
+      <w:r>
+        <w:rPr>
+          <w:b/>
+          <w:bCs/>
+        </w:rPr>
+        <w:t>JavaScript function</w:t>
+      </w:r>
+      <w:r>
+        <w:t xml:space="preserve"> that:</w:t>
+      </w:r>
+    </w:p>
+    <w:p>
+      <w:pPr>
+        <w:numPr>
+          <w:ilvl w:val="0"/>
+          <w:numId w:val="17"/>
+        </w:numPr>
+      </w:pPr>
+      <w:r>
+        <w:t>Sends a request to a URL</w:t>
+      </w:r>
+    </w:p>
+    <w:p>
+      <w:pPr>
+        <w:numPr>
+          <w:ilvl w:val="0"/>
+          <w:numId w:val="17"/>
+        </w:numPr>
+      </w:pPr>
+      <w:r>
+        <w:t>Gets data back from a server</w:t>
+      </w:r>
+    </w:p>
+    <w:p>
+      <w:r>
+        <w:t xml:space="preserve">Fetching data is </w:t>
+      </w:r>
+      <w:r>
+        <w:rPr>
+          <w:b/>
+          <w:bCs/>
+        </w:rPr>
+        <w:t>asynchronous</w:t>
+      </w:r>
+      <w:r>
+        <w:t>:</w:t>
+      </w:r>
+    </w:p>
+    <w:p>
+      <w:pPr>
+        <w:numPr>
+          <w:ilvl w:val="0"/>
+          <w:numId w:val="18"/>
+        </w:numPr>
+      </w:pPr>
+      <w:r>
+        <w:t>Browser sends request</w:t>
+      </w:r>
+    </w:p>
+    <w:p>
+      <w:pPr>
+        <w:numPr>
+          <w:ilvl w:val="0"/>
+          <w:numId w:val="18"/>
+        </w:numPr>
+      </w:pPr>
+      <w:r>
+        <w:t>Browser does NOT wait</w:t>
+      </w:r>
+    </w:p>
+    <w:p>
+      <w:pPr>
+        <w:numPr>
+          <w:ilvl w:val="0"/>
+          <w:numId w:val="18"/>
+        </w:numPr>
+      </w:pPr>
+      <w:r>
+        <w:t>Response comes later</w:t>
+      </w:r>
+    </w:p>
+    <w:p>
+      <w:proofErr w:type="gramStart"/>
+      <w:r>
+        <w:t>So</w:t>
+      </w:r>
+      <w:proofErr w:type="gramEnd"/>
+      <w:r>
+        <w:t xml:space="preserve"> JS says:</w:t>
+      </w:r>
+    </w:p>
+    <w:p>
+      <w:r>
+        <w:t>“I’ll handle it when it arrives”</w:t>
+      </w:r>
+    </w:p>
+    <w:p>
+      <w:pPr>
+        <w:rPr>
+          <w:b/>
+          <w:bCs/>
+        </w:rPr>
+      </w:pPr>
+      <w:r>
+        <w:rPr>
+          <w:b/>
+          <w:bCs/>
+        </w:rPr>
+        <w:t>Step 3: Promises (don’t panic)</w:t>
+      </w:r>
+    </w:p>
+    <w:p>
+      <w:proofErr w:type="gramStart"/>
+      <w:r>
+        <w:t>fetch(</w:t>
+      </w:r>
+      <w:proofErr w:type="gramEnd"/>
+      <w:r>
+        <w:t xml:space="preserve">) returns a </w:t>
+      </w:r>
+      <w:r>
+        <w:rPr>
+          <w:b/>
+          <w:bCs/>
+        </w:rPr>
+        <w:t>Promise</w:t>
+      </w:r>
+      <w:r>
+        <w:t>.</w:t>
+      </w:r>
+    </w:p>
+    <w:p>
+      <w:r>
+        <w:t>Think:</w:t>
+      </w:r>
+    </w:p>
+    <w:p>
+      <w:r>
+        <w:t>Promise = “I’ll give you the data later”</w:t>
+      </w:r>
+    </w:p>
+    <w:p>
+      <w:proofErr w:type="gramStart"/>
+      <w:r>
+        <w:t>So</w:t>
+      </w:r>
+      <w:proofErr w:type="gramEnd"/>
+      <w:r>
+        <w:t xml:space="preserve"> we write:</w:t>
+      </w:r>
+    </w:p>
+    <w:p>
+      <w:r>
+        <w:t>fetch("https://catfact.ninja/fact")</w:t>
+      </w:r>
+    </w:p>
+    <w:p>
+      <w:r>
+        <w:t xml:space="preserve">  </w:t>
+      </w:r>
+      <w:proofErr w:type="gramStart"/>
+      <w:r>
+        <w:t>.then</w:t>
+      </w:r>
+      <w:proofErr w:type="gramEnd"/>
+      <w:r>
+        <w:t>(response =&gt; {</w:t>
+      </w:r>
+    </w:p>
+    <w:p>
+      <w:r>
+        <w:lastRenderedPageBreak/>
+        <w:t xml:space="preserve">    return </w:t>
+      </w:r>
+      <w:proofErr w:type="spellStart"/>
+      <w:proofErr w:type="gramStart"/>
+      <w:r>
+        <w:t>response.json</w:t>
+      </w:r>
+      <w:proofErr w:type="spellEnd"/>
+      <w:proofErr w:type="gramEnd"/>
+      <w:r>
+        <w:t>(</w:t>
+      </w:r>
+      <w:proofErr w:type="gramStart"/>
+      <w:r>
+        <w:t>);</w:t>
+      </w:r>
+      <w:proofErr w:type="gramEnd"/>
+    </w:p>
+    <w:p>
+      <w:r>
+        <w:t xml:space="preserve">  })</w:t>
+      </w:r>
+    </w:p>
+    <w:p>
+      <w:r>
+        <w:t xml:space="preserve">  </w:t>
+      </w:r>
+      <w:proofErr w:type="gramStart"/>
+      <w:r>
+        <w:t>.then</w:t>
+      </w:r>
+      <w:proofErr w:type="gramEnd"/>
+      <w:r>
+        <w:t>(data =&gt; {</w:t>
+      </w:r>
+    </w:p>
+    <w:p>
+      <w:r>
+        <w:t xml:space="preserve">    console.log(data</w:t>
+      </w:r>
+      <w:proofErr w:type="gramStart"/>
+      <w:r>
+        <w:t>);</w:t>
+      </w:r>
+      <w:proofErr w:type="gramEnd"/>
+    </w:p>
+    <w:p>
+      <w:r>
+        <w:t xml:space="preserve">  }</w:t>
+      </w:r>
+      <w:proofErr w:type="gramStart"/>
+      <w:r>
+        <w:t>);</w:t>
+      </w:r>
+      <w:proofErr w:type="gramEnd"/>
+    </w:p>
+    <w:p/>
+    <w:p/>
+    <w:p>
+      <w:proofErr w:type="spellStart"/>
+      <w:r>
+        <w:t>BrowserRouter</w:t>
+      </w:r>
+      <w:proofErr w:type="spellEnd"/>
+      <w:r>
+        <w:t xml:space="preserve"> listens to the browser URL and tells React what component to show</w:t>
+      </w:r>
     </w:p>
     <w:p>
       <w:pPr>
@@ -11234,6 +14391,205 @@
     </w:lvl>
   </w:abstractNum>
   <w:abstractNum w:abstractNumId="1" w15:restartNumberingAfterBreak="0">
+    <w:nsid w:val="135F5E11"/>
+    <w:multiLevelType w:val="multilevel"/>
+    <w:tmpl w:val="DE982406"/>
+    <w:lvl w:ilvl="0">
+      <w:start w:val="1"/>
+      <w:numFmt w:val="decimal"/>
+      <w:lvlText w:val="%1."/>
+      <w:lvlJc w:val="left"/>
+      <w:pPr>
+        <w:tabs>
+          <w:tab w:val="num" w:pos="720"/>
+        </w:tabs>
+        <w:ind w:left="720" w:hanging="360"/>
+      </w:pPr>
+    </w:lvl>
+    <w:lvl w:ilvl="1">
+      <w:start w:val="1"/>
+      <w:numFmt w:val="decimal"/>
+      <w:lvlText w:val="%2."/>
+      <w:lvlJc w:val="left"/>
+      <w:pPr>
+        <w:tabs>
+          <w:tab w:val="num" w:pos="1440"/>
+        </w:tabs>
+        <w:ind w:left="1440" w:hanging="360"/>
+      </w:pPr>
+    </w:lvl>
+    <w:lvl w:ilvl="2">
+      <w:start w:val="1"/>
+      <w:numFmt w:val="decimal"/>
+      <w:lvlText w:val="%3."/>
+      <w:lvlJc w:val="left"/>
+      <w:pPr>
+        <w:tabs>
+          <w:tab w:val="num" w:pos="2160"/>
+        </w:tabs>
+        <w:ind w:left="2160" w:hanging="360"/>
+      </w:pPr>
+    </w:lvl>
+    <w:lvl w:ilvl="3">
+      <w:start w:val="1"/>
+      <w:numFmt w:val="decimal"/>
+      <w:lvlText w:val="%4."/>
+      <w:lvlJc w:val="left"/>
+      <w:pPr>
+        <w:tabs>
+          <w:tab w:val="num" w:pos="2880"/>
+        </w:tabs>
+        <w:ind w:left="2880" w:hanging="360"/>
+      </w:pPr>
+    </w:lvl>
+    <w:lvl w:ilvl="4">
+      <w:start w:val="1"/>
+      <w:numFmt w:val="decimal"/>
+      <w:lvlText w:val="%5."/>
+      <w:lvlJc w:val="left"/>
+      <w:pPr>
+        <w:tabs>
+          <w:tab w:val="num" w:pos="3600"/>
+        </w:tabs>
+        <w:ind w:left="3600" w:hanging="360"/>
+      </w:pPr>
+    </w:lvl>
+    <w:lvl w:ilvl="5">
+      <w:start w:val="1"/>
+      <w:numFmt w:val="decimal"/>
+      <w:lvlText w:val="%6."/>
+      <w:lvlJc w:val="left"/>
+      <w:pPr>
+        <w:tabs>
+          <w:tab w:val="num" w:pos="4320"/>
+        </w:tabs>
+        <w:ind w:left="4320" w:hanging="360"/>
+      </w:pPr>
+    </w:lvl>
+    <w:lvl w:ilvl="6">
+      <w:start w:val="1"/>
+      <w:numFmt w:val="decimal"/>
+      <w:lvlText w:val="%7."/>
+      <w:lvlJc w:val="left"/>
+      <w:pPr>
+        <w:tabs>
+          <w:tab w:val="num" w:pos="5040"/>
+        </w:tabs>
+        <w:ind w:left="5040" w:hanging="360"/>
+      </w:pPr>
+    </w:lvl>
+    <w:lvl w:ilvl="7">
+      <w:start w:val="1"/>
+      <w:numFmt w:val="decimal"/>
+      <w:lvlText w:val="%8."/>
+      <w:lvlJc w:val="left"/>
+      <w:pPr>
+        <w:tabs>
+          <w:tab w:val="num" w:pos="5760"/>
+        </w:tabs>
+        <w:ind w:left="5760" w:hanging="360"/>
+      </w:pPr>
+    </w:lvl>
+    <w:lvl w:ilvl="8">
+      <w:start w:val="1"/>
+      <w:numFmt w:val="decimal"/>
+      <w:lvlText w:val="%9."/>
+      <w:lvlJc w:val="left"/>
+      <w:pPr>
+        <w:tabs>
+          <w:tab w:val="num" w:pos="6480"/>
+        </w:tabs>
+        <w:ind w:left="6480" w:hanging="360"/>
+      </w:pPr>
+    </w:lvl>
+  </w:abstractNum>
+  <w:abstractNum w:abstractNumId="2" w15:restartNumberingAfterBreak="0">
+    <w:nsid w:val="14E53AF0"/>
+    <w:multiLevelType w:val="hybridMultilevel"/>
+    <w:tmpl w:val="9D428A7A"/>
+    <w:lvl w:ilvl="0" w:tplc="0409000F">
+      <w:start w:val="1"/>
+      <w:numFmt w:val="decimal"/>
+      <w:lvlText w:val="%1."/>
+      <w:lvlJc w:val="left"/>
+      <w:pPr>
+        <w:ind w:left="720" w:hanging="360"/>
+      </w:pPr>
+    </w:lvl>
+    <w:lvl w:ilvl="1" w:tplc="04090019">
+      <w:start w:val="1"/>
+      <w:numFmt w:val="lowerLetter"/>
+      <w:lvlText w:val="%2."/>
+      <w:lvlJc w:val="left"/>
+      <w:pPr>
+        <w:ind w:left="1440" w:hanging="360"/>
+      </w:pPr>
+    </w:lvl>
+    <w:lvl w:ilvl="2" w:tplc="0409001B">
+      <w:start w:val="1"/>
+      <w:numFmt w:val="lowerRoman"/>
+      <w:lvlText w:val="%3."/>
+      <w:lvlJc w:val="right"/>
+      <w:pPr>
+        <w:ind w:left="2160" w:hanging="180"/>
+      </w:pPr>
+    </w:lvl>
+    <w:lvl w:ilvl="3" w:tplc="0409000F">
+      <w:start w:val="1"/>
+      <w:numFmt w:val="decimal"/>
+      <w:lvlText w:val="%4."/>
+      <w:lvlJc w:val="left"/>
+      <w:pPr>
+        <w:ind w:left="2880" w:hanging="360"/>
+      </w:pPr>
+    </w:lvl>
+    <w:lvl w:ilvl="4" w:tplc="04090019">
+      <w:start w:val="1"/>
+      <w:numFmt w:val="lowerLetter"/>
+      <w:lvlText w:val="%5."/>
+      <w:lvlJc w:val="left"/>
+      <w:pPr>
+        <w:ind w:left="3600" w:hanging="360"/>
+      </w:pPr>
+    </w:lvl>
+    <w:lvl w:ilvl="5" w:tplc="0409001B">
+      <w:start w:val="1"/>
+      <w:numFmt w:val="lowerRoman"/>
+      <w:lvlText w:val="%6."/>
+      <w:lvlJc w:val="right"/>
+      <w:pPr>
+        <w:ind w:left="4320" w:hanging="180"/>
+      </w:pPr>
+    </w:lvl>
+    <w:lvl w:ilvl="6" w:tplc="0409000F">
+      <w:start w:val="1"/>
+      <w:numFmt w:val="decimal"/>
+      <w:lvlText w:val="%7."/>
+      <w:lvlJc w:val="left"/>
+      <w:pPr>
+        <w:ind w:left="5040" w:hanging="360"/>
+      </w:pPr>
+    </w:lvl>
+    <w:lvl w:ilvl="7" w:tplc="04090019">
+      <w:start w:val="1"/>
+      <w:numFmt w:val="lowerLetter"/>
+      <w:lvlText w:val="%8."/>
+      <w:lvlJc w:val="left"/>
+      <w:pPr>
+        <w:ind w:left="5760" w:hanging="360"/>
+      </w:pPr>
+    </w:lvl>
+    <w:lvl w:ilvl="8" w:tplc="0409001B">
+      <w:start w:val="1"/>
+      <w:numFmt w:val="lowerRoman"/>
+      <w:lvlText w:val="%9."/>
+      <w:lvlJc w:val="right"/>
+      <w:pPr>
+        <w:ind w:left="6480" w:hanging="180"/>
+      </w:pPr>
+    </w:lvl>
+  </w:abstractNum>
+  <w:abstractNum w:abstractNumId="3" w15:restartNumberingAfterBreak="0">
     <w:nsid w:val="18953737"/>
     <w:multiLevelType w:val="multilevel"/>
     <w:tmpl w:val="0A6872DA"/>
@@ -11382,7 +14738,7 @@
       </w:rPr>
     </w:lvl>
   </w:abstractNum>
-  <w:abstractNum w:abstractNumId="2" w15:restartNumberingAfterBreak="0">
+  <w:abstractNum w:abstractNumId="4" w15:restartNumberingAfterBreak="0">
     <w:nsid w:val="1B2A44A3"/>
     <w:multiLevelType w:val="multilevel"/>
     <w:tmpl w:val="A6161F4C"/>
@@ -11495,7 +14851,7 @@
       </w:pPr>
     </w:lvl>
   </w:abstractNum>
-  <w:abstractNum w:abstractNumId="3" w15:restartNumberingAfterBreak="0">
+  <w:abstractNum w:abstractNumId="5" w15:restartNumberingAfterBreak="0">
     <w:nsid w:val="1EE86CD4"/>
     <w:multiLevelType w:val="multilevel"/>
     <w:tmpl w:val="A364C284"/>
@@ -11644,7 +15000,7 @@
       </w:rPr>
     </w:lvl>
   </w:abstractNum>
-  <w:abstractNum w:abstractNumId="4" w15:restartNumberingAfterBreak="0">
+  <w:abstractNum w:abstractNumId="6" w15:restartNumberingAfterBreak="0">
     <w:nsid w:val="28A737F6"/>
     <w:multiLevelType w:val="multilevel"/>
     <w:tmpl w:val="4C3E4ADC"/>
@@ -11793,7 +15149,7 @@
       </w:rPr>
     </w:lvl>
   </w:abstractNum>
-  <w:abstractNum w:abstractNumId="5" w15:restartNumberingAfterBreak="0">
+  <w:abstractNum w:abstractNumId="7" w15:restartNumberingAfterBreak="0">
     <w:nsid w:val="2BC429A6"/>
     <w:multiLevelType w:val="multilevel"/>
     <w:tmpl w:val="FA9260BA"/>
@@ -11942,7 +15298,7 @@
       </w:rPr>
     </w:lvl>
   </w:abstractNum>
-  <w:abstractNum w:abstractNumId="6" w15:restartNumberingAfterBreak="0">
+  <w:abstractNum w:abstractNumId="8" w15:restartNumberingAfterBreak="0">
     <w:nsid w:val="48F655ED"/>
     <w:multiLevelType w:val="multilevel"/>
     <w:tmpl w:val="43B6FC72"/>
@@ -12091,7 +15447,7 @@
       </w:rPr>
     </w:lvl>
   </w:abstractNum>
-  <w:abstractNum w:abstractNumId="7" w15:restartNumberingAfterBreak="0">
+  <w:abstractNum w:abstractNumId="9" w15:restartNumberingAfterBreak="0">
     <w:nsid w:val="4AD64B00"/>
     <w:multiLevelType w:val="multilevel"/>
     <w:tmpl w:val="F746C1D6"/>
@@ -12240,10 +15596,10 @@
       </w:rPr>
     </w:lvl>
   </w:abstractNum>
-  <w:abstractNum w:abstractNumId="8" w15:restartNumberingAfterBreak="0">
-    <w:nsid w:val="5358114E"/>
+  <w:abstractNum w:abstractNumId="10" w15:restartNumberingAfterBreak="0">
+    <w:nsid w:val="529726DD"/>
     <w:multiLevelType w:val="multilevel"/>
-    <w:tmpl w:val="04E28B30"/>
+    <w:tmpl w:val="5A281BBE"/>
     <w:lvl w:ilvl="0">
       <w:start w:val="1"/>
       <w:numFmt w:val="bullet"/>
@@ -12389,7 +15745,156 @@
       </w:rPr>
     </w:lvl>
   </w:abstractNum>
-  <w:abstractNum w:abstractNumId="9" w15:restartNumberingAfterBreak="0">
+  <w:abstractNum w:abstractNumId="11" w15:restartNumberingAfterBreak="0">
+    <w:nsid w:val="5358114E"/>
+    <w:multiLevelType w:val="multilevel"/>
+    <w:tmpl w:val="04E28B30"/>
+    <w:lvl w:ilvl="0">
+      <w:start w:val="1"/>
+      <w:numFmt w:val="bullet"/>
+      <w:lvlText w:val=""/>
+      <w:lvlJc w:val="left"/>
+      <w:pPr>
+        <w:tabs>
+          <w:tab w:val="num" w:pos="720"/>
+        </w:tabs>
+        <w:ind w:left="720" w:hanging="360"/>
+      </w:pPr>
+      <w:rPr>
+        <w:rFonts w:ascii="Symbol" w:hAnsi="Symbol" w:hint="default"/>
+        <w:sz w:val="20"/>
+      </w:rPr>
+    </w:lvl>
+    <w:lvl w:ilvl="1" w:tentative="1">
+      <w:start w:val="1"/>
+      <w:numFmt w:val="bullet"/>
+      <w:lvlText w:val="o"/>
+      <w:lvlJc w:val="left"/>
+      <w:pPr>
+        <w:tabs>
+          <w:tab w:val="num" w:pos="1440"/>
+        </w:tabs>
+        <w:ind w:left="1440" w:hanging="360"/>
+      </w:pPr>
+      <w:rPr>
+        <w:rFonts w:ascii="Courier New" w:hAnsi="Courier New" w:hint="default"/>
+        <w:sz w:val="20"/>
+      </w:rPr>
+    </w:lvl>
+    <w:lvl w:ilvl="2" w:tentative="1">
+      <w:start w:val="1"/>
+      <w:numFmt w:val="bullet"/>
+      <w:lvlText w:val=""/>
+      <w:lvlJc w:val="left"/>
+      <w:pPr>
+        <w:tabs>
+          <w:tab w:val="num" w:pos="2160"/>
+        </w:tabs>
+        <w:ind w:left="2160" w:hanging="360"/>
+      </w:pPr>
+      <w:rPr>
+        <w:rFonts w:ascii="Wingdings" w:hAnsi="Wingdings" w:hint="default"/>
+        <w:sz w:val="20"/>
+      </w:rPr>
+    </w:lvl>
+    <w:lvl w:ilvl="3" w:tentative="1">
+      <w:start w:val="1"/>
+      <w:numFmt w:val="bullet"/>
+      <w:lvlText w:val=""/>
+      <w:lvlJc w:val="left"/>
+      <w:pPr>
+        <w:tabs>
+          <w:tab w:val="num" w:pos="2880"/>
+        </w:tabs>
+        <w:ind w:left="2880" w:hanging="360"/>
+      </w:pPr>
+      <w:rPr>
+        <w:rFonts w:ascii="Wingdings" w:hAnsi="Wingdings" w:hint="default"/>
+        <w:sz w:val="20"/>
+      </w:rPr>
+    </w:lvl>
+    <w:lvl w:ilvl="4" w:tentative="1">
+      <w:start w:val="1"/>
+      <w:numFmt w:val="bullet"/>
+      <w:lvlText w:val=""/>
+      <w:lvlJc w:val="left"/>
+      <w:pPr>
+        <w:tabs>
+          <w:tab w:val="num" w:pos="3600"/>
+        </w:tabs>
+        <w:ind w:left="3600" w:hanging="360"/>
+      </w:pPr>
+      <w:rPr>
+        <w:rFonts w:ascii="Wingdings" w:hAnsi="Wingdings" w:hint="default"/>
+        <w:sz w:val="20"/>
+      </w:rPr>
+    </w:lvl>
+    <w:lvl w:ilvl="5" w:tentative="1">
+      <w:start w:val="1"/>
+      <w:numFmt w:val="bullet"/>
+      <w:lvlText w:val=""/>
+      <w:lvlJc w:val="left"/>
+      <w:pPr>
+        <w:tabs>
+          <w:tab w:val="num" w:pos="4320"/>
+        </w:tabs>
+        <w:ind w:left="4320" w:hanging="360"/>
+      </w:pPr>
+      <w:rPr>
+        <w:rFonts w:ascii="Wingdings" w:hAnsi="Wingdings" w:hint="default"/>
+        <w:sz w:val="20"/>
+      </w:rPr>
+    </w:lvl>
+    <w:lvl w:ilvl="6" w:tentative="1">
+      <w:start w:val="1"/>
+      <w:numFmt w:val="bullet"/>
+      <w:lvlText w:val=""/>
+      <w:lvlJc w:val="left"/>
+      <w:pPr>
+        <w:tabs>
+          <w:tab w:val="num" w:pos="5040"/>
+        </w:tabs>
+        <w:ind w:left="5040" w:hanging="360"/>
+      </w:pPr>
+      <w:rPr>
+        <w:rFonts w:ascii="Wingdings" w:hAnsi="Wingdings" w:hint="default"/>
+        <w:sz w:val="20"/>
+      </w:rPr>
+    </w:lvl>
+    <w:lvl w:ilvl="7" w:tentative="1">
+      <w:start w:val="1"/>
+      <w:numFmt w:val="bullet"/>
+      <w:lvlText w:val=""/>
+      <w:lvlJc w:val="left"/>
+      <w:pPr>
+        <w:tabs>
+          <w:tab w:val="num" w:pos="5760"/>
+        </w:tabs>
+        <w:ind w:left="5760" w:hanging="360"/>
+      </w:pPr>
+      <w:rPr>
+        <w:rFonts w:ascii="Wingdings" w:hAnsi="Wingdings" w:hint="default"/>
+        <w:sz w:val="20"/>
+      </w:rPr>
+    </w:lvl>
+    <w:lvl w:ilvl="8" w:tentative="1">
+      <w:start w:val="1"/>
+      <w:numFmt w:val="bullet"/>
+      <w:lvlText w:val=""/>
+      <w:lvlJc w:val="left"/>
+      <w:pPr>
+        <w:tabs>
+          <w:tab w:val="num" w:pos="6480"/>
+        </w:tabs>
+        <w:ind w:left="6480" w:hanging="360"/>
+      </w:pPr>
+      <w:rPr>
+        <w:rFonts w:ascii="Wingdings" w:hAnsi="Wingdings" w:hint="default"/>
+        <w:sz w:val="20"/>
+      </w:rPr>
+    </w:lvl>
+  </w:abstractNum>
+  <w:abstractNum w:abstractNumId="12" w15:restartNumberingAfterBreak="0">
     <w:nsid w:val="586A1BAD"/>
     <w:multiLevelType w:val="multilevel"/>
     <w:tmpl w:val="EF7CFDDE"/>
@@ -12538,7 +16043,7 @@
       </w:rPr>
     </w:lvl>
   </w:abstractNum>
-  <w:abstractNum w:abstractNumId="10" w15:restartNumberingAfterBreak="0">
+  <w:abstractNum w:abstractNumId="13" w15:restartNumberingAfterBreak="0">
     <w:nsid w:val="5C057D79"/>
     <w:multiLevelType w:val="multilevel"/>
     <w:tmpl w:val="D79C011A"/>
@@ -12687,7 +16192,7 @@
       </w:rPr>
     </w:lvl>
   </w:abstractNum>
-  <w:abstractNum w:abstractNumId="11" w15:restartNumberingAfterBreak="0">
+  <w:abstractNum w:abstractNumId="14" w15:restartNumberingAfterBreak="0">
     <w:nsid w:val="67B3130F"/>
     <w:multiLevelType w:val="multilevel"/>
     <w:tmpl w:val="AC048E0A"/>
@@ -12836,7 +16341,7 @@
       </w:rPr>
     </w:lvl>
   </w:abstractNum>
-  <w:abstractNum w:abstractNumId="12" w15:restartNumberingAfterBreak="0">
+  <w:abstractNum w:abstractNumId="15" w15:restartNumberingAfterBreak="0">
     <w:nsid w:val="700D6E79"/>
     <w:multiLevelType w:val="multilevel"/>
     <w:tmpl w:val="E5E07EF8"/>
@@ -12985,7 +16490,156 @@
       </w:rPr>
     </w:lvl>
   </w:abstractNum>
-  <w:abstractNum w:abstractNumId="13" w15:restartNumberingAfterBreak="0">
+  <w:abstractNum w:abstractNumId="16" w15:restartNumberingAfterBreak="0">
+    <w:nsid w:val="754063AF"/>
+    <w:multiLevelType w:val="multilevel"/>
+    <w:tmpl w:val="0E541CA6"/>
+    <w:lvl w:ilvl="0">
+      <w:start w:val="1"/>
+      <w:numFmt w:val="bullet"/>
+      <w:lvlText w:val=""/>
+      <w:lvlJc w:val="left"/>
+      <w:pPr>
+        <w:tabs>
+          <w:tab w:val="num" w:pos="720"/>
+        </w:tabs>
+        <w:ind w:left="720" w:hanging="360"/>
+      </w:pPr>
+      <w:rPr>
+        <w:rFonts w:ascii="Symbol" w:hAnsi="Symbol" w:hint="default"/>
+        <w:sz w:val="20"/>
+      </w:rPr>
+    </w:lvl>
+    <w:lvl w:ilvl="1" w:tentative="1">
+      <w:start w:val="1"/>
+      <w:numFmt w:val="bullet"/>
+      <w:lvlText w:val="o"/>
+      <w:lvlJc w:val="left"/>
+      <w:pPr>
+        <w:tabs>
+          <w:tab w:val="num" w:pos="1440"/>
+        </w:tabs>
+        <w:ind w:left="1440" w:hanging="360"/>
+      </w:pPr>
+      <w:rPr>
+        <w:rFonts w:ascii="Courier New" w:hAnsi="Courier New" w:hint="default"/>
+        <w:sz w:val="20"/>
+      </w:rPr>
+    </w:lvl>
+    <w:lvl w:ilvl="2" w:tentative="1">
+      <w:start w:val="1"/>
+      <w:numFmt w:val="bullet"/>
+      <w:lvlText w:val=""/>
+      <w:lvlJc w:val="left"/>
+      <w:pPr>
+        <w:tabs>
+          <w:tab w:val="num" w:pos="2160"/>
+        </w:tabs>
+        <w:ind w:left="2160" w:hanging="360"/>
+      </w:pPr>
+      <w:rPr>
+        <w:rFonts w:ascii="Wingdings" w:hAnsi="Wingdings" w:hint="default"/>
+        <w:sz w:val="20"/>
+      </w:rPr>
+    </w:lvl>
+    <w:lvl w:ilvl="3" w:tentative="1">
+      <w:start w:val="1"/>
+      <w:numFmt w:val="bullet"/>
+      <w:lvlText w:val=""/>
+      <w:lvlJc w:val="left"/>
+      <w:pPr>
+        <w:tabs>
+          <w:tab w:val="num" w:pos="2880"/>
+        </w:tabs>
+        <w:ind w:left="2880" w:hanging="360"/>
+      </w:pPr>
+      <w:rPr>
+        <w:rFonts w:ascii="Wingdings" w:hAnsi="Wingdings" w:hint="default"/>
+        <w:sz w:val="20"/>
+      </w:rPr>
+    </w:lvl>
+    <w:lvl w:ilvl="4" w:tentative="1">
+      <w:start w:val="1"/>
+      <w:numFmt w:val="bullet"/>
+      <w:lvlText w:val=""/>
+      <w:lvlJc w:val="left"/>
+      <w:pPr>
+        <w:tabs>
+          <w:tab w:val="num" w:pos="3600"/>
+        </w:tabs>
+        <w:ind w:left="3600" w:hanging="360"/>
+      </w:pPr>
+      <w:rPr>
+        <w:rFonts w:ascii="Wingdings" w:hAnsi="Wingdings" w:hint="default"/>
+        <w:sz w:val="20"/>
+      </w:rPr>
+    </w:lvl>
+    <w:lvl w:ilvl="5" w:tentative="1">
+      <w:start w:val="1"/>
+      <w:numFmt w:val="bullet"/>
+      <w:lvlText w:val=""/>
+      <w:lvlJc w:val="left"/>
+      <w:pPr>
+        <w:tabs>
+          <w:tab w:val="num" w:pos="4320"/>
+        </w:tabs>
+        <w:ind w:left="4320" w:hanging="360"/>
+      </w:pPr>
+      <w:rPr>
+        <w:rFonts w:ascii="Wingdings" w:hAnsi="Wingdings" w:hint="default"/>
+        <w:sz w:val="20"/>
+      </w:rPr>
+    </w:lvl>
+    <w:lvl w:ilvl="6" w:tentative="1">
+      <w:start w:val="1"/>
+      <w:numFmt w:val="bullet"/>
+      <w:lvlText w:val=""/>
+      <w:lvlJc w:val="left"/>
+      <w:pPr>
+        <w:tabs>
+          <w:tab w:val="num" w:pos="5040"/>
+        </w:tabs>
+        <w:ind w:left="5040" w:hanging="360"/>
+      </w:pPr>
+      <w:rPr>
+        <w:rFonts w:ascii="Wingdings" w:hAnsi="Wingdings" w:hint="default"/>
+        <w:sz w:val="20"/>
+      </w:rPr>
+    </w:lvl>
+    <w:lvl w:ilvl="7" w:tentative="1">
+      <w:start w:val="1"/>
+      <w:numFmt w:val="bullet"/>
+      <w:lvlText w:val=""/>
+      <w:lvlJc w:val="left"/>
+      <w:pPr>
+        <w:tabs>
+          <w:tab w:val="num" w:pos="5760"/>
+        </w:tabs>
+        <w:ind w:left="5760" w:hanging="360"/>
+      </w:pPr>
+      <w:rPr>
+        <w:rFonts w:ascii="Wingdings" w:hAnsi="Wingdings" w:hint="default"/>
+        <w:sz w:val="20"/>
+      </w:rPr>
+    </w:lvl>
+    <w:lvl w:ilvl="8" w:tentative="1">
+      <w:start w:val="1"/>
+      <w:numFmt w:val="bullet"/>
+      <w:lvlText w:val=""/>
+      <w:lvlJc w:val="left"/>
+      <w:pPr>
+        <w:tabs>
+          <w:tab w:val="num" w:pos="6480"/>
+        </w:tabs>
+        <w:ind w:left="6480" w:hanging="360"/>
+      </w:pPr>
+      <w:rPr>
+        <w:rFonts w:ascii="Wingdings" w:hAnsi="Wingdings" w:hint="default"/>
+        <w:sz w:val="20"/>
+      </w:rPr>
+    </w:lvl>
+  </w:abstractNum>
+  <w:abstractNum w:abstractNumId="17" w15:restartNumberingAfterBreak="0">
     <w:nsid w:val="77460A0D"/>
     <w:multiLevelType w:val="multilevel"/>
     <w:tmpl w:val="8E782026"/>
@@ -13138,48 +16792,102 @@
     <w:abstractNumId w:val="0"/>
   </w:num>
   <w:num w:numId="2" w16cid:durableId="510997729">
+    <w:abstractNumId w:val="8"/>
+  </w:num>
+  <w:num w:numId="3" w16cid:durableId="1409570495">
+    <w:abstractNumId w:val="13"/>
+  </w:num>
+  <w:num w:numId="4" w16cid:durableId="1493372136">
+    <w:abstractNumId w:val="9"/>
+  </w:num>
+  <w:num w:numId="5" w16cid:durableId="644704530">
+    <w:abstractNumId w:val="11"/>
+  </w:num>
+  <w:num w:numId="6" w16cid:durableId="796332679">
     <w:abstractNumId w:val="6"/>
   </w:num>
-  <w:num w:numId="3" w16cid:durableId="1409570495">
-    <w:abstractNumId w:val="10"/>
+  <w:num w:numId="7" w16cid:durableId="1064067298">
+    <w:abstractNumId w:val="3"/>
   </w:num>
-  <w:num w:numId="4" w16cid:durableId="1493372136">
+  <w:num w:numId="8" w16cid:durableId="1614825755">
+    <w:abstractNumId w:val="15"/>
+  </w:num>
+  <w:num w:numId="9" w16cid:durableId="951936242">
+    <w:abstractNumId w:val="12"/>
+  </w:num>
+  <w:num w:numId="10" w16cid:durableId="2132893965">
+    <w:abstractNumId w:val="4"/>
+    <w:lvlOverride w:ilvl="0">
+      <w:startOverride w:val="1"/>
+    </w:lvlOverride>
+    <w:lvlOverride w:ilvl="1">
+      <w:startOverride w:val="1"/>
+    </w:lvlOverride>
+    <w:lvlOverride w:ilvl="2">
+      <w:startOverride w:val="1"/>
+    </w:lvlOverride>
+    <w:lvlOverride w:ilvl="3">
+      <w:startOverride w:val="1"/>
+    </w:lvlOverride>
+    <w:lvlOverride w:ilvl="4">
+      <w:startOverride w:val="1"/>
+    </w:lvlOverride>
+    <w:lvlOverride w:ilvl="5">
+      <w:startOverride w:val="1"/>
+    </w:lvlOverride>
+    <w:lvlOverride w:ilvl="6">
+      <w:startOverride w:val="1"/>
+    </w:lvlOverride>
+    <w:lvlOverride w:ilvl="7">
+      <w:startOverride w:val="1"/>
+    </w:lvlOverride>
+    <w:lvlOverride w:ilvl="8">
+      <w:startOverride w:val="1"/>
+    </w:lvlOverride>
+  </w:num>
+  <w:num w:numId="11" w16cid:durableId="1749577802">
     <w:abstractNumId w:val="7"/>
   </w:num>
-  <w:num w:numId="5" w16cid:durableId="644704530">
-    <w:abstractNumId w:val="8"/>
+  <w:num w:numId="12" w16cid:durableId="1917780774">
+    <w:abstractNumId w:val="14"/>
   </w:num>
-  <w:num w:numId="6" w16cid:durableId="796332679">
-    <w:abstractNumId w:val="4"/>
+  <w:num w:numId="13" w16cid:durableId="787814188">
+    <w:abstractNumId w:val="5"/>
   </w:num>
-  <w:num w:numId="7" w16cid:durableId="1064067298">
+  <w:num w:numId="14" w16cid:durableId="308369682">
+    <w:abstractNumId w:val="17"/>
+  </w:num>
+  <w:num w:numId="15" w16cid:durableId="1029721142">
     <w:abstractNumId w:val="1"/>
+    <w:lvlOverride w:ilvl="0">
+      <w:startOverride w:val="1"/>
+    </w:lvlOverride>
+    <w:lvlOverride w:ilvl="1">
+      <w:startOverride w:val="1"/>
+    </w:lvlOverride>
+    <w:lvlOverride w:ilvl="2">
+      <w:startOverride w:val="1"/>
+    </w:lvlOverride>
+    <w:lvlOverride w:ilvl="3">
+      <w:startOverride w:val="1"/>
+    </w:lvlOverride>
+    <w:lvlOverride w:ilvl="4">
+      <w:startOverride w:val="1"/>
+    </w:lvlOverride>
+    <w:lvlOverride w:ilvl="5">
+      <w:startOverride w:val="1"/>
+    </w:lvlOverride>
+    <w:lvlOverride w:ilvl="6">
+      <w:startOverride w:val="1"/>
+    </w:lvlOverride>
+    <w:lvlOverride w:ilvl="7">
+      <w:startOverride w:val="1"/>
+    </w:lvlOverride>
+    <w:lvlOverride w:ilvl="8">
+      <w:startOverride w:val="1"/>
+    </w:lvlOverride>
   </w:num>
-  <w:num w:numId="8" w16cid:durableId="1614825755">
-    <w:abstractNumId w:val="12"/>
-    <w:lvlOverride w:ilvl="0"/>
-    <w:lvlOverride w:ilvl="1"/>
-    <w:lvlOverride w:ilvl="2"/>
-    <w:lvlOverride w:ilvl="3"/>
-    <w:lvlOverride w:ilvl="4"/>
-    <w:lvlOverride w:ilvl="5"/>
-    <w:lvlOverride w:ilvl="6"/>
-    <w:lvlOverride w:ilvl="7"/>
-    <w:lvlOverride w:ilvl="8"/>
-  </w:num>
-  <w:num w:numId="9" w16cid:durableId="951936242">
-    <w:abstractNumId w:val="9"/>
-    <w:lvlOverride w:ilvl="0"/>
-    <w:lvlOverride w:ilvl="1"/>
-    <w:lvlOverride w:ilvl="2"/>
-    <w:lvlOverride w:ilvl="3"/>
-    <w:lvlOverride w:ilvl="4"/>
-    <w:lvlOverride w:ilvl="5"/>
-    <w:lvlOverride w:ilvl="6"/>
-    <w:lvlOverride w:ilvl="7"/>
-    <w:lvlOverride w:ilvl="8"/>
-  </w:num>
-  <w:num w:numId="10" w16cid:durableId="2132893965">
+  <w:num w:numId="16" w16cid:durableId="1826780608">
     <w:abstractNumId w:val="2"/>
     <w:lvlOverride w:ilvl="0">
       <w:startOverride w:val="1"/>
@@ -13209,53 +16917,11 @@
       <w:startOverride w:val="1"/>
     </w:lvlOverride>
   </w:num>
-  <w:num w:numId="11" w16cid:durableId="1749577802">
-    <w:abstractNumId w:val="5"/>
-    <w:lvlOverride w:ilvl="0"/>
-    <w:lvlOverride w:ilvl="1"/>
-    <w:lvlOverride w:ilvl="2"/>
-    <w:lvlOverride w:ilvl="3"/>
-    <w:lvlOverride w:ilvl="4"/>
-    <w:lvlOverride w:ilvl="5"/>
-    <w:lvlOverride w:ilvl="6"/>
-    <w:lvlOverride w:ilvl="7"/>
-    <w:lvlOverride w:ilvl="8"/>
+  <w:num w:numId="17" w16cid:durableId="677270759">
+    <w:abstractNumId w:val="16"/>
   </w:num>
-  <w:num w:numId="12" w16cid:durableId="1917780774">
-    <w:abstractNumId w:val="11"/>
-    <w:lvlOverride w:ilvl="0"/>
-    <w:lvlOverride w:ilvl="1"/>
-    <w:lvlOverride w:ilvl="2"/>
-    <w:lvlOverride w:ilvl="3"/>
-    <w:lvlOverride w:ilvl="4"/>
-    <w:lvlOverride w:ilvl="5"/>
-    <w:lvlOverride w:ilvl="6"/>
-    <w:lvlOverride w:ilvl="7"/>
-    <w:lvlOverride w:ilvl="8"/>
-  </w:num>
-  <w:num w:numId="13" w16cid:durableId="787814188">
-    <w:abstractNumId w:val="3"/>
-    <w:lvlOverride w:ilvl="0"/>
-    <w:lvlOverride w:ilvl="1"/>
-    <w:lvlOverride w:ilvl="2"/>
-    <w:lvlOverride w:ilvl="3"/>
-    <w:lvlOverride w:ilvl="4"/>
-    <w:lvlOverride w:ilvl="5"/>
-    <w:lvlOverride w:ilvl="6"/>
-    <w:lvlOverride w:ilvl="7"/>
-    <w:lvlOverride w:ilvl="8"/>
-  </w:num>
-  <w:num w:numId="14" w16cid:durableId="308369682">
-    <w:abstractNumId w:val="13"/>
-    <w:lvlOverride w:ilvl="0"/>
-    <w:lvlOverride w:ilvl="1"/>
-    <w:lvlOverride w:ilvl="2"/>
-    <w:lvlOverride w:ilvl="3"/>
-    <w:lvlOverride w:ilvl="4"/>
-    <w:lvlOverride w:ilvl="5"/>
-    <w:lvlOverride w:ilvl="6"/>
-    <w:lvlOverride w:ilvl="7"/>
-    <w:lvlOverride w:ilvl="8"/>
+  <w:num w:numId="18" w16cid:durableId="1364554727">
+    <w:abstractNumId w:val="10"/>
   </w:num>
 </w:numbering>
 </file>
@@ -13863,6 +17529,7 @@
   <w:style w:type="character" w:default="1" w:styleId="DefaultParagraphFont">
     <w:name w:val="Default Paragraph Font"/>
     <w:uiPriority w:val="1"/>
+    <w:semiHidden/>
     <w:unhideWhenUsed/>
   </w:style>
   <w:style w:type="table" w:default="1" w:styleId="TableNormal">
